--- a/pytest iterview questions.docx
+++ b/pytest iterview questions.docx
@@ -24,6 +24,7 @@
         <w:t xml:space="preserve">What is </w:t>
       </w:r>
       <w:proofErr w:type="spellStart"/>
+      <w:proofErr w:type="gramStart"/>
       <w:r>
         <w:rPr>
           <w:sz w:val="18"/>
@@ -39,8 +40,202 @@
           <w:szCs w:val="18"/>
           <w:lang w:val="en-US"/>
         </w:rPr>
-        <w:t xml:space="preserve"> ? why do we use that?</w:t>
-      </w:r>
+        <w:t xml:space="preserve"> ?</w:t>
+      </w:r>
+      <w:proofErr w:type="gramEnd"/>
+      <w:r>
+        <w:rPr>
+          <w:sz w:val="18"/>
+          <w:szCs w:val="18"/>
+          <w:lang w:val="en-US"/>
+        </w:rPr>
+        <w:t xml:space="preserve"> why do we use that?</w:t>
+      </w:r>
+    </w:p>
+    <w:p>
+      <w:pPr>
+        <w:pStyle w:val="ListParagraph"/>
+        <w:rPr>
+          <w:sz w:val="18"/>
+          <w:szCs w:val="18"/>
+        </w:rPr>
+      </w:pPr>
+      <w:r>
+        <w:rPr>
+          <w:b/>
+          <w:bCs/>
+          <w:sz w:val="18"/>
+          <w:szCs w:val="18"/>
+        </w:rPr>
+        <w:t>Definition:</w:t>
+      </w:r>
+      <w:r>
+        <w:rPr>
+          <w:sz w:val="18"/>
+          <w:szCs w:val="18"/>
+        </w:rPr>
+        <w:br/>
+      </w:r>
+      <w:proofErr w:type="spellStart"/>
+      <w:r>
+        <w:rPr>
+          <w:sz w:val="18"/>
+          <w:szCs w:val="18"/>
+        </w:rPr>
+        <w:t>pytest</w:t>
+      </w:r>
+      <w:proofErr w:type="spellEnd"/>
+      <w:r>
+        <w:rPr>
+          <w:sz w:val="18"/>
+          <w:szCs w:val="18"/>
+        </w:rPr>
+        <w:t xml:space="preserve"> is a Python testing framework that makes it easy to write simple and scalable test cases. It can be used for unit, integration, and functional testing.</w:t>
+      </w:r>
+    </w:p>
+    <w:p>
+      <w:pPr>
+        <w:pStyle w:val="ListParagraph"/>
+        <w:rPr>
+          <w:sz w:val="18"/>
+          <w:szCs w:val="18"/>
+        </w:rPr>
+      </w:pPr>
+      <w:r>
+        <w:rPr>
+          <w:b/>
+          <w:bCs/>
+          <w:sz w:val="18"/>
+          <w:szCs w:val="18"/>
+        </w:rPr>
+        <w:t>Why use it?</w:t>
+      </w:r>
+    </w:p>
+    <w:p>
+      <w:pPr>
+        <w:pStyle w:val="ListParagraph"/>
+        <w:numPr>
+          <w:ilvl w:val="0"/>
+          <w:numId w:val="16"/>
+        </w:numPr>
+        <w:rPr>
+          <w:sz w:val="18"/>
+          <w:szCs w:val="18"/>
+        </w:rPr>
+      </w:pPr>
+      <w:r>
+        <w:rPr>
+          <w:sz w:val="18"/>
+          <w:szCs w:val="18"/>
+        </w:rPr>
+        <w:t xml:space="preserve">Simple syntax (no boilerplate code, unlike </w:t>
+      </w:r>
+      <w:proofErr w:type="spellStart"/>
+      <w:r>
+        <w:rPr>
+          <w:sz w:val="18"/>
+          <w:szCs w:val="18"/>
+        </w:rPr>
+        <w:t>unittest</w:t>
+      </w:r>
+      <w:proofErr w:type="spellEnd"/>
+      <w:r>
+        <w:rPr>
+          <w:sz w:val="18"/>
+          <w:szCs w:val="18"/>
+        </w:rPr>
+        <w:t>)</w:t>
+      </w:r>
+    </w:p>
+    <w:p>
+      <w:pPr>
+        <w:pStyle w:val="ListParagraph"/>
+        <w:numPr>
+          <w:ilvl w:val="0"/>
+          <w:numId w:val="16"/>
+        </w:numPr>
+        <w:rPr>
+          <w:sz w:val="18"/>
+          <w:szCs w:val="18"/>
+        </w:rPr>
+      </w:pPr>
+      <w:r>
+        <w:rPr>
+          <w:sz w:val="18"/>
+          <w:szCs w:val="18"/>
+        </w:rPr>
+        <w:t>Powerful features: fixtures, parameterization, plugins</w:t>
+      </w:r>
+    </w:p>
+    <w:p>
+      <w:pPr>
+        <w:pStyle w:val="ListParagraph"/>
+        <w:numPr>
+          <w:ilvl w:val="0"/>
+          <w:numId w:val="16"/>
+        </w:numPr>
+        <w:rPr>
+          <w:sz w:val="18"/>
+          <w:szCs w:val="18"/>
+        </w:rPr>
+      </w:pPr>
+      <w:r>
+        <w:rPr>
+          <w:sz w:val="18"/>
+          <w:szCs w:val="18"/>
+        </w:rPr>
+        <w:t>Auto-discovery of tests</w:t>
+      </w:r>
+    </w:p>
+    <w:p>
+      <w:pPr>
+        <w:pStyle w:val="ListParagraph"/>
+        <w:numPr>
+          <w:ilvl w:val="0"/>
+          <w:numId w:val="16"/>
+        </w:numPr>
+        <w:rPr>
+          <w:sz w:val="18"/>
+          <w:szCs w:val="18"/>
+        </w:rPr>
+      </w:pPr>
+      <w:r>
+        <w:rPr>
+          <w:sz w:val="18"/>
+          <w:szCs w:val="18"/>
+        </w:rPr>
+        <w:t>Detailed assertion introspection</w:t>
+      </w:r>
+    </w:p>
+    <w:p>
+      <w:pPr>
+        <w:pStyle w:val="ListParagraph"/>
+        <w:numPr>
+          <w:ilvl w:val="0"/>
+          <w:numId w:val="16"/>
+        </w:numPr>
+        <w:rPr>
+          <w:sz w:val="18"/>
+          <w:szCs w:val="18"/>
+        </w:rPr>
+      </w:pPr>
+      <w:r>
+        <w:rPr>
+          <w:sz w:val="18"/>
+          <w:szCs w:val="18"/>
+        </w:rPr>
+        <w:t>Supports parallel execution, marking, skipping tests</w:t>
+      </w:r>
+    </w:p>
+    <w:p>
+      <w:pPr>
+        <w:pStyle w:val="ListParagraph"/>
+        <w:rPr>
+          <w:sz w:val="18"/>
+          <w:szCs w:val="18"/>
+          <w:lang w:val="en-US"/>
+        </w:rPr>
+      </w:pPr>
     </w:p>
     <w:p>
       <w:pPr>
@@ -85,34 +280,242 @@
     <w:p>
       <w:pPr>
         <w:pStyle w:val="ListParagraph"/>
+        <w:rPr>
+          <w:sz w:val="18"/>
+          <w:szCs w:val="18"/>
+        </w:rPr>
+      </w:pPr>
+      <w:r>
+        <w:rPr>
+          <w:sz w:val="18"/>
+          <w:szCs w:val="18"/>
+        </w:rPr>
+        <w:t xml:space="preserve">A </w:t>
+      </w:r>
+      <w:r>
+        <w:rPr>
+          <w:b/>
+          <w:bCs/>
+          <w:sz w:val="18"/>
+          <w:szCs w:val="18"/>
+        </w:rPr>
+        <w:t>fixture</w:t>
+      </w:r>
+      <w:r>
+        <w:rPr>
+          <w:sz w:val="18"/>
+          <w:szCs w:val="18"/>
+        </w:rPr>
+        <w:t xml:space="preserve"> is used to set up and tear down resources before and after tests.</w:t>
+      </w:r>
+    </w:p>
+    <w:p>
+      <w:pPr>
+        <w:pStyle w:val="ListParagraph"/>
+        <w:rPr>
+          <w:sz w:val="18"/>
+          <w:szCs w:val="18"/>
+        </w:rPr>
+      </w:pPr>
+      <w:r>
+        <w:rPr>
+          <w:sz w:val="18"/>
+          <w:szCs w:val="18"/>
+        </w:rPr>
+        <w:t>Example:</w:t>
+      </w:r>
+    </w:p>
+    <w:p>
+      <w:pPr>
+        <w:pStyle w:val="ListParagraph"/>
         <w:numPr>
           <w:ilvl w:val="0"/>
-          <w:numId w:val="1"/>
+          <w:numId w:val="17"/>
         </w:numPr>
         <w:rPr>
           <w:sz w:val="18"/>
           <w:szCs w:val="18"/>
+        </w:rPr>
+      </w:pPr>
+      <w:r>
+        <w:rPr>
+          <w:sz w:val="18"/>
+          <w:szCs w:val="18"/>
+        </w:rPr>
+        <w:t xml:space="preserve">launch browser </w:t>
+      </w:r>
+    </w:p>
+    <w:p>
+      <w:pPr>
+        <w:pStyle w:val="ListParagraph"/>
+        <w:numPr>
+          <w:ilvl w:val="0"/>
+          <w:numId w:val="17"/>
+        </w:numPr>
+        <w:rPr>
+          <w:sz w:val="18"/>
+          <w:szCs w:val="18"/>
+        </w:rPr>
+      </w:pPr>
+      <w:r>
+        <w:rPr>
+          <w:sz w:val="18"/>
+          <w:szCs w:val="18"/>
+        </w:rPr>
+        <w:t xml:space="preserve">login </w:t>
+      </w:r>
+    </w:p>
+    <w:p>
+      <w:pPr>
+        <w:pStyle w:val="ListParagraph"/>
+        <w:numPr>
+          <w:ilvl w:val="0"/>
+          <w:numId w:val="17"/>
+        </w:numPr>
+        <w:rPr>
+          <w:sz w:val="18"/>
+          <w:szCs w:val="18"/>
+        </w:rPr>
+      </w:pPr>
+      <w:r>
+        <w:rPr>
+          <w:sz w:val="18"/>
+          <w:szCs w:val="18"/>
+        </w:rPr>
+        <w:t xml:space="preserve">database connection </w:t>
+      </w:r>
+    </w:p>
+    <w:p>
+      <w:pPr>
+        <w:pStyle w:val="ListParagraph"/>
+        <w:rPr>
+          <w:sz w:val="18"/>
+          <w:szCs w:val="18"/>
+        </w:rPr>
+      </w:pPr>
+      <w:r>
+        <w:rPr>
+          <w:sz w:val="18"/>
+          <w:szCs w:val="18"/>
+        </w:rPr>
+        <w:t xml:space="preserve">import </w:t>
+      </w:r>
+      <w:proofErr w:type="spellStart"/>
+      <w:r>
+        <w:rPr>
+          <w:sz w:val="18"/>
+          <w:szCs w:val="18"/>
+        </w:rPr>
+        <w:t>pytest</w:t>
+      </w:r>
+      <w:proofErr w:type="spellEnd"/>
+      <w:r>
+        <w:rPr>
+          <w:sz w:val="18"/>
+          <w:szCs w:val="18"/>
+        </w:rPr>
+        <w:br/>
+        <w:t>@</w:t>
+      </w:r>
+      <w:proofErr w:type="gramStart"/>
+      <w:r>
+        <w:rPr>
+          <w:sz w:val="18"/>
+          <w:szCs w:val="18"/>
+        </w:rPr>
+        <w:t>pytest.fixture</w:t>
+      </w:r>
+      <w:proofErr w:type="gramEnd"/>
+      <w:r>
+        <w:rPr>
+          <w:sz w:val="18"/>
+          <w:szCs w:val="18"/>
+        </w:rPr>
+        <w:br/>
+        <w:t xml:space="preserve">def </w:t>
+      </w:r>
+      <w:proofErr w:type="gramStart"/>
+      <w:r>
+        <w:rPr>
+          <w:sz w:val="18"/>
+          <w:szCs w:val="18"/>
+        </w:rPr>
+        <w:t>setup(</w:t>
+      </w:r>
+      <w:proofErr w:type="gramEnd"/>
+      <w:r>
+        <w:rPr>
+          <w:sz w:val="18"/>
+          <w:szCs w:val="18"/>
+        </w:rPr>
+        <w:t>):</w:t>
+      </w:r>
+      <w:r>
+        <w:rPr>
+          <w:sz w:val="18"/>
+          <w:szCs w:val="18"/>
+        </w:rPr>
+        <w:br/>
+        <w:t xml:space="preserve">    </w:t>
+      </w:r>
+      <w:proofErr w:type="gramStart"/>
+      <w:r>
+        <w:rPr>
+          <w:sz w:val="18"/>
+          <w:szCs w:val="18"/>
+        </w:rPr>
+        <w:t>print(</w:t>
+      </w:r>
+      <w:proofErr w:type="gramEnd"/>
+      <w:r>
+        <w:rPr>
+          <w:sz w:val="18"/>
+          <w:szCs w:val="18"/>
+        </w:rPr>
+        <w:t>"Before test")</w:t>
+      </w:r>
+      <w:r>
+        <w:rPr>
+          <w:sz w:val="18"/>
+          <w:szCs w:val="18"/>
+        </w:rPr>
+        <w:br/>
+        <w:t xml:space="preserve">    yield</w:t>
+      </w:r>
+      <w:r>
+        <w:rPr>
+          <w:sz w:val="18"/>
+          <w:szCs w:val="18"/>
+        </w:rPr>
+        <w:br/>
+        <w:t xml:space="preserve">    </w:t>
+      </w:r>
+      <w:proofErr w:type="gramStart"/>
+      <w:r>
+        <w:rPr>
+          <w:sz w:val="18"/>
+          <w:szCs w:val="18"/>
+        </w:rPr>
+        <w:t>print(</w:t>
+      </w:r>
+      <w:proofErr w:type="gramEnd"/>
+      <w:r>
+        <w:rPr>
+          <w:sz w:val="18"/>
+          <w:szCs w:val="18"/>
+        </w:rPr>
+        <w:t>"After test")</w:t>
+      </w:r>
+    </w:p>
+    <w:p>
+      <w:pPr>
+        <w:pStyle w:val="ListParagraph"/>
+        <w:rPr>
+          <w:sz w:val="18"/>
+          <w:szCs w:val="18"/>
           <w:lang w:val="en-US"/>
         </w:rPr>
       </w:pPr>
-      <w:r>
-        <w:rPr>
-          <w:sz w:val="18"/>
-          <w:szCs w:val="18"/>
-          <w:lang w:val="en-US"/>
-        </w:rPr>
-        <w:t xml:space="preserve">How do you run test with </w:t>
-      </w:r>
-      <w:proofErr w:type="spellStart"/>
-      <w:r>
-        <w:rPr>
-          <w:sz w:val="18"/>
-          <w:szCs w:val="18"/>
-          <w:lang w:val="en-US"/>
-        </w:rPr>
-        <w:t>pytest</w:t>
-      </w:r>
-      <w:proofErr w:type="spellEnd"/>
     </w:p>
     <w:p>
       <w:pPr>
@@ -133,7 +536,25 @@
           <w:szCs w:val="18"/>
           <w:lang w:val="en-US"/>
         </w:rPr>
-        <w:t xml:space="preserve">What is assertion in </w:t>
+        <w:t xml:space="preserve">How do you run </w:t>
+      </w:r>
+      <w:proofErr w:type="gramStart"/>
+      <w:r>
+        <w:rPr>
+          <w:sz w:val="18"/>
+          <w:szCs w:val="18"/>
+          <w:lang w:val="en-US"/>
+        </w:rPr>
+        <w:t>test</w:t>
+      </w:r>
+      <w:proofErr w:type="gramEnd"/>
+      <w:r>
+        <w:rPr>
+          <w:sz w:val="18"/>
+          <w:szCs w:val="18"/>
+          <w:lang w:val="en-US"/>
+        </w:rPr>
+        <w:t xml:space="preserve"> with </w:t>
       </w:r>
       <w:proofErr w:type="spellStart"/>
       <w:r>
@@ -145,14 +566,238 @@
         <w:t>pytest</w:t>
       </w:r>
       <w:proofErr w:type="spellEnd"/>
-      <w:r>
+    </w:p>
+    <w:p>
+      <w:pPr>
+        <w:pStyle w:val="ListParagraph"/>
+        <w:rPr>
+          <w:sz w:val="18"/>
+          <w:szCs w:val="18"/>
+        </w:rPr>
+      </w:pPr>
+      <w:proofErr w:type="spellStart"/>
+      <w:r>
+        <w:rPr>
+          <w:sz w:val="18"/>
+          <w:szCs w:val="18"/>
+        </w:rPr>
+        <w:t>pytest</w:t>
+      </w:r>
+      <w:proofErr w:type="spellEnd"/>
+      <w:r>
+        <w:rPr>
+          <w:sz w:val="18"/>
+          <w:szCs w:val="18"/>
+        </w:rPr>
+        <w:t xml:space="preserve">                     </w:t>
+      </w:r>
+      <w:r>
+        <w:rPr>
+          <w:i/>
+          <w:iCs/>
+          <w:sz w:val="18"/>
+          <w:szCs w:val="18"/>
+        </w:rPr>
+        <w:t># runs all tests in current directory</w:t>
+      </w:r>
+    </w:p>
+    <w:p>
+      <w:pPr>
+        <w:pStyle w:val="ListParagraph"/>
+        <w:rPr>
+          <w:sz w:val="18"/>
+          <w:szCs w:val="18"/>
+        </w:rPr>
+      </w:pPr>
+      <w:proofErr w:type="spellStart"/>
+      <w:r>
+        <w:rPr>
+          <w:sz w:val="18"/>
+          <w:szCs w:val="18"/>
+        </w:rPr>
+        <w:t>pytest</w:t>
+      </w:r>
+      <w:proofErr w:type="spellEnd"/>
+      <w:r>
+        <w:rPr>
+          <w:sz w:val="18"/>
+          <w:szCs w:val="18"/>
+        </w:rPr>
+        <w:t xml:space="preserve"> test_file.py        </w:t>
+      </w:r>
+      <w:r>
+        <w:rPr>
+          <w:i/>
+          <w:iCs/>
+          <w:sz w:val="18"/>
+          <w:szCs w:val="18"/>
+        </w:rPr>
+        <w:t># runs tests in specific file</w:t>
+      </w:r>
+    </w:p>
+    <w:p>
+      <w:pPr>
+        <w:pStyle w:val="ListParagraph"/>
+        <w:rPr>
+          <w:sz w:val="18"/>
+          <w:szCs w:val="18"/>
+        </w:rPr>
+      </w:pPr>
+      <w:proofErr w:type="spellStart"/>
+      <w:r>
+        <w:rPr>
+          <w:sz w:val="18"/>
+          <w:szCs w:val="18"/>
+        </w:rPr>
+        <w:t>pytest</w:t>
+      </w:r>
+      <w:proofErr w:type="spellEnd"/>
+      <w:r>
+        <w:rPr>
+          <w:sz w:val="18"/>
+          <w:szCs w:val="18"/>
+        </w:rPr>
+        <w:t xml:space="preserve"> </w:t>
+      </w:r>
+      <w:proofErr w:type="gramStart"/>
+      <w:r>
+        <w:rPr>
+          <w:sz w:val="18"/>
+          <w:szCs w:val="18"/>
+        </w:rPr>
+        <w:t>test_file.py::</w:t>
+      </w:r>
+      <w:proofErr w:type="spellStart"/>
+      <w:proofErr w:type="gramEnd"/>
+      <w:r>
+        <w:rPr>
+          <w:sz w:val="18"/>
+          <w:szCs w:val="18"/>
+        </w:rPr>
+        <w:t>test_</w:t>
+      </w:r>
+      <w:proofErr w:type="gramStart"/>
+      <w:r>
+        <w:rPr>
+          <w:sz w:val="18"/>
+          <w:szCs w:val="18"/>
+        </w:rPr>
+        <w:t>name</w:t>
+      </w:r>
+      <w:proofErr w:type="spellEnd"/>
+      <w:r>
+        <w:rPr>
+          <w:sz w:val="18"/>
+          <w:szCs w:val="18"/>
+        </w:rPr>
+        <w:t xml:space="preserve">  </w:t>
+      </w:r>
+      <w:r>
+        <w:rPr>
+          <w:i/>
+          <w:iCs/>
+          <w:sz w:val="18"/>
+          <w:szCs w:val="18"/>
+        </w:rPr>
+        <w:t>#</w:t>
+      </w:r>
+      <w:proofErr w:type="gramEnd"/>
+      <w:r>
+        <w:rPr>
+          <w:i/>
+          <w:iCs/>
+          <w:sz w:val="18"/>
+          <w:szCs w:val="18"/>
+        </w:rPr>
+        <w:t xml:space="preserve"> runs specific test</w:t>
+      </w:r>
+    </w:p>
+    <w:p>
+      <w:pPr>
+        <w:pStyle w:val="ListParagraph"/>
+        <w:rPr>
+          <w:sz w:val="18"/>
+          <w:szCs w:val="18"/>
+        </w:rPr>
+      </w:pPr>
+      <w:proofErr w:type="spellStart"/>
+      <w:proofErr w:type="gramStart"/>
+      <w:r>
+        <w:rPr>
+          <w:sz w:val="18"/>
+          <w:szCs w:val="18"/>
+        </w:rPr>
+        <w:t>pytest</w:t>
+      </w:r>
+      <w:proofErr w:type="spellEnd"/>
+      <w:r>
+        <w:rPr>
+          <w:sz w:val="18"/>
+          <w:szCs w:val="18"/>
+        </w:rPr>
+        <w:t xml:space="preserve"> -v</w:t>
+      </w:r>
+      <w:proofErr w:type="gramEnd"/>
+      <w:r>
+        <w:rPr>
+          <w:sz w:val="18"/>
+          <w:szCs w:val="18"/>
+        </w:rPr>
+        <w:t xml:space="preserve">                  </w:t>
+      </w:r>
+      <w:r>
+        <w:rPr>
+          <w:i/>
+          <w:iCs/>
+          <w:sz w:val="18"/>
+          <w:szCs w:val="18"/>
+        </w:rPr>
+        <w:t># verbose mode</w:t>
+      </w:r>
+    </w:p>
+    <w:p>
+      <w:pPr>
+        <w:pStyle w:val="ListParagraph"/>
+        <w:rPr>
+          <w:sz w:val="18"/>
+          <w:szCs w:val="18"/>
+        </w:rPr>
+      </w:pPr>
+      <w:proofErr w:type="spellStart"/>
+      <w:r>
+        <w:rPr>
+          <w:sz w:val="18"/>
+          <w:szCs w:val="18"/>
+        </w:rPr>
+        <w:t>pytest</w:t>
+      </w:r>
+      <w:proofErr w:type="spellEnd"/>
+      <w:r>
+        <w:rPr>
+          <w:sz w:val="18"/>
+          <w:szCs w:val="18"/>
+        </w:rPr>
+        <w:t xml:space="preserve"> -k "login"          </w:t>
+      </w:r>
+      <w:r>
+        <w:rPr>
+          <w:i/>
+          <w:iCs/>
+          <w:sz w:val="18"/>
+          <w:szCs w:val="18"/>
+        </w:rPr>
+        <w:t># run tests with 'login' in name</w:t>
+      </w:r>
+    </w:p>
+    <w:p>
+      <w:pPr>
+        <w:pStyle w:val="ListParagraph"/>
         <w:rPr>
           <w:sz w:val="18"/>
           <w:szCs w:val="18"/>
           <w:lang w:val="en-US"/>
         </w:rPr>
-        <w:t>. And how do we use it.</w:t>
-      </w:r>
+      </w:pPr>
     </w:p>
     <w:p>
       <w:pPr>
@@ -173,7 +818,7 @@
           <w:szCs w:val="18"/>
           <w:lang w:val="en-US"/>
         </w:rPr>
-        <w:t xml:space="preserve">What is the difference between assert and assert not in </w:t>
+        <w:t xml:space="preserve">What is assertion in </w:t>
       </w:r>
       <w:proofErr w:type="spellStart"/>
       <w:r>
@@ -185,6 +830,78 @@
         <w:t>pytest</w:t>
       </w:r>
       <w:proofErr w:type="spellEnd"/>
+      <w:r>
+        <w:rPr>
+          <w:sz w:val="18"/>
+          <w:szCs w:val="18"/>
+          <w:lang w:val="en-US"/>
+        </w:rPr>
+        <w:t>. And how do we use it.</w:t>
+      </w:r>
+    </w:p>
+    <w:p>
+      <w:pPr>
+        <w:pStyle w:val="ListParagraph"/>
+        <w:rPr>
+          <w:sz w:val="18"/>
+          <w:szCs w:val="18"/>
+          <w:lang w:val="en-US"/>
+        </w:rPr>
+      </w:pPr>
+      <w:r>
+        <w:rPr>
+          <w:sz w:val="18"/>
+          <w:szCs w:val="18"/>
+          <w:lang w:val="en-US"/>
+        </w:rPr>
+        <w:t>An assertion is a statement that checks if a condition is True. If not, the test fails</w:t>
+      </w:r>
+      <w:r>
+        <w:rPr>
+          <w:sz w:val="18"/>
+          <w:szCs w:val="18"/>
+          <w:lang w:val="en-US"/>
+        </w:rPr>
+        <w:t>.</w:t>
+      </w:r>
+    </w:p>
+    <w:p>
+      <w:pPr>
+        <w:pStyle w:val="ListParagraph"/>
+        <w:rPr>
+          <w:sz w:val="18"/>
+          <w:szCs w:val="18"/>
+          <w:lang w:val="en-US"/>
+        </w:rPr>
+      </w:pPr>
+      <w:proofErr w:type="spellStart"/>
+      <w:r>
+        <w:rPr>
+          <w:sz w:val="18"/>
+          <w:szCs w:val="18"/>
+          <w:lang w:val="en-US"/>
+        </w:rPr>
+        <w:t>pytest</w:t>
+      </w:r>
+      <w:proofErr w:type="spellEnd"/>
+      <w:r>
+        <w:rPr>
+          <w:sz w:val="18"/>
+          <w:szCs w:val="18"/>
+          <w:lang w:val="en-US"/>
+        </w:rPr>
+        <w:t xml:space="preserve"> uses Python’s built-in assert statement with enhanced failure messages.</w:t>
+      </w:r>
+    </w:p>
+    <w:p>
+      <w:pPr>
+        <w:pStyle w:val="ListParagraph"/>
+        <w:rPr>
+          <w:sz w:val="18"/>
+          <w:szCs w:val="18"/>
+          <w:lang w:val="en-US"/>
+        </w:rPr>
+      </w:pPr>
     </w:p>
     <w:p>
       <w:pPr>
@@ -205,8 +922,74 @@
           <w:szCs w:val="18"/>
           <w:lang w:val="en-US"/>
         </w:rPr>
-        <w:t>What is the pytest.ini file. What is its purpose</w:t>
-      </w:r>
+        <w:t xml:space="preserve">What is the difference between assert and assert not in </w:t>
+      </w:r>
+      <w:proofErr w:type="spellStart"/>
+      <w:r>
+        <w:rPr>
+          <w:sz w:val="18"/>
+          <w:szCs w:val="18"/>
+          <w:lang w:val="en-US"/>
+        </w:rPr>
+        <w:t>pytest</w:t>
+      </w:r>
+      <w:proofErr w:type="spellEnd"/>
+    </w:p>
+    <w:p>
+      <w:pPr>
+        <w:pStyle w:val="ListParagraph"/>
+        <w:rPr>
+          <w:sz w:val="18"/>
+          <w:szCs w:val="18"/>
+          <w:lang w:val="en-US"/>
+        </w:rPr>
+      </w:pPr>
+      <w:r>
+        <w:rPr>
+          <w:sz w:val="18"/>
+          <w:szCs w:val="18"/>
+          <w:lang w:val="en-US"/>
+        </w:rPr>
+        <w:t>assert condition → passes if condition is True</w:t>
+      </w:r>
+    </w:p>
+    <w:p>
+      <w:pPr>
+        <w:pStyle w:val="ListParagraph"/>
+        <w:rPr>
+          <w:sz w:val="18"/>
+          <w:szCs w:val="18"/>
+          <w:lang w:val="en-US"/>
+        </w:rPr>
+      </w:pPr>
+    </w:p>
+    <w:p>
+      <w:pPr>
+        <w:pStyle w:val="ListParagraph"/>
+        <w:rPr>
+          <w:sz w:val="18"/>
+          <w:szCs w:val="18"/>
+          <w:lang w:val="en-US"/>
+        </w:rPr>
+      </w:pPr>
+      <w:r>
+        <w:rPr>
+          <w:sz w:val="18"/>
+          <w:szCs w:val="18"/>
+          <w:lang w:val="en-US"/>
+        </w:rPr>
+        <w:t>assert not condition → passes if condition is False</w:t>
+      </w:r>
+    </w:p>
+    <w:p>
+      <w:pPr>
+        <w:pStyle w:val="ListParagraph"/>
+        <w:rPr>
+          <w:sz w:val="18"/>
+          <w:szCs w:val="18"/>
+          <w:lang w:val="en-US"/>
+        </w:rPr>
+      </w:pPr>
     </w:p>
     <w:p>
       <w:pPr>
@@ -227,7 +1010,25 @@
           <w:szCs w:val="18"/>
           <w:lang w:val="en-US"/>
         </w:rPr>
-        <w:t xml:space="preserve">How do you write a test cases in </w:t>
+        <w:t>What is the pytest.ini file. What is its purpose</w:t>
+      </w:r>
+    </w:p>
+    <w:p>
+      <w:pPr>
+        <w:pStyle w:val="ListParagraph"/>
+        <w:rPr>
+          <w:sz w:val="18"/>
+          <w:szCs w:val="18"/>
+          <w:lang w:val="en-US"/>
+        </w:rPr>
+      </w:pPr>
+      <w:r>
+        <w:rPr>
+          <w:sz w:val="18"/>
+          <w:szCs w:val="18"/>
+          <w:lang w:val="en-US"/>
+        </w:rPr>
+        <w:t xml:space="preserve">pytest.ini is a configuration file that defines default behavior for </w:t>
       </w:r>
       <w:proofErr w:type="spellStart"/>
       <w:r>
@@ -247,6 +1048,302 @@
         </w:rPr>
         <w:t>.</w:t>
       </w:r>
+    </w:p>
+    <w:p>
+      <w:pPr>
+        <w:pStyle w:val="ListParagraph"/>
+        <w:rPr>
+          <w:sz w:val="18"/>
+          <w:szCs w:val="18"/>
+          <w:lang w:val="en-US"/>
+        </w:rPr>
+      </w:pPr>
+      <w:r>
+        <w:rPr>
+          <w:sz w:val="18"/>
+          <w:szCs w:val="18"/>
+          <w:lang w:val="en-US"/>
+        </w:rPr>
+        <w:t>Purpose:</w:t>
+      </w:r>
+    </w:p>
+    <w:p>
+      <w:pPr>
+        <w:pStyle w:val="ListParagraph"/>
+        <w:rPr>
+          <w:sz w:val="18"/>
+          <w:szCs w:val="18"/>
+          <w:lang w:val="en-US"/>
+        </w:rPr>
+      </w:pPr>
+      <w:r>
+        <w:rPr>
+          <w:sz w:val="18"/>
+          <w:szCs w:val="18"/>
+          <w:lang w:val="en-US"/>
+        </w:rPr>
+        <w:t>Set custom markers</w:t>
+      </w:r>
+    </w:p>
+    <w:p>
+      <w:pPr>
+        <w:pStyle w:val="ListParagraph"/>
+        <w:rPr>
+          <w:sz w:val="18"/>
+          <w:szCs w:val="18"/>
+          <w:lang w:val="en-US"/>
+        </w:rPr>
+      </w:pPr>
+      <w:r>
+        <w:rPr>
+          <w:sz w:val="18"/>
+          <w:szCs w:val="18"/>
+          <w:lang w:val="en-US"/>
+        </w:rPr>
+        <w:t>Define test paths</w:t>
+      </w:r>
+    </w:p>
+    <w:p>
+      <w:pPr>
+        <w:pStyle w:val="ListParagraph"/>
+        <w:rPr>
+          <w:sz w:val="18"/>
+          <w:szCs w:val="18"/>
+          <w:lang w:val="en-US"/>
+        </w:rPr>
+      </w:pPr>
+      <w:r>
+        <w:rPr>
+          <w:sz w:val="18"/>
+          <w:szCs w:val="18"/>
+          <w:lang w:val="en-US"/>
+        </w:rPr>
+        <w:t>Set command-line options (e.g., verbosity, ignore paths)</w:t>
+      </w:r>
+    </w:p>
+    <w:p>
+      <w:pPr>
+        <w:pStyle w:val="ListParagraph"/>
+        <w:rPr>
+          <w:sz w:val="18"/>
+          <w:szCs w:val="18"/>
+          <w:lang w:val="en-US"/>
+        </w:rPr>
+      </w:pPr>
+      <w:r>
+        <w:rPr>
+          <w:sz w:val="18"/>
+          <w:szCs w:val="18"/>
+          <w:lang w:val="en-US"/>
+        </w:rPr>
+        <w:t>Register custom plugins</w:t>
+      </w:r>
+    </w:p>
+    <w:p>
+      <w:pPr>
+        <w:pStyle w:val="ListParagraph"/>
+        <w:rPr>
+          <w:sz w:val="18"/>
+          <w:szCs w:val="18"/>
+          <w:lang w:val="en-US"/>
+        </w:rPr>
+      </w:pPr>
+      <w:r>
+        <w:rPr>
+          <w:sz w:val="18"/>
+          <w:szCs w:val="18"/>
+          <w:lang w:val="en-US"/>
+        </w:rPr>
+        <w:t>Example pytest.ini:</w:t>
+      </w:r>
+    </w:p>
+    <w:p>
+      <w:pPr>
+        <w:pStyle w:val="ListParagraph"/>
+        <w:rPr>
+          <w:sz w:val="18"/>
+          <w:szCs w:val="18"/>
+          <w:lang w:val="en-US"/>
+        </w:rPr>
+      </w:pPr>
+      <w:proofErr w:type="spellStart"/>
+      <w:r>
+        <w:rPr>
+          <w:sz w:val="18"/>
+          <w:szCs w:val="18"/>
+          <w:lang w:val="en-US"/>
+        </w:rPr>
+        <w:t>ini</w:t>
+      </w:r>
+      <w:proofErr w:type="spellEnd"/>
+    </w:p>
+    <w:p>
+      <w:pPr>
+        <w:pStyle w:val="ListParagraph"/>
+        <w:rPr>
+          <w:sz w:val="18"/>
+          <w:szCs w:val="18"/>
+          <w:lang w:val="en-US"/>
+        </w:rPr>
+      </w:pPr>
+      <w:r>
+        <w:rPr>
+          <w:sz w:val="18"/>
+          <w:szCs w:val="18"/>
+          <w:lang w:val="en-US"/>
+        </w:rPr>
+        <w:t>[</w:t>
+      </w:r>
+      <w:proofErr w:type="spellStart"/>
+      <w:r>
+        <w:rPr>
+          <w:sz w:val="18"/>
+          <w:szCs w:val="18"/>
+          <w:lang w:val="en-US"/>
+        </w:rPr>
+        <w:t>pytest</w:t>
+      </w:r>
+      <w:proofErr w:type="spellEnd"/>
+      <w:r>
+        <w:rPr>
+          <w:sz w:val="18"/>
+          <w:szCs w:val="18"/>
+          <w:lang w:val="en-US"/>
+        </w:rPr>
+        <w:t>]</w:t>
+      </w:r>
+    </w:p>
+    <w:p>
+      <w:pPr>
+        <w:pStyle w:val="ListParagraph"/>
+        <w:rPr>
+          <w:sz w:val="18"/>
+          <w:szCs w:val="18"/>
+          <w:lang w:val="en-US"/>
+        </w:rPr>
+      </w:pPr>
+      <w:proofErr w:type="spellStart"/>
+      <w:r>
+        <w:rPr>
+          <w:sz w:val="18"/>
+          <w:szCs w:val="18"/>
+          <w:lang w:val="en-US"/>
+        </w:rPr>
+        <w:t>minversion</w:t>
+      </w:r>
+      <w:proofErr w:type="spellEnd"/>
+      <w:r>
+        <w:rPr>
+          <w:sz w:val="18"/>
+          <w:szCs w:val="18"/>
+          <w:lang w:val="en-US"/>
+        </w:rPr>
+        <w:t xml:space="preserve"> = 6.0</w:t>
+      </w:r>
+    </w:p>
+    <w:p>
+      <w:pPr>
+        <w:pStyle w:val="ListParagraph"/>
+        <w:rPr>
+          <w:sz w:val="18"/>
+          <w:szCs w:val="18"/>
+          <w:lang w:val="en-US"/>
+        </w:rPr>
+      </w:pPr>
+      <w:proofErr w:type="spellStart"/>
+      <w:proofErr w:type="gramStart"/>
+      <w:r>
+        <w:rPr>
+          <w:sz w:val="18"/>
+          <w:szCs w:val="18"/>
+          <w:lang w:val="en-US"/>
+        </w:rPr>
+        <w:t>testpaths</w:t>
+      </w:r>
+      <w:proofErr w:type="spellEnd"/>
+      <w:proofErr w:type="gramEnd"/>
+      <w:r>
+        <w:rPr>
+          <w:sz w:val="18"/>
+          <w:szCs w:val="18"/>
+          <w:lang w:val="en-US"/>
+        </w:rPr>
+        <w:t xml:space="preserve"> = tests</w:t>
+      </w:r>
+    </w:p>
+    <w:p>
+      <w:pPr>
+        <w:pStyle w:val="ListParagraph"/>
+        <w:rPr>
+          <w:sz w:val="18"/>
+          <w:szCs w:val="18"/>
+          <w:lang w:val="en-US"/>
+        </w:rPr>
+      </w:pPr>
+      <w:r>
+        <w:rPr>
+          <w:sz w:val="18"/>
+          <w:szCs w:val="18"/>
+          <w:lang w:val="en-US"/>
+        </w:rPr>
+        <w:t>markers =</w:t>
+      </w:r>
+    </w:p>
+    <w:p>
+      <w:pPr>
+        <w:pStyle w:val="ListParagraph"/>
+        <w:rPr>
+          <w:sz w:val="18"/>
+          <w:szCs w:val="18"/>
+          <w:lang w:val="en-US"/>
+        </w:rPr>
+      </w:pPr>
+      <w:r>
+        <w:rPr>
+          <w:sz w:val="18"/>
+          <w:szCs w:val="18"/>
+          <w:lang w:val="en-US"/>
+        </w:rPr>
+        <w:t xml:space="preserve">    slow: marks tests as slow</w:t>
+      </w:r>
+    </w:p>
+    <w:p>
+      <w:pPr>
+        <w:pStyle w:val="ListParagraph"/>
+        <w:rPr>
+          <w:sz w:val="18"/>
+          <w:szCs w:val="18"/>
+          <w:lang w:val="en-US"/>
+        </w:rPr>
+      </w:pPr>
+      <w:proofErr w:type="spellStart"/>
+      <w:r>
+        <w:rPr>
+          <w:sz w:val="18"/>
+          <w:szCs w:val="18"/>
+          <w:lang w:val="en-US"/>
+        </w:rPr>
+        <w:t>addopts</w:t>
+      </w:r>
+      <w:proofErr w:type="spellEnd"/>
+      <w:r>
+        <w:rPr>
+          <w:sz w:val="18"/>
+          <w:szCs w:val="18"/>
+          <w:lang w:val="en-US"/>
+        </w:rPr>
+        <w:t xml:space="preserve"> = -v --tb=short</w:t>
+      </w:r>
+    </w:p>
+    <w:p>
+      <w:pPr>
+        <w:pStyle w:val="ListParagraph"/>
+        <w:rPr>
+          <w:sz w:val="18"/>
+          <w:szCs w:val="18"/>
+          <w:lang w:val="en-US"/>
+        </w:rPr>
+      </w:pPr>
     </w:p>
     <w:p>
       <w:pPr>
@@ -267,7 +1364,43 @@
           <w:szCs w:val="18"/>
           <w:lang w:val="en-US"/>
         </w:rPr>
-        <w:t xml:space="preserve">What is test suit in </w:t>
+        <w:t xml:space="preserve">How do you write </w:t>
+      </w:r>
+      <w:proofErr w:type="gramStart"/>
+      <w:r>
+        <w:rPr>
+          <w:sz w:val="18"/>
+          <w:szCs w:val="18"/>
+          <w:lang w:val="en-US"/>
+        </w:rPr>
+        <w:t>a test</w:t>
+      </w:r>
+      <w:proofErr w:type="gramEnd"/>
+      <w:r>
+        <w:rPr>
+          <w:sz w:val="18"/>
+          <w:szCs w:val="18"/>
+          <w:lang w:val="en-US"/>
+        </w:rPr>
+        <w:t xml:space="preserve"> </w:t>
+      </w:r>
+      <w:proofErr w:type="gramStart"/>
+      <w:r>
+        <w:rPr>
+          <w:sz w:val="18"/>
+          <w:szCs w:val="18"/>
+          <w:lang w:val="en-US"/>
+        </w:rPr>
+        <w:t>cases</w:t>
+      </w:r>
+      <w:proofErr w:type="gramEnd"/>
+      <w:r>
+        <w:rPr>
+          <w:sz w:val="18"/>
+          <w:szCs w:val="18"/>
+          <w:lang w:val="en-US"/>
+        </w:rPr>
+        <w:t xml:space="preserve"> in </w:t>
       </w:r>
       <w:proofErr w:type="spellStart"/>
       <w:r>
@@ -287,6 +1420,70 @@
         </w:rPr>
         <w:t>.</w:t>
       </w:r>
+    </w:p>
+    <w:p>
+      <w:pPr>
+        <w:pStyle w:val="ListParagraph"/>
+        <w:rPr>
+          <w:sz w:val="18"/>
+          <w:szCs w:val="18"/>
+          <w:lang w:val="en-US"/>
+        </w:rPr>
+      </w:pPr>
+      <w:r>
+        <w:rPr>
+          <w:sz w:val="18"/>
+          <w:szCs w:val="18"/>
+          <w:lang w:val="en-US"/>
+        </w:rPr>
+        <w:t>Test functions must start with test_</w:t>
+      </w:r>
+    </w:p>
+    <w:p>
+      <w:pPr>
+        <w:pStyle w:val="ListParagraph"/>
+        <w:rPr>
+          <w:sz w:val="18"/>
+          <w:szCs w:val="18"/>
+          <w:lang w:val="en-US"/>
+        </w:rPr>
+      </w:pPr>
+      <w:r>
+        <w:rPr>
+          <w:sz w:val="18"/>
+          <w:szCs w:val="18"/>
+          <w:lang w:val="en-US"/>
+        </w:rPr>
+        <w:t>Use assert for validation</w:t>
+      </w:r>
+    </w:p>
+    <w:p>
+      <w:pPr>
+        <w:pStyle w:val="ListParagraph"/>
+        <w:rPr>
+          <w:sz w:val="18"/>
+          <w:szCs w:val="18"/>
+          <w:lang w:val="en-US"/>
+        </w:rPr>
+      </w:pPr>
+      <w:r>
+        <w:rPr>
+          <w:sz w:val="18"/>
+          <w:szCs w:val="18"/>
+          <w:lang w:val="en-US"/>
+        </w:rPr>
+        <w:t>Optional: group tests in classes (class name starts with Test)</w:t>
+      </w:r>
+    </w:p>
+    <w:p>
+      <w:pPr>
+        <w:pStyle w:val="ListParagraph"/>
+        <w:rPr>
+          <w:sz w:val="18"/>
+          <w:szCs w:val="18"/>
+          <w:lang w:val="en-US"/>
+        </w:rPr>
+      </w:pPr>
     </w:p>
     <w:p>
       <w:pPr>
@@ -307,7 +1504,7 @@
           <w:szCs w:val="18"/>
           <w:lang w:val="en-US"/>
         </w:rPr>
-        <w:t xml:space="preserve">How do you skip a test in </w:t>
+        <w:t xml:space="preserve">What is test suit in </w:t>
       </w:r>
       <w:proofErr w:type="spellStart"/>
       <w:r>
@@ -319,6 +1516,160 @@
         <w:t>pytest</w:t>
       </w:r>
       <w:proofErr w:type="spellEnd"/>
+      <w:r>
+        <w:rPr>
+          <w:sz w:val="18"/>
+          <w:szCs w:val="18"/>
+          <w:lang w:val="en-US"/>
+        </w:rPr>
+        <w:t>.</w:t>
+      </w:r>
+    </w:p>
+    <w:p>
+      <w:pPr>
+        <w:pStyle w:val="ListParagraph"/>
+        <w:rPr>
+          <w:sz w:val="18"/>
+          <w:szCs w:val="18"/>
+        </w:rPr>
+      </w:pPr>
+      <w:r>
+        <w:rPr>
+          <w:sz w:val="18"/>
+          <w:szCs w:val="18"/>
+        </w:rPr>
+        <w:t xml:space="preserve">A test suite is a collection of test cases. In </w:t>
+      </w:r>
+      <w:proofErr w:type="spellStart"/>
+      <w:r>
+        <w:rPr>
+          <w:sz w:val="18"/>
+          <w:szCs w:val="18"/>
+        </w:rPr>
+        <w:t>pytest</w:t>
+      </w:r>
+      <w:proofErr w:type="spellEnd"/>
+      <w:r>
+        <w:rPr>
+          <w:sz w:val="18"/>
+          <w:szCs w:val="18"/>
+        </w:rPr>
+        <w:t>, you can group tests:</w:t>
+      </w:r>
+    </w:p>
+    <w:p>
+      <w:pPr>
+        <w:pStyle w:val="ListParagraph"/>
+        <w:numPr>
+          <w:ilvl w:val="0"/>
+          <w:numId w:val="18"/>
+        </w:numPr>
+        <w:rPr>
+          <w:sz w:val="18"/>
+          <w:szCs w:val="18"/>
+        </w:rPr>
+      </w:pPr>
+      <w:r>
+        <w:rPr>
+          <w:sz w:val="18"/>
+          <w:szCs w:val="18"/>
+        </w:rPr>
+        <w:t>By file/module</w:t>
+      </w:r>
+    </w:p>
+    <w:p>
+      <w:pPr>
+        <w:pStyle w:val="ListParagraph"/>
+        <w:numPr>
+          <w:ilvl w:val="0"/>
+          <w:numId w:val="18"/>
+        </w:numPr>
+        <w:rPr>
+          <w:sz w:val="18"/>
+          <w:szCs w:val="18"/>
+        </w:rPr>
+      </w:pPr>
+      <w:r>
+        <w:rPr>
+          <w:sz w:val="18"/>
+          <w:szCs w:val="18"/>
+        </w:rPr>
+        <w:t>Using classes</w:t>
+      </w:r>
+    </w:p>
+    <w:p>
+      <w:pPr>
+        <w:pStyle w:val="ListParagraph"/>
+        <w:numPr>
+          <w:ilvl w:val="0"/>
+          <w:numId w:val="18"/>
+        </w:numPr>
+        <w:rPr>
+          <w:sz w:val="18"/>
+          <w:szCs w:val="18"/>
+        </w:rPr>
+      </w:pPr>
+      <w:r>
+        <w:rPr>
+          <w:sz w:val="18"/>
+          <w:szCs w:val="18"/>
+        </w:rPr>
+        <w:t>Using markers (e.g., @</w:t>
+      </w:r>
+      <w:proofErr w:type="gramStart"/>
+      <w:r>
+        <w:rPr>
+          <w:sz w:val="18"/>
+          <w:szCs w:val="18"/>
+        </w:rPr>
+        <w:t>pytest.mark</w:t>
+      </w:r>
+      <w:proofErr w:type="gramEnd"/>
+      <w:r>
+        <w:rPr>
+          <w:sz w:val="18"/>
+          <w:szCs w:val="18"/>
+        </w:rPr>
+        <w:t>.smoke)</w:t>
+      </w:r>
+    </w:p>
+    <w:p>
+      <w:pPr>
+        <w:pStyle w:val="ListParagraph"/>
+        <w:rPr>
+          <w:sz w:val="18"/>
+          <w:szCs w:val="18"/>
+          <w:lang w:val="en-US"/>
+        </w:rPr>
+      </w:pPr>
+      <w:proofErr w:type="spellStart"/>
+      <w:r>
+        <w:rPr>
+          <w:sz w:val="18"/>
+          <w:szCs w:val="18"/>
+          <w:lang w:val="en-US"/>
+        </w:rPr>
+        <w:t>pytest</w:t>
+      </w:r>
+      <w:proofErr w:type="spellEnd"/>
+      <w:r>
+        <w:rPr>
+          <w:sz w:val="18"/>
+          <w:szCs w:val="18"/>
+          <w:lang w:val="en-US"/>
+        </w:rPr>
+        <w:t xml:space="preserve"> -m smoke</w:t>
+      </w:r>
+    </w:p>
+    <w:p>
+      <w:pPr>
+        <w:pStyle w:val="ListParagraph"/>
+        <w:rPr>
+          <w:sz w:val="18"/>
+          <w:szCs w:val="18"/>
+          <w:lang w:val="en-US"/>
+        </w:rPr>
+      </w:pPr>
     </w:p>
     <w:p>
       <w:pPr>
@@ -339,7 +1690,7 @@
           <w:szCs w:val="18"/>
           <w:lang w:val="en-US"/>
         </w:rPr>
-        <w:t xml:space="preserve">How do you parametrize a test in </w:t>
+        <w:t xml:space="preserve">How do you skip a test in </w:t>
       </w:r>
       <w:proofErr w:type="spellStart"/>
       <w:r>
@@ -351,6 +1702,57 @@
         <w:t>pytest</w:t>
       </w:r>
       <w:proofErr w:type="spellEnd"/>
+    </w:p>
+    <w:p>
+      <w:pPr>
+        <w:pStyle w:val="ListParagraph"/>
+        <w:rPr>
+          <w:sz w:val="18"/>
+          <w:szCs w:val="18"/>
+          <w:lang w:val="en-US"/>
+        </w:rPr>
+      </w:pPr>
+      <w:r>
+        <w:rPr>
+          <w:sz w:val="18"/>
+          <w:szCs w:val="18"/>
+        </w:rPr>
+        <w:t>Use the @</w:t>
+      </w:r>
+      <w:proofErr w:type="gramStart"/>
+      <w:r>
+        <w:rPr>
+          <w:sz w:val="18"/>
+          <w:szCs w:val="18"/>
+        </w:rPr>
+        <w:t>pytest.mark</w:t>
+      </w:r>
+      <w:proofErr w:type="gramEnd"/>
+      <w:r>
+        <w:rPr>
+          <w:sz w:val="18"/>
+          <w:szCs w:val="18"/>
+        </w:rPr>
+        <w:t>.skip decorator or </w:t>
+      </w:r>
+      <w:proofErr w:type="spellStart"/>
+      <w:proofErr w:type="gramStart"/>
+      <w:r>
+        <w:rPr>
+          <w:sz w:val="18"/>
+          <w:szCs w:val="18"/>
+        </w:rPr>
+        <w:t>pytest.skip</w:t>
+      </w:r>
+      <w:proofErr w:type="spellEnd"/>
+      <w:proofErr w:type="gramEnd"/>
+      <w:r>
+        <w:rPr>
+          <w:sz w:val="18"/>
+          <w:szCs w:val="18"/>
+        </w:rPr>
+        <w:t>() inside a test.</w:t>
+      </w:r>
     </w:p>
     <w:p>
       <w:pPr>
@@ -371,8 +1773,124 @@
           <w:szCs w:val="18"/>
           <w:lang w:val="en-US"/>
         </w:rPr>
-        <w:t>How to stop test suite after N test failures.</w:t>
-      </w:r>
+        <w:t xml:space="preserve">How do you parametrize a test in </w:t>
+      </w:r>
+      <w:proofErr w:type="spellStart"/>
+      <w:r>
+        <w:rPr>
+          <w:sz w:val="18"/>
+          <w:szCs w:val="18"/>
+          <w:lang w:val="en-US"/>
+        </w:rPr>
+        <w:t>pytest</w:t>
+      </w:r>
+      <w:proofErr w:type="spellEnd"/>
+    </w:p>
+    <w:p>
+      <w:pPr>
+        <w:pStyle w:val="ListParagraph"/>
+        <w:rPr>
+          <w:sz w:val="18"/>
+          <w:szCs w:val="18"/>
+        </w:rPr>
+      </w:pPr>
+      <w:r>
+        <w:rPr>
+          <w:sz w:val="18"/>
+          <w:szCs w:val="18"/>
+        </w:rPr>
+        <w:t>Use @</w:t>
+      </w:r>
+      <w:proofErr w:type="gramStart"/>
+      <w:r>
+        <w:rPr>
+          <w:sz w:val="18"/>
+          <w:szCs w:val="18"/>
+        </w:rPr>
+        <w:t>pytest.mark</w:t>
+      </w:r>
+      <w:proofErr w:type="gramEnd"/>
+      <w:r>
+        <w:rPr>
+          <w:sz w:val="18"/>
+          <w:szCs w:val="18"/>
+        </w:rPr>
+        <w:t>.parametrize to run the same test with different inputs.</w:t>
+      </w:r>
+    </w:p>
+    <w:p>
+      <w:pPr>
+        <w:pStyle w:val="ListParagraph"/>
+        <w:rPr>
+          <w:sz w:val="18"/>
+          <w:szCs w:val="18"/>
+        </w:rPr>
+      </w:pPr>
+      <w:r>
+        <w:rPr>
+          <w:sz w:val="18"/>
+          <w:szCs w:val="18"/>
+        </w:rPr>
+        <w:t>@</w:t>
+      </w:r>
+      <w:proofErr w:type="gramStart"/>
+      <w:r>
+        <w:rPr>
+          <w:sz w:val="18"/>
+          <w:szCs w:val="18"/>
+        </w:rPr>
+        <w:t>pytest.mark</w:t>
+      </w:r>
+      <w:proofErr w:type="gramEnd"/>
+      <w:r>
+        <w:rPr>
+          <w:sz w:val="18"/>
+          <w:szCs w:val="18"/>
+        </w:rPr>
+        <w:t>.</w:t>
+      </w:r>
+      <w:proofErr w:type="gramStart"/>
+      <w:r>
+        <w:rPr>
+          <w:sz w:val="18"/>
+          <w:szCs w:val="18"/>
+        </w:rPr>
+        <w:t>parametrize(</w:t>
+      </w:r>
+      <w:proofErr w:type="gramEnd"/>
+      <w:r>
+        <w:rPr>
+          <w:sz w:val="18"/>
+          <w:szCs w:val="18"/>
+        </w:rPr>
+        <w:t>"</w:t>
+      </w:r>
+      <w:proofErr w:type="gramStart"/>
+      <w:r>
+        <w:rPr>
+          <w:sz w:val="18"/>
+          <w:szCs w:val="18"/>
+        </w:rPr>
+        <w:t>a,b</w:t>
+      </w:r>
+      <w:proofErr w:type="gramEnd"/>
+      <w:r>
+        <w:rPr>
+          <w:sz w:val="18"/>
+          <w:szCs w:val="18"/>
+        </w:rPr>
+        <w:t>,expected", [(1,2,3), (4,5,9)])</w:t>
+      </w:r>
+    </w:p>
+    <w:p>
+      <w:pPr>
+        <w:pStyle w:val="ListParagraph"/>
+        <w:rPr>
+          <w:sz w:val="18"/>
+          <w:szCs w:val="18"/>
+          <w:lang w:val="en-US"/>
+        </w:rPr>
+      </w:pPr>
     </w:p>
     <w:p>
       <w:pPr>
@@ -393,8 +1911,89 @@
           <w:szCs w:val="18"/>
           <w:lang w:val="en-US"/>
         </w:rPr>
-        <w:t>How to run tests in parallel?</w:t>
-      </w:r>
+        <w:t>How to stop test suite after N test failures.</w:t>
+      </w:r>
+    </w:p>
+    <w:p>
+      <w:pPr>
+        <w:pStyle w:val="ListParagraph"/>
+        <w:rPr>
+          <w:sz w:val="18"/>
+          <w:szCs w:val="18"/>
+        </w:rPr>
+      </w:pPr>
+      <w:r>
+        <w:rPr>
+          <w:sz w:val="18"/>
+          <w:szCs w:val="18"/>
+        </w:rPr>
+        <w:t>Use --</w:t>
+      </w:r>
+      <w:proofErr w:type="spellStart"/>
+      <w:r>
+        <w:rPr>
+          <w:sz w:val="18"/>
+          <w:szCs w:val="18"/>
+        </w:rPr>
+        <w:t>maxfail</w:t>
+      </w:r>
+      <w:proofErr w:type="spellEnd"/>
+      <w:r>
+        <w:rPr>
+          <w:sz w:val="18"/>
+          <w:szCs w:val="18"/>
+        </w:rPr>
+        <w:t>=N command-line option.</w:t>
+      </w:r>
+      <w:r>
+        <w:rPr>
+          <w:sz w:val="18"/>
+          <w:szCs w:val="18"/>
+        </w:rPr>
+        <w:t xml:space="preserve">     </w:t>
+      </w:r>
+      <w:proofErr w:type="spellStart"/>
+      <w:r>
+        <w:rPr>
+          <w:sz w:val="18"/>
+          <w:szCs w:val="18"/>
+        </w:rPr>
+        <w:t>pytest</w:t>
+      </w:r>
+      <w:proofErr w:type="spellEnd"/>
+      <w:r>
+        <w:rPr>
+          <w:sz w:val="18"/>
+          <w:szCs w:val="18"/>
+        </w:rPr>
+        <w:t xml:space="preserve"> --</w:t>
+      </w:r>
+      <w:proofErr w:type="spellStart"/>
+      <w:r>
+        <w:rPr>
+          <w:sz w:val="18"/>
+          <w:szCs w:val="18"/>
+        </w:rPr>
+        <w:t>maxfail</w:t>
+      </w:r>
+      <w:proofErr w:type="spellEnd"/>
+      <w:r>
+        <w:rPr>
+          <w:sz w:val="18"/>
+          <w:szCs w:val="18"/>
+        </w:rPr>
+        <w:t>=3</w:t>
+      </w:r>
+    </w:p>
+    <w:p>
+      <w:pPr>
+        <w:pStyle w:val="ListParagraph"/>
+        <w:rPr>
+          <w:sz w:val="18"/>
+          <w:szCs w:val="18"/>
+          <w:lang w:val="en-US"/>
+        </w:rPr>
+      </w:pPr>
     </w:p>
     <w:p>
       <w:pPr>
@@ -415,8 +2014,453 @@
           <w:szCs w:val="18"/>
           <w:lang w:val="en-US"/>
         </w:rPr>
+        <w:t>How to run tests in parallel?</w:t>
+      </w:r>
+    </w:p>
+    <w:p>
+      <w:pPr>
+        <w:pStyle w:val="ListParagraph"/>
+        <w:rPr>
+          <w:sz w:val="18"/>
+          <w:szCs w:val="18"/>
+        </w:rPr>
+      </w:pPr>
+      <w:r>
+        <w:rPr>
+          <w:sz w:val="18"/>
+          <w:szCs w:val="18"/>
+        </w:rPr>
+        <w:t>Use the </w:t>
+      </w:r>
+      <w:proofErr w:type="spellStart"/>
+      <w:r>
+        <w:rPr>
+          <w:sz w:val="18"/>
+          <w:szCs w:val="18"/>
+        </w:rPr>
+        <w:t>pytest-xdist</w:t>
+      </w:r>
+      <w:proofErr w:type="spellEnd"/>
+      <w:r>
+        <w:rPr>
+          <w:sz w:val="18"/>
+          <w:szCs w:val="18"/>
+        </w:rPr>
+        <w:t> plugin.</w:t>
+      </w:r>
+      <w:r>
+        <w:rPr>
+          <w:sz w:val="18"/>
+          <w:szCs w:val="18"/>
+        </w:rPr>
+        <w:br/>
+      </w:r>
+      <w:r>
+        <w:rPr>
+          <w:sz w:val="18"/>
+          <w:szCs w:val="18"/>
+        </w:rPr>
+        <w:t xml:space="preserve">pip install </w:t>
+      </w:r>
+      <w:proofErr w:type="spellStart"/>
+      <w:r>
+        <w:rPr>
+          <w:sz w:val="18"/>
+          <w:szCs w:val="18"/>
+        </w:rPr>
+        <w:t>pytest-xdist</w:t>
+      </w:r>
+      <w:proofErr w:type="spellEnd"/>
+    </w:p>
+    <w:p>
+      <w:pPr>
+        <w:pStyle w:val="ListParagraph"/>
+        <w:rPr>
+          <w:sz w:val="18"/>
+          <w:szCs w:val="18"/>
+        </w:rPr>
+      </w:pPr>
+      <w:proofErr w:type="spellStart"/>
+      <w:r>
+        <w:rPr>
+          <w:sz w:val="18"/>
+          <w:szCs w:val="18"/>
+        </w:rPr>
+        <w:t>pytest</w:t>
+      </w:r>
+      <w:proofErr w:type="spellEnd"/>
+      <w:r>
+        <w:rPr>
+          <w:sz w:val="18"/>
+          <w:szCs w:val="18"/>
+        </w:rPr>
+        <w:t xml:space="preserve"> -n 4    </w:t>
+      </w:r>
+      <w:r>
+        <w:rPr>
+          <w:i/>
+          <w:iCs/>
+          <w:sz w:val="18"/>
+          <w:szCs w:val="18"/>
+        </w:rPr>
+        <w:t># runs tests across 4 CPUs</w:t>
+      </w:r>
+    </w:p>
+    <w:p>
+      <w:pPr>
+        <w:pStyle w:val="ListParagraph"/>
+        <w:rPr>
+          <w:sz w:val="18"/>
+          <w:szCs w:val="18"/>
+          <w:lang w:val="en-US"/>
+        </w:rPr>
+      </w:pPr>
+    </w:p>
+    <w:p>
+      <w:pPr>
+        <w:pStyle w:val="ListParagraph"/>
+        <w:numPr>
+          <w:ilvl w:val="0"/>
+          <w:numId w:val="1"/>
+        </w:numPr>
+        <w:rPr>
+          <w:sz w:val="18"/>
+          <w:szCs w:val="18"/>
+          <w:lang w:val="en-US"/>
+        </w:rPr>
+      </w:pPr>
+      <w:r>
+        <w:rPr>
+          <w:sz w:val="18"/>
+          <w:szCs w:val="18"/>
+          <w:lang w:val="en-US"/>
+        </w:rPr>
         <w:t>Write a sample for login.</w:t>
       </w:r>
+    </w:p>
+    <w:p>
+      <w:pPr>
+        <w:pStyle w:val="ListParagraph"/>
+        <w:rPr>
+          <w:sz w:val="18"/>
+          <w:szCs w:val="18"/>
+        </w:rPr>
+      </w:pPr>
+      <w:r>
+        <w:rPr>
+          <w:sz w:val="18"/>
+          <w:szCs w:val="18"/>
+        </w:rPr>
+        <w:t xml:space="preserve">def </w:t>
+      </w:r>
+      <w:proofErr w:type="spellStart"/>
+      <w:r>
+        <w:rPr>
+          <w:sz w:val="18"/>
+          <w:szCs w:val="18"/>
+        </w:rPr>
+        <w:t>test_login</w:t>
+      </w:r>
+      <w:proofErr w:type="spellEnd"/>
+      <w:r>
+        <w:rPr>
+          <w:sz w:val="18"/>
+          <w:szCs w:val="18"/>
+        </w:rPr>
+        <w:t>(driver):</w:t>
+      </w:r>
+      <w:r>
+        <w:rPr>
+          <w:sz w:val="18"/>
+          <w:szCs w:val="18"/>
+        </w:rPr>
+        <w:br/>
+      </w:r>
+      <w:proofErr w:type="spellStart"/>
+      <w:r>
+        <w:rPr>
+          <w:sz w:val="18"/>
+          <w:szCs w:val="18"/>
+        </w:rPr>
+        <w:t>driver.get</w:t>
+      </w:r>
+      <w:proofErr w:type="spellEnd"/>
+      <w:r>
+        <w:rPr>
+          <w:sz w:val="18"/>
+          <w:szCs w:val="18"/>
+        </w:rPr>
+        <w:t>("https://example.com")</w:t>
+      </w:r>
+      <w:r>
+        <w:rPr>
+          <w:sz w:val="18"/>
+          <w:szCs w:val="18"/>
+        </w:rPr>
+        <w:br/>
+      </w:r>
+      <w:proofErr w:type="spellStart"/>
+      <w:proofErr w:type="gramStart"/>
+      <w:r>
+        <w:rPr>
+          <w:sz w:val="18"/>
+          <w:szCs w:val="18"/>
+        </w:rPr>
+        <w:t>driver.find</w:t>
+      </w:r>
+      <w:proofErr w:type="gramEnd"/>
+      <w:r>
+        <w:rPr>
+          <w:sz w:val="18"/>
+          <w:szCs w:val="18"/>
+        </w:rPr>
+        <w:t>_</w:t>
+      </w:r>
+      <w:proofErr w:type="gramStart"/>
+      <w:r>
+        <w:rPr>
+          <w:sz w:val="18"/>
+          <w:szCs w:val="18"/>
+        </w:rPr>
+        <w:t>element</w:t>
+      </w:r>
+      <w:proofErr w:type="spellEnd"/>
+      <w:r>
+        <w:rPr>
+          <w:sz w:val="18"/>
+          <w:szCs w:val="18"/>
+        </w:rPr>
+        <w:t>(</w:t>
+      </w:r>
+      <w:proofErr w:type="gramEnd"/>
+      <w:r>
+        <w:rPr>
+          <w:sz w:val="18"/>
+          <w:szCs w:val="18"/>
+        </w:rPr>
+        <w:t>"id", "username"</w:t>
+      </w:r>
+      <w:proofErr w:type="gramStart"/>
+      <w:r>
+        <w:rPr>
+          <w:sz w:val="18"/>
+          <w:szCs w:val="18"/>
+        </w:rPr>
+        <w:t>).</w:t>
+      </w:r>
+      <w:proofErr w:type="spellStart"/>
+      <w:r>
+        <w:rPr>
+          <w:sz w:val="18"/>
+          <w:szCs w:val="18"/>
+        </w:rPr>
+        <w:t>send</w:t>
+      </w:r>
+      <w:proofErr w:type="gramEnd"/>
+      <w:r>
+        <w:rPr>
+          <w:sz w:val="18"/>
+          <w:szCs w:val="18"/>
+        </w:rPr>
+        <w:t>_keys</w:t>
+      </w:r>
+      <w:proofErr w:type="spellEnd"/>
+      <w:r>
+        <w:rPr>
+          <w:sz w:val="18"/>
+          <w:szCs w:val="18"/>
+        </w:rPr>
+        <w:t>("admin")</w:t>
+      </w:r>
+      <w:r>
+        <w:rPr>
+          <w:sz w:val="18"/>
+          <w:szCs w:val="18"/>
+        </w:rPr>
+        <w:br/>
+      </w:r>
+      <w:proofErr w:type="spellStart"/>
+      <w:proofErr w:type="gramStart"/>
+      <w:r>
+        <w:rPr>
+          <w:sz w:val="18"/>
+          <w:szCs w:val="18"/>
+        </w:rPr>
+        <w:t>driver.find</w:t>
+      </w:r>
+      <w:proofErr w:type="gramEnd"/>
+      <w:r>
+        <w:rPr>
+          <w:sz w:val="18"/>
+          <w:szCs w:val="18"/>
+        </w:rPr>
+        <w:t>_</w:t>
+      </w:r>
+      <w:proofErr w:type="gramStart"/>
+      <w:r>
+        <w:rPr>
+          <w:sz w:val="18"/>
+          <w:szCs w:val="18"/>
+        </w:rPr>
+        <w:t>element</w:t>
+      </w:r>
+      <w:proofErr w:type="spellEnd"/>
+      <w:r>
+        <w:rPr>
+          <w:sz w:val="18"/>
+          <w:szCs w:val="18"/>
+        </w:rPr>
+        <w:t>(</w:t>
+      </w:r>
+      <w:proofErr w:type="gramEnd"/>
+      <w:r>
+        <w:rPr>
+          <w:sz w:val="18"/>
+          <w:szCs w:val="18"/>
+        </w:rPr>
+        <w:t>"id", "password"</w:t>
+      </w:r>
+      <w:proofErr w:type="gramStart"/>
+      <w:r>
+        <w:rPr>
+          <w:sz w:val="18"/>
+          <w:szCs w:val="18"/>
+        </w:rPr>
+        <w:t>).</w:t>
+      </w:r>
+      <w:proofErr w:type="spellStart"/>
+      <w:r>
+        <w:rPr>
+          <w:sz w:val="18"/>
+          <w:szCs w:val="18"/>
+        </w:rPr>
+        <w:t>send</w:t>
+      </w:r>
+      <w:proofErr w:type="gramEnd"/>
+      <w:r>
+        <w:rPr>
+          <w:sz w:val="18"/>
+          <w:szCs w:val="18"/>
+        </w:rPr>
+        <w:t>_</w:t>
+      </w:r>
+      <w:proofErr w:type="gramStart"/>
+      <w:r>
+        <w:rPr>
+          <w:sz w:val="18"/>
+          <w:szCs w:val="18"/>
+        </w:rPr>
+        <w:t>keys</w:t>
+      </w:r>
+      <w:proofErr w:type="spellEnd"/>
+      <w:r>
+        <w:rPr>
+          <w:sz w:val="18"/>
+          <w:szCs w:val="18"/>
+        </w:rPr>
+        <w:t>(</w:t>
+      </w:r>
+      <w:proofErr w:type="gramEnd"/>
+      <w:r>
+        <w:rPr>
+          <w:sz w:val="18"/>
+          <w:szCs w:val="18"/>
+        </w:rPr>
+        <w:t>"123")</w:t>
+      </w:r>
+      <w:r>
+        <w:rPr>
+          <w:sz w:val="18"/>
+          <w:szCs w:val="18"/>
+        </w:rPr>
+        <w:br/>
+      </w:r>
+      <w:proofErr w:type="spellStart"/>
+      <w:proofErr w:type="gramStart"/>
+      <w:r>
+        <w:rPr>
+          <w:sz w:val="18"/>
+          <w:szCs w:val="18"/>
+        </w:rPr>
+        <w:t>driver.find</w:t>
+      </w:r>
+      <w:proofErr w:type="gramEnd"/>
+      <w:r>
+        <w:rPr>
+          <w:sz w:val="18"/>
+          <w:szCs w:val="18"/>
+        </w:rPr>
+        <w:t>_</w:t>
+      </w:r>
+      <w:proofErr w:type="gramStart"/>
+      <w:r>
+        <w:rPr>
+          <w:sz w:val="18"/>
+          <w:szCs w:val="18"/>
+        </w:rPr>
+        <w:t>element</w:t>
+      </w:r>
+      <w:proofErr w:type="spellEnd"/>
+      <w:r>
+        <w:rPr>
+          <w:sz w:val="18"/>
+          <w:szCs w:val="18"/>
+        </w:rPr>
+        <w:t>(</w:t>
+      </w:r>
+      <w:proofErr w:type="gramEnd"/>
+      <w:r>
+        <w:rPr>
+          <w:sz w:val="18"/>
+          <w:szCs w:val="18"/>
+        </w:rPr>
+        <w:t>"id", "login"</w:t>
+      </w:r>
+      <w:proofErr w:type="gramStart"/>
+      <w:r>
+        <w:rPr>
+          <w:sz w:val="18"/>
+          <w:szCs w:val="18"/>
+        </w:rPr>
+        <w:t>).click</w:t>
+      </w:r>
+      <w:proofErr w:type="gramEnd"/>
+      <w:r>
+        <w:rPr>
+          <w:sz w:val="18"/>
+          <w:szCs w:val="18"/>
+        </w:rPr>
+        <w:t>()</w:t>
+      </w:r>
+      <w:r>
+        <w:rPr>
+          <w:sz w:val="18"/>
+          <w:szCs w:val="18"/>
+        </w:rPr>
+        <w:br/>
+        <w:t xml:space="preserve">assert "Dashboard" in </w:t>
+      </w:r>
+      <w:proofErr w:type="spellStart"/>
+      <w:proofErr w:type="gramStart"/>
+      <w:r>
+        <w:rPr>
+          <w:sz w:val="18"/>
+          <w:szCs w:val="18"/>
+        </w:rPr>
+        <w:t>driver.title</w:t>
+      </w:r>
+      <w:proofErr w:type="spellEnd"/>
+      <w:proofErr w:type="gramEnd"/>
+    </w:p>
+    <w:p>
+      <w:pPr>
+        <w:pStyle w:val="ListParagraph"/>
+        <w:rPr>
+          <w:sz w:val="18"/>
+          <w:szCs w:val="18"/>
+          <w:lang w:val="en-US"/>
+        </w:rPr>
+      </w:pPr>
     </w:p>
     <w:p>
       <w:pPr>
@@ -444,24 +2488,126 @@
     <w:p>
       <w:pPr>
         <w:pStyle w:val="ListParagraph"/>
-        <w:numPr>
-          <w:ilvl w:val="0"/>
-          <w:numId w:val="1"/>
-        </w:numPr>
+        <w:ind w:left="700"/>
+      </w:pPr>
+      <w:r>
+        <w:rPr>
+          <w:rStyle w:val="7"/>
+        </w:rPr>
+        <w:t>@</w:t>
+      </w:r>
+      <w:proofErr w:type="gramStart"/>
+      <w:r>
+        <w:rPr>
+          <w:rStyle w:val="e"/>
+        </w:rPr>
+        <w:t>pytest</w:t>
+      </w:r>
+      <w:r>
+        <w:rPr>
+          <w:rStyle w:val="8"/>
+        </w:rPr>
+        <w:t>.</w:t>
+      </w:r>
+      <w:r>
+        <w:rPr>
+          <w:rStyle w:val="e"/>
+        </w:rPr>
+        <w:t>fixture</w:t>
+      </w:r>
+      <w:proofErr w:type="gramEnd"/>
+      <w:r>
+        <w:t>(</w:t>
+      </w:r>
+      <w:r>
+        <w:rPr>
+          <w:rStyle w:val="e"/>
+        </w:rPr>
+        <w:t>autouse</w:t>
+      </w:r>
+      <w:r>
+        <w:rPr>
+          <w:rStyle w:val="8"/>
+        </w:rPr>
+        <w:t>=</w:t>
+      </w:r>
+      <w:r>
+        <w:rPr>
+          <w:rStyle w:val="b"/>
+        </w:rPr>
+        <w:t>True</w:t>
+      </w:r>
+      <w:r>
+        <w:t>)</w:t>
+      </w:r>
+      <w:r>
+        <w:br/>
+      </w:r>
+      <w:r>
+        <w:rPr>
+          <w:rStyle w:val="8"/>
+        </w:rPr>
+        <w:t>def</w:t>
+      </w:r>
+      <w:r>
+        <w:t xml:space="preserve"> </w:t>
+      </w:r>
+      <w:proofErr w:type="spellStart"/>
+      <w:r>
+        <w:rPr>
+          <w:rStyle w:val="e"/>
+        </w:rPr>
+        <w:t>before_</w:t>
+      </w:r>
+      <w:proofErr w:type="gramStart"/>
+      <w:r>
+        <w:rPr>
+          <w:rStyle w:val="e"/>
+        </w:rPr>
+        <w:t>each</w:t>
+      </w:r>
+      <w:proofErr w:type="spellEnd"/>
+      <w:r>
+        <w:t>(</w:t>
+      </w:r>
+      <w:proofErr w:type="gramEnd"/>
+      <w:r>
+        <w:t>):</w:t>
+      </w:r>
+      <w:r>
+        <w:br/>
+      </w:r>
+      <w:proofErr w:type="gramStart"/>
+      <w:r>
+        <w:rPr>
+          <w:rStyle w:val="e"/>
+        </w:rPr>
+        <w:t>print</w:t>
+      </w:r>
+      <w:r>
+        <w:t>(</w:t>
+      </w:r>
+      <w:proofErr w:type="gramEnd"/>
+      <w:r>
+        <w:rPr>
+          <w:rStyle w:val="c"/>
+        </w:rPr>
+        <w:t>"Before every test"</w:t>
+      </w:r>
+      <w:r>
+        <w:t>)</w:t>
+      </w:r>
+    </w:p>
+    <w:p>
+      <w:pPr>
+        <w:pStyle w:val="ListParagraph"/>
+        <w:ind w:left="700"/>
         <w:rPr>
           <w:sz w:val="18"/>
           <w:szCs w:val="18"/>
           <w:lang w:val="en-US"/>
         </w:rPr>
       </w:pPr>
-      <w:r>
-        <w:rPr>
-          <w:sz w:val="18"/>
-          <w:szCs w:val="18"/>
-          <w:lang w:val="en-US"/>
-        </w:rPr>
-        <w:t>How to run a specific method before all the test methods in a class using fixture?</w:t>
-      </w:r>
     </w:p>
     <w:p>
       <w:pPr>
@@ -482,50 +2628,153 @@
           <w:szCs w:val="18"/>
           <w:lang w:val="en-US"/>
         </w:rPr>
-        <w:t xml:space="preserve">How to run a specific method before all the classes using </w:t>
-      </w:r>
-      <w:r>
+        <w:t>How to run a specific method before all the test methods in a class using fixture?</w:t>
+      </w:r>
+    </w:p>
+    <w:p>
+      <w:pPr>
+        <w:pStyle w:val="ListParagraph"/>
+      </w:pPr>
+      <w:r>
+        <w:rPr>
+          <w:rStyle w:val="7"/>
+        </w:rPr>
+        <w:t>@</w:t>
+      </w:r>
+      <w:proofErr w:type="gramStart"/>
+      <w:r>
+        <w:rPr>
+          <w:rStyle w:val="e"/>
+        </w:rPr>
+        <w:t>pytest</w:t>
+      </w:r>
+      <w:r>
+        <w:rPr>
+          <w:rStyle w:val="8"/>
+        </w:rPr>
+        <w:t>.</w:t>
+      </w:r>
+      <w:r>
+        <w:rPr>
+          <w:rStyle w:val="e"/>
+        </w:rPr>
+        <w:t>fixture</w:t>
+      </w:r>
+      <w:proofErr w:type="gramEnd"/>
+      <w:r>
+        <w:t>(</w:t>
+      </w:r>
+      <w:r>
+        <w:rPr>
+          <w:rStyle w:val="e"/>
+        </w:rPr>
+        <w:t>scope</w:t>
+      </w:r>
+      <w:r>
+        <w:rPr>
+          <w:rStyle w:val="8"/>
+        </w:rPr>
+        <w:t>=</w:t>
+      </w:r>
+      <w:r>
+        <w:rPr>
+          <w:rStyle w:val="c"/>
+        </w:rPr>
+        <w:t>"class"</w:t>
+      </w:r>
+      <w:r>
+        <w:t xml:space="preserve">, </w:t>
+      </w:r>
+      <w:proofErr w:type="spellStart"/>
+      <w:r>
+        <w:rPr>
+          <w:rStyle w:val="e"/>
+        </w:rPr>
+        <w:t>autouse</w:t>
+      </w:r>
+      <w:proofErr w:type="spellEnd"/>
+      <w:r>
+        <w:rPr>
+          <w:rStyle w:val="8"/>
+        </w:rPr>
+        <w:t>=</w:t>
+      </w:r>
+      <w:r>
+        <w:rPr>
+          <w:rStyle w:val="b"/>
+        </w:rPr>
+        <w:t>True</w:t>
+      </w:r>
+      <w:r>
+        <w:t>)</w:t>
+      </w:r>
+      <w:r>
+        <w:br/>
+      </w:r>
+      <w:r>
+        <w:rPr>
+          <w:rStyle w:val="8"/>
+        </w:rPr>
+        <w:t>def</w:t>
+      </w:r>
+      <w:r>
+        <w:t xml:space="preserve"> </w:t>
+      </w:r>
+      <w:proofErr w:type="spellStart"/>
+      <w:r>
+        <w:rPr>
+          <w:rStyle w:val="e"/>
+        </w:rPr>
+        <w:t>before_</w:t>
+      </w:r>
+      <w:proofErr w:type="gramStart"/>
+      <w:r>
+        <w:rPr>
+          <w:rStyle w:val="e"/>
+        </w:rPr>
+        <w:t>class</w:t>
+      </w:r>
+      <w:proofErr w:type="spellEnd"/>
+      <w:r>
+        <w:t>(</w:t>
+      </w:r>
+      <w:proofErr w:type="gramEnd"/>
+      <w:r>
+        <w:t>):</w:t>
+      </w:r>
+      <w:r>
+        <w:br/>
+      </w:r>
+      <w:proofErr w:type="gramStart"/>
+      <w:r>
+        <w:rPr>
+          <w:rStyle w:val="e"/>
+        </w:rPr>
+        <w:t>print</w:t>
+      </w:r>
+      <w:r>
+        <w:t>(</w:t>
+      </w:r>
+      <w:proofErr w:type="gramEnd"/>
+      <w:r>
+        <w:rPr>
+          <w:rStyle w:val="c"/>
+        </w:rPr>
+        <w:t>"Before class"</w:t>
+      </w:r>
+      <w:r>
+        <w:t>)</w:t>
+      </w:r>
+    </w:p>
+    <w:p>
+      <w:pPr>
+        <w:pStyle w:val="ListParagraph"/>
         <w:rPr>
           <w:sz w:val="18"/>
           <w:szCs w:val="18"/>
           <w:lang w:val="en-US"/>
         </w:rPr>
-        <w:t>fixture?</w:t>
-      </w:r>
-      <w:r>
-        <w:rPr>
-          <w:sz w:val="18"/>
-          <w:szCs w:val="18"/>
-          <w:lang w:val="en-US"/>
-        </w:rPr>
-        <w:t xml:space="preserve"> </w:t>
-      </w:r>
-      <w:r>
-        <w:rPr>
-          <w:sz w:val="18"/>
-          <w:szCs w:val="18"/>
-          <w:lang w:val="en-US"/>
-        </w:rPr>
-        <w:t>(</w:t>
-      </w:r>
-      <w:proofErr w:type="spellStart"/>
-      <w:r>
-        <w:rPr>
-          <w:sz w:val="18"/>
-          <w:szCs w:val="18"/>
-          <w:lang w:val="en-US"/>
-        </w:rPr>
-        <w:t>yt</w:t>
-      </w:r>
-      <w:proofErr w:type="spellEnd"/>
-      <w:r>
-        <w:rPr>
-          <w:sz w:val="18"/>
-          <w:szCs w:val="18"/>
-          <w:lang w:val="en-US"/>
-        </w:rPr>
-        <w:t>-Tech Talks VPM)</w:t>
-      </w:r>
+      </w:pPr>
     </w:p>
     <w:p>
       <w:pPr>
@@ -546,7 +2795,189 @@
           <w:szCs w:val="18"/>
           <w:lang w:val="en-US"/>
         </w:rPr>
-        <w:t>How to execute a fixture automatically on running any file?</w:t>
+        <w:t xml:space="preserve">How to run a specific method before all the classes using </w:t>
+      </w:r>
+      <w:r>
+        <w:rPr>
+          <w:sz w:val="18"/>
+          <w:szCs w:val="18"/>
+          <w:lang w:val="en-US"/>
+        </w:rPr>
+        <w:t>fixture?</w:t>
+      </w:r>
+      <w:r>
+        <w:rPr>
+          <w:sz w:val="18"/>
+          <w:szCs w:val="18"/>
+          <w:lang w:val="en-US"/>
+        </w:rPr>
+        <w:t xml:space="preserve"> </w:t>
+      </w:r>
+      <w:r>
+        <w:rPr>
+          <w:sz w:val="18"/>
+          <w:szCs w:val="18"/>
+          <w:lang w:val="en-US"/>
+        </w:rPr>
+        <w:t>(</w:t>
+      </w:r>
+      <w:proofErr w:type="spellStart"/>
+      <w:r>
+        <w:rPr>
+          <w:sz w:val="18"/>
+          <w:szCs w:val="18"/>
+          <w:lang w:val="en-US"/>
+        </w:rPr>
+        <w:t>yt</w:t>
+      </w:r>
+      <w:proofErr w:type="spellEnd"/>
+      <w:r>
+        <w:rPr>
+          <w:sz w:val="18"/>
+          <w:szCs w:val="18"/>
+          <w:lang w:val="en-US"/>
+        </w:rPr>
+        <w:t>-Tech Talks VPM)</w:t>
+      </w:r>
+    </w:p>
+    <w:p>
+      <w:pPr>
+        <w:pStyle w:val="ListParagraph"/>
+        <w:rPr>
+          <w:sz w:val="18"/>
+          <w:szCs w:val="18"/>
+          <w:lang w:val="en-US"/>
+        </w:rPr>
+      </w:pPr>
+      <w:r>
+        <w:rPr>
+          <w:rStyle w:val="7"/>
+        </w:rPr>
+        <w:t>@</w:t>
+      </w:r>
+      <w:proofErr w:type="gramStart"/>
+      <w:r>
+        <w:rPr>
+          <w:rStyle w:val="e"/>
+        </w:rPr>
+        <w:t>pytest</w:t>
+      </w:r>
+      <w:r>
+        <w:rPr>
+          <w:rStyle w:val="8"/>
+        </w:rPr>
+        <w:t>.</w:t>
+      </w:r>
+      <w:r>
+        <w:rPr>
+          <w:rStyle w:val="e"/>
+        </w:rPr>
+        <w:t>fixture</w:t>
+      </w:r>
+      <w:proofErr w:type="gramEnd"/>
+      <w:r>
+        <w:t>(</w:t>
+      </w:r>
+      <w:r>
+        <w:rPr>
+          <w:rStyle w:val="e"/>
+        </w:rPr>
+        <w:t>scope</w:t>
+      </w:r>
+      <w:r>
+        <w:rPr>
+          <w:rStyle w:val="8"/>
+        </w:rPr>
+        <w:t>=</w:t>
+      </w:r>
+      <w:r>
+        <w:rPr>
+          <w:rStyle w:val="c"/>
+        </w:rPr>
+        <w:t>"session"</w:t>
+      </w:r>
+      <w:r>
+        <w:t xml:space="preserve">, </w:t>
+      </w:r>
+      <w:proofErr w:type="spellStart"/>
+      <w:r>
+        <w:rPr>
+          <w:rStyle w:val="e"/>
+        </w:rPr>
+        <w:t>autouse</w:t>
+      </w:r>
+      <w:proofErr w:type="spellEnd"/>
+      <w:r>
+        <w:rPr>
+          <w:rStyle w:val="8"/>
+        </w:rPr>
+        <w:t>=</w:t>
+      </w:r>
+      <w:r>
+        <w:rPr>
+          <w:rStyle w:val="b"/>
+        </w:rPr>
+        <w:t>True</w:t>
+      </w:r>
+      <w:r>
+        <w:t>)</w:t>
+      </w:r>
+      <w:r>
+        <w:br/>
+      </w:r>
+      <w:r>
+        <w:rPr>
+          <w:rStyle w:val="8"/>
+        </w:rPr>
+        <w:t>def</w:t>
+      </w:r>
+      <w:r>
+        <w:t xml:space="preserve"> </w:t>
+      </w:r>
+      <w:proofErr w:type="spellStart"/>
+      <w:r>
+        <w:rPr>
+          <w:rStyle w:val="e"/>
+        </w:rPr>
+        <w:t>before_</w:t>
+      </w:r>
+      <w:proofErr w:type="gramStart"/>
+      <w:r>
+        <w:rPr>
+          <w:rStyle w:val="e"/>
+        </w:rPr>
+        <w:t>all</w:t>
+      </w:r>
+      <w:proofErr w:type="spellEnd"/>
+      <w:r>
+        <w:t>(</w:t>
+      </w:r>
+      <w:proofErr w:type="gramEnd"/>
+      <w:r>
+        <w:t>):</w:t>
+      </w:r>
+      <w:r>
+        <w:br/>
+      </w:r>
+      <w:proofErr w:type="gramStart"/>
+      <w:r>
+        <w:rPr>
+          <w:rStyle w:val="e"/>
+        </w:rPr>
+        <w:t>print</w:t>
+      </w:r>
+      <w:r>
+        <w:t>(</w:t>
+      </w:r>
+      <w:proofErr w:type="gramEnd"/>
+      <w:r>
+        <w:rPr>
+          <w:rStyle w:val="c"/>
+        </w:rPr>
+        <w:t>"Before all classes"</w:t>
+      </w:r>
+      <w:r>
+        <w:t>)</w:t>
       </w:r>
     </w:p>
     <w:p>
@@ -568,18 +2999,74 @@
           <w:szCs w:val="18"/>
           <w:lang w:val="en-US"/>
         </w:rPr>
-        <w:t xml:space="preserve">How to use dependency in </w:t>
-      </w:r>
-      <w:proofErr w:type="spellStart"/>
-      <w:r>
+        <w:t>How to execute a fixture automatically on running any file?</w:t>
+      </w:r>
+    </w:p>
+    <w:p>
+      <w:pPr>
+        <w:pStyle w:val="ListParagraph"/>
         <w:rPr>
           <w:sz w:val="18"/>
           <w:szCs w:val="18"/>
           <w:lang w:val="en-US"/>
         </w:rPr>
-        <w:t>pytest</w:t>
-      </w:r>
-      <w:proofErr w:type="spellEnd"/>
+      </w:pPr>
+      <w:r>
+        <w:rPr>
+          <w:sz w:val="18"/>
+          <w:szCs w:val="18"/>
+          <w:lang w:val="en-US"/>
+        </w:rPr>
+        <w:t>@</w:t>
+      </w:r>
+      <w:proofErr w:type="gramStart"/>
+      <w:r>
+        <w:rPr>
+          <w:sz w:val="18"/>
+          <w:szCs w:val="18"/>
+          <w:lang w:val="en-US"/>
+        </w:rPr>
+        <w:t>pytest.fixture</w:t>
+      </w:r>
+      <w:proofErr w:type="gramEnd"/>
+      <w:r>
+        <w:rPr>
+          <w:sz w:val="18"/>
+          <w:szCs w:val="18"/>
+          <w:lang w:val="en-US"/>
+        </w:rPr>
+        <w:t>(autouse=True)</w:t>
+      </w:r>
+    </w:p>
+    <w:p>
+      <w:pPr>
+        <w:pStyle w:val="ListParagraph"/>
+        <w:rPr>
+          <w:sz w:val="18"/>
+          <w:szCs w:val="18"/>
+          <w:lang w:val="en-US"/>
+        </w:rPr>
+      </w:pPr>
+    </w:p>
+    <w:p>
+      <w:pPr>
+        <w:pStyle w:val="ListParagraph"/>
+        <w:rPr>
+          <w:sz w:val="18"/>
+          <w:szCs w:val="18"/>
+          <w:lang w:val="en-US"/>
+        </w:rPr>
+      </w:pPr>
+    </w:p>
+    <w:p>
+      <w:pPr>
+        <w:pStyle w:val="ListParagraph"/>
+        <w:rPr>
+          <w:sz w:val="18"/>
+          <w:szCs w:val="18"/>
+          <w:lang w:val="en-US"/>
+        </w:rPr>
+      </w:pPr>
     </w:p>
     <w:p>
       <w:pPr>
@@ -600,8 +3087,291 @@
           <w:szCs w:val="18"/>
           <w:lang w:val="en-US"/>
         </w:rPr>
-        <w:t>How to call fixture from a test method</w:t>
-      </w:r>
+        <w:lastRenderedPageBreak/>
+        <w:t xml:space="preserve">How to use dependency in </w:t>
+      </w:r>
+      <w:proofErr w:type="spellStart"/>
+      <w:r>
+        <w:rPr>
+          <w:sz w:val="18"/>
+          <w:szCs w:val="18"/>
+          <w:lang w:val="en-US"/>
+        </w:rPr>
+        <w:t>pytest</w:t>
+      </w:r>
+      <w:proofErr w:type="spellEnd"/>
+    </w:p>
+    <w:p>
+      <w:pPr>
+        <w:pStyle w:val="ListParagraph"/>
+        <w:rPr>
+          <w:sz w:val="18"/>
+          <w:szCs w:val="18"/>
+          <w:lang w:val="en-US"/>
+        </w:rPr>
+      </w:pPr>
+      <w:r>
+        <w:rPr>
+          <w:sz w:val="18"/>
+          <w:szCs w:val="18"/>
+          <w:lang w:val="en-US"/>
+        </w:rPr>
+        <w:t xml:space="preserve">import </w:t>
+      </w:r>
+      <w:proofErr w:type="spellStart"/>
+      <w:r>
+        <w:rPr>
+          <w:sz w:val="18"/>
+          <w:szCs w:val="18"/>
+          <w:lang w:val="en-US"/>
+        </w:rPr>
+        <w:t>pytest</w:t>
+      </w:r>
+      <w:proofErr w:type="spellEnd"/>
+    </w:p>
+    <w:p>
+      <w:pPr>
+        <w:pStyle w:val="ListParagraph"/>
+        <w:rPr>
+          <w:sz w:val="18"/>
+          <w:szCs w:val="18"/>
+          <w:lang w:val="en-US"/>
+        </w:rPr>
+      </w:pPr>
+      <w:r>
+        <w:rPr>
+          <w:sz w:val="18"/>
+          <w:szCs w:val="18"/>
+          <w:lang w:val="en-US"/>
+        </w:rPr>
+        <w:t>@</w:t>
+      </w:r>
+      <w:proofErr w:type="gramStart"/>
+      <w:r>
+        <w:rPr>
+          <w:sz w:val="18"/>
+          <w:szCs w:val="18"/>
+          <w:lang w:val="en-US"/>
+        </w:rPr>
+        <w:t>pytest.mark</w:t>
+      </w:r>
+      <w:proofErr w:type="gramEnd"/>
+      <w:r>
+        <w:rPr>
+          <w:sz w:val="18"/>
+          <w:szCs w:val="18"/>
+          <w:lang w:val="en-US"/>
+        </w:rPr>
+        <w:t>.</w:t>
+      </w:r>
+      <w:proofErr w:type="gramStart"/>
+      <w:r>
+        <w:rPr>
+          <w:sz w:val="18"/>
+          <w:szCs w:val="18"/>
+          <w:lang w:val="en-US"/>
+        </w:rPr>
+        <w:t>dependency(</w:t>
+      </w:r>
+      <w:proofErr w:type="gramEnd"/>
+      <w:r>
+        <w:rPr>
+          <w:sz w:val="18"/>
+          <w:szCs w:val="18"/>
+          <w:lang w:val="en-US"/>
+        </w:rPr>
+        <w:t>)</w:t>
+      </w:r>
+    </w:p>
+    <w:p>
+      <w:pPr>
+        <w:pStyle w:val="ListParagraph"/>
+        <w:rPr>
+          <w:sz w:val="18"/>
+          <w:szCs w:val="18"/>
+          <w:lang w:val="en-US"/>
+        </w:rPr>
+      </w:pPr>
+      <w:r>
+        <w:rPr>
+          <w:sz w:val="18"/>
+          <w:szCs w:val="18"/>
+          <w:lang w:val="en-US"/>
+        </w:rPr>
+        <w:t xml:space="preserve">def </w:t>
+      </w:r>
+      <w:proofErr w:type="spellStart"/>
+      <w:r>
+        <w:rPr>
+          <w:sz w:val="18"/>
+          <w:szCs w:val="18"/>
+          <w:lang w:val="en-US"/>
+        </w:rPr>
+        <w:t>test_</w:t>
+      </w:r>
+      <w:proofErr w:type="gramStart"/>
+      <w:r>
+        <w:rPr>
+          <w:sz w:val="18"/>
+          <w:szCs w:val="18"/>
+          <w:lang w:val="en-US"/>
+        </w:rPr>
+        <w:t>login</w:t>
+      </w:r>
+      <w:proofErr w:type="spellEnd"/>
+      <w:r>
+        <w:rPr>
+          <w:sz w:val="18"/>
+          <w:szCs w:val="18"/>
+          <w:lang w:val="en-US"/>
+        </w:rPr>
+        <w:t>(</w:t>
+      </w:r>
+      <w:proofErr w:type="gramEnd"/>
+      <w:r>
+        <w:rPr>
+          <w:sz w:val="18"/>
+          <w:szCs w:val="18"/>
+          <w:lang w:val="en-US"/>
+        </w:rPr>
+        <w:t>):</w:t>
+      </w:r>
+    </w:p>
+    <w:p>
+      <w:pPr>
+        <w:pStyle w:val="ListParagraph"/>
+        <w:rPr>
+          <w:sz w:val="18"/>
+          <w:szCs w:val="18"/>
+          <w:lang w:val="en-US"/>
+        </w:rPr>
+      </w:pPr>
+      <w:r>
+        <w:rPr>
+          <w:sz w:val="18"/>
+          <w:szCs w:val="18"/>
+          <w:lang w:val="en-US"/>
+        </w:rPr>
+        <w:t xml:space="preserve">    pass</w:t>
+      </w:r>
+    </w:p>
+    <w:p>
+      <w:pPr>
+        <w:pStyle w:val="ListParagraph"/>
+        <w:rPr>
+          <w:sz w:val="18"/>
+          <w:szCs w:val="18"/>
+          <w:lang w:val="en-US"/>
+        </w:rPr>
+      </w:pPr>
+      <w:r>
+        <w:rPr>
+          <w:sz w:val="18"/>
+          <w:szCs w:val="18"/>
+          <w:lang w:val="en-US"/>
+        </w:rPr>
+        <w:t>@</w:t>
+      </w:r>
+      <w:proofErr w:type="gramStart"/>
+      <w:r>
+        <w:rPr>
+          <w:sz w:val="18"/>
+          <w:szCs w:val="18"/>
+          <w:lang w:val="en-US"/>
+        </w:rPr>
+        <w:t>pytest.mark.dependency(depends</w:t>
+      </w:r>
+      <w:proofErr w:type="gramEnd"/>
+      <w:r>
+        <w:rPr>
+          <w:sz w:val="18"/>
+          <w:szCs w:val="18"/>
+          <w:lang w:val="en-US"/>
+        </w:rPr>
+        <w:t>=["test_login"])</w:t>
+      </w:r>
+    </w:p>
+    <w:p>
+      <w:pPr>
+        <w:pStyle w:val="ListParagraph"/>
+        <w:rPr>
+          <w:sz w:val="18"/>
+          <w:szCs w:val="18"/>
+          <w:lang w:val="en-US"/>
+        </w:rPr>
+      </w:pPr>
+      <w:r>
+        <w:rPr>
+          <w:sz w:val="18"/>
+          <w:szCs w:val="18"/>
+          <w:lang w:val="en-US"/>
+        </w:rPr>
+        <w:t xml:space="preserve">def </w:t>
+      </w:r>
+      <w:proofErr w:type="spellStart"/>
+      <w:r>
+        <w:rPr>
+          <w:sz w:val="18"/>
+          <w:szCs w:val="18"/>
+          <w:lang w:val="en-US"/>
+        </w:rPr>
+        <w:t>test_</w:t>
+      </w:r>
+      <w:proofErr w:type="gramStart"/>
+      <w:r>
+        <w:rPr>
+          <w:sz w:val="18"/>
+          <w:szCs w:val="18"/>
+          <w:lang w:val="en-US"/>
+        </w:rPr>
+        <w:t>dashboard</w:t>
+      </w:r>
+      <w:proofErr w:type="spellEnd"/>
+      <w:r>
+        <w:rPr>
+          <w:sz w:val="18"/>
+          <w:szCs w:val="18"/>
+          <w:lang w:val="en-US"/>
+        </w:rPr>
+        <w:t>(</w:t>
+      </w:r>
+      <w:proofErr w:type="gramEnd"/>
+      <w:r>
+        <w:rPr>
+          <w:sz w:val="18"/>
+          <w:szCs w:val="18"/>
+          <w:lang w:val="en-US"/>
+        </w:rPr>
+        <w:t>):</w:t>
+      </w:r>
+    </w:p>
+    <w:p>
+      <w:pPr>
+        <w:pStyle w:val="ListParagraph"/>
+        <w:rPr>
+          <w:sz w:val="18"/>
+          <w:szCs w:val="18"/>
+          <w:lang w:val="en-US"/>
+        </w:rPr>
+      </w:pPr>
+      <w:r>
+        <w:rPr>
+          <w:sz w:val="18"/>
+          <w:szCs w:val="18"/>
+          <w:lang w:val="en-US"/>
+        </w:rPr>
+        <w:t xml:space="preserve">    pass</w:t>
+      </w:r>
+    </w:p>
+    <w:p>
+      <w:pPr>
+        <w:pStyle w:val="ListParagraph"/>
+        <w:rPr>
+          <w:sz w:val="18"/>
+          <w:szCs w:val="18"/>
+          <w:lang w:val="en-US"/>
+        </w:rPr>
+      </w:pPr>
     </w:p>
     <w:p>
       <w:pPr>
@@ -622,25 +3392,69 @@
           <w:szCs w:val="18"/>
           <w:lang w:val="en-US"/>
         </w:rPr>
-        <w:t xml:space="preserve">How to run the same test method for multiple set of test data or how to do parametrization in </w:t>
+        <w:t>How to call fixture from a test method</w:t>
+      </w:r>
+    </w:p>
+    <w:p>
+      <w:pPr>
+        <w:pStyle w:val="ListParagraph"/>
+        <w:rPr>
+          <w:sz w:val="18"/>
+          <w:szCs w:val="18"/>
+          <w:lang w:val="en-US"/>
+        </w:rPr>
+      </w:pPr>
+      <w:r>
+        <w:rPr>
+          <w:rStyle w:val="8"/>
+        </w:rPr>
+        <w:t>def</w:t>
+      </w:r>
+      <w:r>
+        <w:t xml:space="preserve"> </w:t>
       </w:r>
       <w:proofErr w:type="spellStart"/>
       <w:r>
         <w:rPr>
-          <w:sz w:val="18"/>
-          <w:szCs w:val="18"/>
-          <w:lang w:val="en-US"/>
-        </w:rPr>
-        <w:t>pytest</w:t>
+          <w:rStyle w:val="e"/>
+        </w:rPr>
+        <w:t>test_example</w:t>
       </w:r>
       <w:proofErr w:type="spellEnd"/>
       <w:r>
-        <w:rPr>
-          <w:sz w:val="18"/>
-          <w:szCs w:val="18"/>
-          <w:lang w:val="en-US"/>
-        </w:rPr>
-        <w:t xml:space="preserve"> framework?</w:t>
+        <w:t>(</w:t>
+      </w:r>
+      <w:r>
+        <w:rPr>
+          <w:rStyle w:val="e"/>
+        </w:rPr>
+        <w:t>setup</w:t>
+      </w:r>
+      <w:r>
+        <w:t>):</w:t>
+      </w:r>
+      <w:r>
+        <w:br/>
+      </w:r>
+      <w:proofErr w:type="gramStart"/>
+      <w:r>
+        <w:rPr>
+          <w:rStyle w:val="e"/>
+        </w:rPr>
+        <w:t>print</w:t>
+      </w:r>
+      <w:r>
+        <w:t>(</w:t>
+      </w:r>
+      <w:proofErr w:type="gramEnd"/>
+      <w:r>
+        <w:rPr>
+          <w:rStyle w:val="c"/>
+        </w:rPr>
+        <w:t>"Using fixture"</w:t>
+      </w:r>
+      <w:r>
+        <w:t>)</w:t>
       </w:r>
     </w:p>
     <w:p>
@@ -650,6 +3464,1264 @@
           <w:ilvl w:val="0"/>
           <w:numId w:val="1"/>
         </w:numPr>
+        <w:rPr>
+          <w:sz w:val="18"/>
+          <w:szCs w:val="18"/>
+          <w:lang w:val="en-US"/>
+        </w:rPr>
+      </w:pPr>
+      <w:r>
+        <w:rPr>
+          <w:sz w:val="18"/>
+          <w:szCs w:val="18"/>
+          <w:lang w:val="en-US"/>
+        </w:rPr>
+        <w:t xml:space="preserve">How to run the same test method for multiple </w:t>
+      </w:r>
+      <w:proofErr w:type="gramStart"/>
+      <w:r>
+        <w:rPr>
+          <w:sz w:val="18"/>
+          <w:szCs w:val="18"/>
+          <w:lang w:val="en-US"/>
+        </w:rPr>
+        <w:t>set</w:t>
+      </w:r>
+      <w:proofErr w:type="gramEnd"/>
+      <w:r>
+        <w:rPr>
+          <w:sz w:val="18"/>
+          <w:szCs w:val="18"/>
+          <w:lang w:val="en-US"/>
+        </w:rPr>
+        <w:t xml:space="preserve"> of test data or how to do parametrization in </w:t>
+      </w:r>
+      <w:proofErr w:type="spellStart"/>
+      <w:r>
+        <w:rPr>
+          <w:sz w:val="18"/>
+          <w:szCs w:val="18"/>
+          <w:lang w:val="en-US"/>
+        </w:rPr>
+        <w:t>pytest</w:t>
+      </w:r>
+      <w:proofErr w:type="spellEnd"/>
+      <w:r>
+        <w:rPr>
+          <w:sz w:val="18"/>
+          <w:szCs w:val="18"/>
+          <w:lang w:val="en-US"/>
+        </w:rPr>
+        <w:t xml:space="preserve"> framework?</w:t>
+      </w:r>
+    </w:p>
+    <w:p>
+      <w:pPr>
+        <w:pStyle w:val="ListParagraph"/>
+        <w:rPr>
+          <w:rStyle w:val="b"/>
+        </w:rPr>
+      </w:pPr>
+      <w:r>
+        <w:rPr>
+          <w:rStyle w:val="7"/>
+        </w:rPr>
+        <w:t>@</w:t>
+      </w:r>
+      <w:proofErr w:type="gramStart"/>
+      <w:r>
+        <w:rPr>
+          <w:rStyle w:val="e"/>
+        </w:rPr>
+        <w:t>pytest</w:t>
+      </w:r>
+      <w:r>
+        <w:rPr>
+          <w:rStyle w:val="8"/>
+        </w:rPr>
+        <w:t>.</w:t>
+      </w:r>
+      <w:r>
+        <w:rPr>
+          <w:rStyle w:val="e"/>
+        </w:rPr>
+        <w:t>mark</w:t>
+      </w:r>
+      <w:proofErr w:type="gramEnd"/>
+      <w:r>
+        <w:rPr>
+          <w:rStyle w:val="8"/>
+        </w:rPr>
+        <w:t>.</w:t>
+      </w:r>
+      <w:proofErr w:type="gramStart"/>
+      <w:r>
+        <w:rPr>
+          <w:rStyle w:val="e"/>
+        </w:rPr>
+        <w:t>parametrize</w:t>
+      </w:r>
+      <w:r>
+        <w:t>(</w:t>
+      </w:r>
+      <w:proofErr w:type="gramEnd"/>
+      <w:r>
+        <w:rPr>
+          <w:rStyle w:val="c"/>
+        </w:rPr>
+        <w:t>"user"</w:t>
+      </w:r>
+      <w:r>
+        <w:t>, [</w:t>
+      </w:r>
+      <w:r>
+        <w:rPr>
+          <w:rStyle w:val="c"/>
+        </w:rPr>
+        <w:t>"admin"</w:t>
+      </w:r>
+      <w:r>
+        <w:t xml:space="preserve">, </w:t>
+      </w:r>
+      <w:r>
+        <w:rPr>
+          <w:rStyle w:val="c"/>
+        </w:rPr>
+        <w:t>"guest"</w:t>
+      </w:r>
+      <w:r>
+        <w:t xml:space="preserve">, </w:t>
+      </w:r>
+      <w:r>
+        <w:rPr>
+          <w:rStyle w:val="c"/>
+        </w:rPr>
+        <w:t>"test"</w:t>
+      </w:r>
+      <w:r>
+        <w:t>])</w:t>
+      </w:r>
+      <w:r>
+        <w:br/>
+      </w:r>
+      <w:r>
+        <w:rPr>
+          <w:rStyle w:val="8"/>
+        </w:rPr>
+        <w:t>def</w:t>
+      </w:r>
+      <w:r>
+        <w:t xml:space="preserve"> </w:t>
+      </w:r>
+      <w:proofErr w:type="spellStart"/>
+      <w:r>
+        <w:rPr>
+          <w:rStyle w:val="e"/>
+        </w:rPr>
+        <w:t>test_users</w:t>
+      </w:r>
+      <w:proofErr w:type="spellEnd"/>
+      <w:r>
+        <w:t>(</w:t>
+      </w:r>
+      <w:r>
+        <w:rPr>
+          <w:rStyle w:val="e"/>
+        </w:rPr>
+        <w:t>user</w:t>
+      </w:r>
+      <w:r>
+        <w:t>):</w:t>
+      </w:r>
+      <w:r>
+        <w:br/>
+      </w:r>
+      <w:r>
+        <w:rPr>
+          <w:rStyle w:val="8"/>
+        </w:rPr>
+        <w:t>assert</w:t>
+      </w:r>
+      <w:r>
+        <w:t xml:space="preserve"> </w:t>
+      </w:r>
+      <w:r>
+        <w:rPr>
+          <w:rStyle w:val="e"/>
+        </w:rPr>
+        <w:t>user</w:t>
+      </w:r>
+      <w:r>
+        <w:t xml:space="preserve"> </w:t>
+      </w:r>
+      <w:r>
+        <w:rPr>
+          <w:rStyle w:val="8"/>
+        </w:rPr>
+        <w:t>is</w:t>
+      </w:r>
+      <w:r>
+        <w:t xml:space="preserve"> </w:t>
+      </w:r>
+      <w:r>
+        <w:rPr>
+          <w:rStyle w:val="8"/>
+        </w:rPr>
+        <w:t>not</w:t>
+      </w:r>
+      <w:r>
+        <w:t xml:space="preserve"> </w:t>
+      </w:r>
+      <w:r>
+        <w:rPr>
+          <w:rStyle w:val="b"/>
+        </w:rPr>
+        <w:t>None</w:t>
+      </w:r>
+    </w:p>
+    <w:p>
+      <w:pPr>
+        <w:pStyle w:val="ListParagraph"/>
+      </w:pPr>
+      <w:proofErr w:type="spellStart"/>
+      <w:r>
+        <w:t>Pytest</w:t>
+      </w:r>
+      <w:proofErr w:type="spellEnd"/>
+      <w:r>
+        <w:t xml:space="preserve"> is preferred because it supports scalable framework design through fixtures, parameterization, plugin architecture, and clean reporting, making it highly suitable for enterprise automation.</w:t>
+      </w:r>
+    </w:p>
+    <w:p>
+      <w:pPr>
+        <w:pStyle w:val="ListParagraph"/>
+      </w:pPr>
+    </w:p>
+    <w:p>
+      <w:pPr>
+        <w:pStyle w:val="ListParagraph"/>
+      </w:pPr>
+    </w:p>
+    <w:p>
+      <w:pPr>
+        <w:pStyle w:val="ListParagraph"/>
+        <w:numPr>
+          <w:ilvl w:val="0"/>
+          <w:numId w:val="1"/>
+        </w:numPr>
+        <w:rPr>
+          <w:sz w:val="18"/>
+          <w:szCs w:val="18"/>
+          <w:lang w:val="en-US"/>
+        </w:rPr>
+      </w:pPr>
+      <w:proofErr w:type="spellStart"/>
+      <w:r>
+        <w:rPr>
+          <w:sz w:val="18"/>
+          <w:szCs w:val="18"/>
+          <w:lang w:val="en-US"/>
+        </w:rPr>
+        <w:t>Systax</w:t>
+      </w:r>
+      <w:proofErr w:type="spellEnd"/>
+      <w:r>
+        <w:rPr>
+          <w:sz w:val="18"/>
+          <w:szCs w:val="18"/>
+          <w:lang w:val="en-US"/>
+        </w:rPr>
+        <w:t xml:space="preserve"> for setup and how to use with test cases.</w:t>
+      </w:r>
+    </w:p>
+    <w:p>
+      <w:pPr>
+        <w:shd w:val="clear" w:color="auto" w:fill="FFFFFE"/>
+        <w:spacing w:after="0" w:line="270" w:lineRule="atLeast"/>
+        <w:rPr>
+          <w:rFonts w:ascii="Fira Code" w:eastAsia="Times New Roman" w:hAnsi="Fira Code" w:cs="Fira Code"/>
+          <w:color w:val="000000"/>
+          <w:kern w:val="0"/>
+          <w:sz w:val="20"/>
+          <w:szCs w:val="20"/>
+          <w:lang w:eastAsia="en-IN"/>
+          <w14:ligatures w14:val="none"/>
+        </w:rPr>
+      </w:pPr>
+      <w:r>
+        <w:rPr>
+          <w:rFonts w:ascii="Fira Code" w:eastAsia="Times New Roman" w:hAnsi="Fira Code" w:cs="Fira Code"/>
+          <w:color w:val="0000FF"/>
+          <w:kern w:val="0"/>
+          <w:sz w:val="20"/>
+          <w:szCs w:val="20"/>
+          <w:lang w:eastAsia="en-IN"/>
+          <w14:ligatures w14:val="none"/>
+        </w:rPr>
+        <w:t>import</w:t>
+      </w:r>
+      <w:r>
+        <w:rPr>
+          <w:rFonts w:ascii="Fira Code" w:eastAsia="Times New Roman" w:hAnsi="Fira Code" w:cs="Fira Code"/>
+          <w:color w:val="000000"/>
+          <w:kern w:val="0"/>
+          <w:sz w:val="20"/>
+          <w:szCs w:val="20"/>
+          <w:lang w:eastAsia="en-IN"/>
+          <w14:ligatures w14:val="none"/>
+        </w:rPr>
+        <w:t xml:space="preserve"> </w:t>
+      </w:r>
+      <w:proofErr w:type="spellStart"/>
+      <w:r>
+        <w:rPr>
+          <w:rFonts w:ascii="Fira Code" w:eastAsia="Times New Roman" w:hAnsi="Fira Code" w:cs="Fira Code"/>
+          <w:color w:val="000000"/>
+          <w:kern w:val="0"/>
+          <w:sz w:val="20"/>
+          <w:szCs w:val="20"/>
+          <w:lang w:eastAsia="en-IN"/>
+          <w14:ligatures w14:val="none"/>
+        </w:rPr>
+        <w:t>pytest</w:t>
+      </w:r>
+      <w:proofErr w:type="spellEnd"/>
+    </w:p>
+    <w:p>
+      <w:pPr>
+        <w:shd w:val="clear" w:color="auto" w:fill="FFFFFE"/>
+        <w:spacing w:after="0" w:line="270" w:lineRule="atLeast"/>
+        <w:rPr>
+          <w:rFonts w:ascii="Fira Code" w:eastAsia="Times New Roman" w:hAnsi="Fira Code" w:cs="Fira Code"/>
+          <w:color w:val="000000"/>
+          <w:kern w:val="0"/>
+          <w:sz w:val="20"/>
+          <w:szCs w:val="20"/>
+          <w:lang w:eastAsia="en-IN"/>
+          <w14:ligatures w14:val="none"/>
+        </w:rPr>
+      </w:pPr>
+      <w:r>
+        <w:rPr>
+          <w:rFonts w:ascii="Fira Code" w:eastAsia="Times New Roman" w:hAnsi="Fira Code" w:cs="Fira Code"/>
+          <w:color w:val="0000FF"/>
+          <w:kern w:val="0"/>
+          <w:sz w:val="20"/>
+          <w:szCs w:val="20"/>
+          <w:lang w:eastAsia="en-IN"/>
+          <w14:ligatures w14:val="none"/>
+        </w:rPr>
+        <w:t>from</w:t>
+      </w:r>
+      <w:r>
+        <w:rPr>
+          <w:rFonts w:ascii="Fira Code" w:eastAsia="Times New Roman" w:hAnsi="Fira Code" w:cs="Fira Code"/>
+          <w:color w:val="000000"/>
+          <w:kern w:val="0"/>
+          <w:sz w:val="20"/>
+          <w:szCs w:val="20"/>
+          <w:lang w:eastAsia="en-IN"/>
+          <w14:ligatures w14:val="none"/>
+        </w:rPr>
+        <w:t xml:space="preserve"> selenium </w:t>
+      </w:r>
+      <w:r>
+        <w:rPr>
+          <w:rFonts w:ascii="Fira Code" w:eastAsia="Times New Roman" w:hAnsi="Fira Code" w:cs="Fira Code"/>
+          <w:color w:val="0000FF"/>
+          <w:kern w:val="0"/>
+          <w:sz w:val="20"/>
+          <w:szCs w:val="20"/>
+          <w:lang w:eastAsia="en-IN"/>
+          <w14:ligatures w14:val="none"/>
+        </w:rPr>
+        <w:t>import</w:t>
+      </w:r>
+      <w:r>
+        <w:rPr>
+          <w:rFonts w:ascii="Fira Code" w:eastAsia="Times New Roman" w:hAnsi="Fira Code" w:cs="Fira Code"/>
+          <w:color w:val="000000"/>
+          <w:kern w:val="0"/>
+          <w:sz w:val="20"/>
+          <w:szCs w:val="20"/>
+          <w:lang w:eastAsia="en-IN"/>
+          <w14:ligatures w14:val="none"/>
+        </w:rPr>
+        <w:t xml:space="preserve"> </w:t>
+      </w:r>
+      <w:proofErr w:type="spellStart"/>
+      <w:r>
+        <w:rPr>
+          <w:rFonts w:ascii="Fira Code" w:eastAsia="Times New Roman" w:hAnsi="Fira Code" w:cs="Fira Code"/>
+          <w:color w:val="000000"/>
+          <w:kern w:val="0"/>
+          <w:sz w:val="20"/>
+          <w:szCs w:val="20"/>
+          <w:lang w:eastAsia="en-IN"/>
+          <w14:ligatures w14:val="none"/>
+        </w:rPr>
+        <w:t>webdriver</w:t>
+      </w:r>
+      <w:proofErr w:type="spellEnd"/>
+    </w:p>
+    <w:p>
+      <w:pPr>
+        <w:shd w:val="clear" w:color="auto" w:fill="FFFFFE"/>
+        <w:spacing w:after="0" w:line="270" w:lineRule="atLeast"/>
+        <w:rPr>
+          <w:rFonts w:ascii="Fira Code" w:eastAsia="Times New Roman" w:hAnsi="Fira Code" w:cs="Fira Code"/>
+          <w:color w:val="000000"/>
+          <w:kern w:val="0"/>
+          <w:sz w:val="20"/>
+          <w:szCs w:val="20"/>
+          <w:lang w:eastAsia="en-IN"/>
+          <w14:ligatures w14:val="none"/>
+        </w:rPr>
+      </w:pPr>
+    </w:p>
+    <w:p>
+      <w:pPr>
+        <w:shd w:val="clear" w:color="auto" w:fill="FFFFFE"/>
+        <w:spacing w:after="0" w:line="270" w:lineRule="atLeast"/>
+        <w:rPr>
+          <w:rFonts w:ascii="Fira Code" w:eastAsia="Times New Roman" w:hAnsi="Fira Code" w:cs="Fira Code"/>
+          <w:color w:val="000000"/>
+          <w:kern w:val="0"/>
+          <w:sz w:val="20"/>
+          <w:szCs w:val="20"/>
+          <w:lang w:eastAsia="en-IN"/>
+          <w14:ligatures w14:val="none"/>
+        </w:rPr>
+      </w:pPr>
+      <w:r>
+        <w:rPr>
+          <w:rFonts w:ascii="Fira Code" w:eastAsia="Times New Roman" w:hAnsi="Fira Code" w:cs="Fira Code"/>
+          <w:color w:val="800000"/>
+          <w:kern w:val="0"/>
+          <w:sz w:val="20"/>
+          <w:szCs w:val="20"/>
+          <w:lang w:eastAsia="en-IN"/>
+          <w14:ligatures w14:val="none"/>
+        </w:rPr>
+        <w:t>@</w:t>
+      </w:r>
+      <w:proofErr w:type="gramStart"/>
+      <w:r>
+        <w:rPr>
+          <w:rFonts w:ascii="Fira Code" w:eastAsia="Times New Roman" w:hAnsi="Fira Code" w:cs="Fira Code"/>
+          <w:color w:val="800000"/>
+          <w:kern w:val="0"/>
+          <w:sz w:val="20"/>
+          <w:szCs w:val="20"/>
+          <w:lang w:eastAsia="en-IN"/>
+          <w14:ligatures w14:val="none"/>
+        </w:rPr>
+        <w:t>pytest</w:t>
+      </w:r>
+      <w:r>
+        <w:rPr>
+          <w:rFonts w:ascii="Fira Code" w:eastAsia="Times New Roman" w:hAnsi="Fira Code" w:cs="Fira Code"/>
+          <w:color w:val="000000"/>
+          <w:kern w:val="0"/>
+          <w:sz w:val="20"/>
+          <w:szCs w:val="20"/>
+          <w:lang w:eastAsia="en-IN"/>
+          <w14:ligatures w14:val="none"/>
+        </w:rPr>
+        <w:t>.fixture</w:t>
+      </w:r>
+      <w:proofErr w:type="gramEnd"/>
+      <w:r>
+        <w:rPr>
+          <w:rFonts w:ascii="Fira Code" w:eastAsia="Times New Roman" w:hAnsi="Fira Code" w:cs="Fira Code"/>
+          <w:color w:val="000000"/>
+          <w:kern w:val="0"/>
+          <w:sz w:val="20"/>
+          <w:szCs w:val="20"/>
+          <w:lang w:eastAsia="en-IN"/>
+          <w14:ligatures w14:val="none"/>
+        </w:rPr>
+        <w:t>(scope=</w:t>
+      </w:r>
+      <w:r>
+        <w:rPr>
+          <w:rFonts w:ascii="Fira Code" w:eastAsia="Times New Roman" w:hAnsi="Fira Code" w:cs="Fira Code"/>
+          <w:color w:val="A31515"/>
+          <w:kern w:val="0"/>
+          <w:sz w:val="20"/>
+          <w:szCs w:val="20"/>
+          <w:lang w:eastAsia="en-IN"/>
+          <w14:ligatures w14:val="none"/>
+        </w:rPr>
+        <w:t>"session"</w:t>
+      </w:r>
+      <w:r>
+        <w:rPr>
+          <w:rFonts w:ascii="Fira Code" w:eastAsia="Times New Roman" w:hAnsi="Fira Code" w:cs="Fira Code"/>
+          <w:color w:val="000000"/>
+          <w:kern w:val="0"/>
+          <w:sz w:val="20"/>
+          <w:szCs w:val="20"/>
+          <w:lang w:eastAsia="en-IN"/>
+          <w14:ligatures w14:val="none"/>
+        </w:rPr>
+        <w:t>)</w:t>
+      </w:r>
+    </w:p>
+    <w:p>
+      <w:pPr>
+        <w:shd w:val="clear" w:color="auto" w:fill="FFFFFE"/>
+        <w:spacing w:after="0" w:line="270" w:lineRule="atLeast"/>
+        <w:rPr>
+          <w:rFonts w:ascii="Fira Code" w:eastAsia="Times New Roman" w:hAnsi="Fira Code" w:cs="Fira Code"/>
+          <w:color w:val="000000"/>
+          <w:kern w:val="0"/>
+          <w:sz w:val="20"/>
+          <w:szCs w:val="20"/>
+          <w:lang w:eastAsia="en-IN"/>
+          <w14:ligatures w14:val="none"/>
+        </w:rPr>
+      </w:pPr>
+      <w:r>
+        <w:rPr>
+          <w:rFonts w:ascii="Fira Code" w:eastAsia="Times New Roman" w:hAnsi="Fira Code" w:cs="Fira Code"/>
+          <w:color w:val="0000FF"/>
+          <w:kern w:val="0"/>
+          <w:sz w:val="20"/>
+          <w:szCs w:val="20"/>
+          <w:lang w:eastAsia="en-IN"/>
+          <w14:ligatures w14:val="none"/>
+        </w:rPr>
+        <w:t>def</w:t>
+      </w:r>
+      <w:r>
+        <w:rPr>
+          <w:rFonts w:ascii="Fira Code" w:eastAsia="Times New Roman" w:hAnsi="Fira Code" w:cs="Fira Code"/>
+          <w:color w:val="000000"/>
+          <w:kern w:val="0"/>
+          <w:sz w:val="20"/>
+          <w:szCs w:val="20"/>
+          <w:lang w:eastAsia="en-IN"/>
+          <w14:ligatures w14:val="none"/>
+        </w:rPr>
+        <w:t xml:space="preserve"> </w:t>
+      </w:r>
+      <w:proofErr w:type="gramStart"/>
+      <w:r>
+        <w:rPr>
+          <w:rFonts w:ascii="Fira Code" w:eastAsia="Times New Roman" w:hAnsi="Fira Code" w:cs="Fira Code"/>
+          <w:color w:val="000000"/>
+          <w:kern w:val="0"/>
+          <w:sz w:val="20"/>
+          <w:szCs w:val="20"/>
+          <w:lang w:eastAsia="en-IN"/>
+          <w14:ligatures w14:val="none"/>
+        </w:rPr>
+        <w:t>driver(</w:t>
+      </w:r>
+      <w:proofErr w:type="gramEnd"/>
+      <w:r>
+        <w:rPr>
+          <w:rFonts w:ascii="Fira Code" w:eastAsia="Times New Roman" w:hAnsi="Fira Code" w:cs="Fira Code"/>
+          <w:color w:val="000000"/>
+          <w:kern w:val="0"/>
+          <w:sz w:val="20"/>
+          <w:szCs w:val="20"/>
+          <w:lang w:eastAsia="en-IN"/>
+          <w14:ligatures w14:val="none"/>
+        </w:rPr>
+        <w:t>):</w:t>
+      </w:r>
+    </w:p>
+    <w:p>
+      <w:pPr>
+        <w:shd w:val="clear" w:color="auto" w:fill="FFFFFE"/>
+        <w:spacing w:after="0" w:line="270" w:lineRule="atLeast"/>
+        <w:rPr>
+          <w:rFonts w:ascii="Fira Code" w:eastAsia="Times New Roman" w:hAnsi="Fira Code" w:cs="Fira Code"/>
+          <w:color w:val="000000"/>
+          <w:kern w:val="0"/>
+          <w:sz w:val="20"/>
+          <w:szCs w:val="20"/>
+          <w:lang w:eastAsia="en-IN"/>
+          <w14:ligatures w14:val="none"/>
+        </w:rPr>
+      </w:pPr>
+      <w:r>
+        <w:rPr>
+          <w:rFonts w:ascii="Fira Code" w:eastAsia="Times New Roman" w:hAnsi="Fira Code" w:cs="Fira Code"/>
+          <w:color w:val="000000"/>
+          <w:kern w:val="0"/>
+          <w:sz w:val="20"/>
+          <w:szCs w:val="20"/>
+          <w:lang w:eastAsia="en-IN"/>
+          <w14:ligatures w14:val="none"/>
+        </w:rPr>
+        <w:t>    driver=</w:t>
+      </w:r>
+      <w:proofErr w:type="spellStart"/>
+      <w:proofErr w:type="gramStart"/>
+      <w:r>
+        <w:rPr>
+          <w:rFonts w:ascii="Fira Code" w:eastAsia="Times New Roman" w:hAnsi="Fira Code" w:cs="Fira Code"/>
+          <w:color w:val="000000"/>
+          <w:kern w:val="0"/>
+          <w:sz w:val="20"/>
+          <w:szCs w:val="20"/>
+          <w:lang w:eastAsia="en-IN"/>
+          <w14:ligatures w14:val="none"/>
+        </w:rPr>
+        <w:t>webdriver.Chrome</w:t>
+      </w:r>
+      <w:proofErr w:type="spellEnd"/>
+      <w:proofErr w:type="gramEnd"/>
+      <w:r>
+        <w:rPr>
+          <w:rFonts w:ascii="Fira Code" w:eastAsia="Times New Roman" w:hAnsi="Fira Code" w:cs="Fira Code"/>
+          <w:color w:val="000000"/>
+          <w:kern w:val="0"/>
+          <w:sz w:val="20"/>
+          <w:szCs w:val="20"/>
+          <w:lang w:eastAsia="en-IN"/>
+          <w14:ligatures w14:val="none"/>
+        </w:rPr>
+        <w:t>()</w:t>
+      </w:r>
+    </w:p>
+    <w:p>
+      <w:pPr>
+        <w:shd w:val="clear" w:color="auto" w:fill="FFFFFE"/>
+        <w:spacing w:after="0" w:line="270" w:lineRule="atLeast"/>
+        <w:rPr>
+          <w:rFonts w:ascii="Fira Code" w:eastAsia="Times New Roman" w:hAnsi="Fira Code" w:cs="Fira Code"/>
+          <w:color w:val="000000"/>
+          <w:kern w:val="0"/>
+          <w:sz w:val="20"/>
+          <w:szCs w:val="20"/>
+          <w:lang w:eastAsia="en-IN"/>
+          <w14:ligatures w14:val="none"/>
+        </w:rPr>
+      </w:pPr>
+      <w:r>
+        <w:rPr>
+          <w:rFonts w:ascii="Fira Code" w:eastAsia="Times New Roman" w:hAnsi="Fira Code" w:cs="Fira Code"/>
+          <w:color w:val="000000"/>
+          <w:kern w:val="0"/>
+          <w:sz w:val="20"/>
+          <w:szCs w:val="20"/>
+          <w:lang w:eastAsia="en-IN"/>
+          <w14:ligatures w14:val="none"/>
+        </w:rPr>
+        <w:t xml:space="preserve">    </w:t>
+      </w:r>
+      <w:proofErr w:type="spellStart"/>
+      <w:proofErr w:type="gramStart"/>
+      <w:r>
+        <w:rPr>
+          <w:rFonts w:ascii="Fira Code" w:eastAsia="Times New Roman" w:hAnsi="Fira Code" w:cs="Fira Code"/>
+          <w:color w:val="000000"/>
+          <w:kern w:val="0"/>
+          <w:sz w:val="20"/>
+          <w:szCs w:val="20"/>
+          <w:lang w:eastAsia="en-IN"/>
+          <w14:ligatures w14:val="none"/>
+        </w:rPr>
+        <w:t>driver.maximize</w:t>
+      </w:r>
+      <w:proofErr w:type="gramEnd"/>
+      <w:r>
+        <w:rPr>
+          <w:rFonts w:ascii="Fira Code" w:eastAsia="Times New Roman" w:hAnsi="Fira Code" w:cs="Fira Code"/>
+          <w:color w:val="000000"/>
+          <w:kern w:val="0"/>
+          <w:sz w:val="20"/>
+          <w:szCs w:val="20"/>
+          <w:lang w:eastAsia="en-IN"/>
+          <w14:ligatures w14:val="none"/>
+        </w:rPr>
+        <w:t>_</w:t>
+      </w:r>
+      <w:proofErr w:type="gramStart"/>
+      <w:r>
+        <w:rPr>
+          <w:rFonts w:ascii="Fira Code" w:eastAsia="Times New Roman" w:hAnsi="Fira Code" w:cs="Fira Code"/>
+          <w:color w:val="000000"/>
+          <w:kern w:val="0"/>
+          <w:sz w:val="20"/>
+          <w:szCs w:val="20"/>
+          <w:lang w:eastAsia="en-IN"/>
+          <w14:ligatures w14:val="none"/>
+        </w:rPr>
+        <w:t>window</w:t>
+      </w:r>
+      <w:proofErr w:type="spellEnd"/>
+      <w:r>
+        <w:rPr>
+          <w:rFonts w:ascii="Fira Code" w:eastAsia="Times New Roman" w:hAnsi="Fira Code" w:cs="Fira Code"/>
+          <w:color w:val="000000"/>
+          <w:kern w:val="0"/>
+          <w:sz w:val="20"/>
+          <w:szCs w:val="20"/>
+          <w:lang w:eastAsia="en-IN"/>
+          <w14:ligatures w14:val="none"/>
+        </w:rPr>
+        <w:t>(</w:t>
+      </w:r>
+      <w:proofErr w:type="gramEnd"/>
+      <w:r>
+        <w:rPr>
+          <w:rFonts w:ascii="Fira Code" w:eastAsia="Times New Roman" w:hAnsi="Fira Code" w:cs="Fira Code"/>
+          <w:color w:val="000000"/>
+          <w:kern w:val="0"/>
+          <w:sz w:val="20"/>
+          <w:szCs w:val="20"/>
+          <w:lang w:eastAsia="en-IN"/>
+          <w14:ligatures w14:val="none"/>
+        </w:rPr>
+        <w:t>)</w:t>
+      </w:r>
+    </w:p>
+    <w:p>
+      <w:pPr>
+        <w:shd w:val="clear" w:color="auto" w:fill="FFFFFE"/>
+        <w:spacing w:after="0" w:line="270" w:lineRule="atLeast"/>
+        <w:rPr>
+          <w:rFonts w:ascii="Fira Code" w:eastAsia="Times New Roman" w:hAnsi="Fira Code" w:cs="Fira Code"/>
+          <w:color w:val="000000"/>
+          <w:kern w:val="0"/>
+          <w:sz w:val="20"/>
+          <w:szCs w:val="20"/>
+          <w:lang w:eastAsia="en-IN"/>
+          <w14:ligatures w14:val="none"/>
+        </w:rPr>
+      </w:pPr>
+      <w:r>
+        <w:rPr>
+          <w:rFonts w:ascii="Fira Code" w:eastAsia="Times New Roman" w:hAnsi="Fira Code" w:cs="Fira Code"/>
+          <w:color w:val="000000"/>
+          <w:kern w:val="0"/>
+          <w:sz w:val="20"/>
+          <w:szCs w:val="20"/>
+          <w:lang w:eastAsia="en-IN"/>
+          <w14:ligatures w14:val="none"/>
+        </w:rPr>
+        <w:t xml:space="preserve">    </w:t>
+      </w:r>
+      <w:proofErr w:type="spellStart"/>
+      <w:r>
+        <w:rPr>
+          <w:rFonts w:ascii="Fira Code" w:eastAsia="Times New Roman" w:hAnsi="Fira Code" w:cs="Fira Code"/>
+          <w:color w:val="000000"/>
+          <w:kern w:val="0"/>
+          <w:sz w:val="20"/>
+          <w:szCs w:val="20"/>
+          <w:lang w:eastAsia="en-IN"/>
+          <w14:ligatures w14:val="none"/>
+        </w:rPr>
+        <w:t>driver.get</w:t>
+      </w:r>
+      <w:proofErr w:type="spellEnd"/>
+      <w:r>
+        <w:rPr>
+          <w:rFonts w:ascii="Fira Code" w:eastAsia="Times New Roman" w:hAnsi="Fira Code" w:cs="Fira Code"/>
+          <w:color w:val="000000"/>
+          <w:kern w:val="0"/>
+          <w:sz w:val="20"/>
+          <w:szCs w:val="20"/>
+          <w:lang w:eastAsia="en-IN"/>
+          <w14:ligatures w14:val="none"/>
+        </w:rPr>
+        <w:t>(</w:t>
+      </w:r>
+      <w:r>
+        <w:rPr>
+          <w:rFonts w:ascii="Fira Code" w:eastAsia="Times New Roman" w:hAnsi="Fira Code" w:cs="Fira Code"/>
+          <w:color w:val="A31515"/>
+          <w:kern w:val="0"/>
+          <w:sz w:val="20"/>
+          <w:szCs w:val="20"/>
+          <w:lang w:eastAsia="en-IN"/>
+          <w14:ligatures w14:val="none"/>
+        </w:rPr>
+        <w:t>"https://google.com"</w:t>
+      </w:r>
+      <w:r>
+        <w:rPr>
+          <w:rFonts w:ascii="Fira Code" w:eastAsia="Times New Roman" w:hAnsi="Fira Code" w:cs="Fira Code"/>
+          <w:color w:val="000000"/>
+          <w:kern w:val="0"/>
+          <w:sz w:val="20"/>
+          <w:szCs w:val="20"/>
+          <w:lang w:eastAsia="en-IN"/>
+          <w14:ligatures w14:val="none"/>
+        </w:rPr>
+        <w:t>)</w:t>
+      </w:r>
+    </w:p>
+    <w:p>
+      <w:pPr>
+        <w:shd w:val="clear" w:color="auto" w:fill="FFFFFE"/>
+        <w:spacing w:after="0" w:line="270" w:lineRule="atLeast"/>
+        <w:rPr>
+          <w:rFonts w:ascii="Fira Code" w:eastAsia="Times New Roman" w:hAnsi="Fira Code" w:cs="Fira Code"/>
+          <w:color w:val="000000"/>
+          <w:kern w:val="0"/>
+          <w:sz w:val="20"/>
+          <w:szCs w:val="20"/>
+          <w:lang w:eastAsia="en-IN"/>
+          <w14:ligatures w14:val="none"/>
+        </w:rPr>
+      </w:pPr>
+      <w:r>
+        <w:rPr>
+          <w:rFonts w:ascii="Fira Code" w:eastAsia="Times New Roman" w:hAnsi="Fira Code" w:cs="Fira Code"/>
+          <w:color w:val="000000"/>
+          <w:kern w:val="0"/>
+          <w:sz w:val="20"/>
+          <w:szCs w:val="20"/>
+          <w:lang w:eastAsia="en-IN"/>
+          <w14:ligatures w14:val="none"/>
+        </w:rPr>
+        <w:t xml:space="preserve">    </w:t>
+      </w:r>
+      <w:r>
+        <w:rPr>
+          <w:rFonts w:ascii="Fira Code" w:eastAsia="Times New Roman" w:hAnsi="Fira Code" w:cs="Fira Code"/>
+          <w:color w:val="0000FF"/>
+          <w:kern w:val="0"/>
+          <w:sz w:val="20"/>
+          <w:szCs w:val="20"/>
+          <w:lang w:eastAsia="en-IN"/>
+          <w14:ligatures w14:val="none"/>
+        </w:rPr>
+        <w:t>yield</w:t>
+      </w:r>
+      <w:r>
+        <w:rPr>
+          <w:rFonts w:ascii="Fira Code" w:eastAsia="Times New Roman" w:hAnsi="Fira Code" w:cs="Fira Code"/>
+          <w:color w:val="000000"/>
+          <w:kern w:val="0"/>
+          <w:sz w:val="20"/>
+          <w:szCs w:val="20"/>
+          <w:lang w:eastAsia="en-IN"/>
+          <w14:ligatures w14:val="none"/>
+        </w:rPr>
+        <w:t xml:space="preserve"> driver</w:t>
+      </w:r>
+    </w:p>
+    <w:p>
+      <w:pPr>
+        <w:shd w:val="clear" w:color="auto" w:fill="FFFFFE"/>
+        <w:spacing w:after="0" w:line="270" w:lineRule="atLeast"/>
+        <w:rPr>
+          <w:rFonts w:ascii="Fira Code" w:eastAsia="Times New Roman" w:hAnsi="Fira Code" w:cs="Fira Code"/>
+          <w:color w:val="000000"/>
+          <w:kern w:val="0"/>
+          <w:sz w:val="20"/>
+          <w:szCs w:val="20"/>
+          <w:lang w:eastAsia="en-IN"/>
+          <w14:ligatures w14:val="none"/>
+        </w:rPr>
+      </w:pPr>
+      <w:r>
+        <w:rPr>
+          <w:rFonts w:ascii="Fira Code" w:eastAsia="Times New Roman" w:hAnsi="Fira Code" w:cs="Fira Code"/>
+          <w:color w:val="000000"/>
+          <w:kern w:val="0"/>
+          <w:sz w:val="20"/>
+          <w:szCs w:val="20"/>
+          <w:lang w:eastAsia="en-IN"/>
+          <w14:ligatures w14:val="none"/>
+        </w:rPr>
+        <w:t xml:space="preserve">    </w:t>
+      </w:r>
+      <w:proofErr w:type="spellStart"/>
+      <w:proofErr w:type="gramStart"/>
+      <w:r>
+        <w:rPr>
+          <w:rFonts w:ascii="Fira Code" w:eastAsia="Times New Roman" w:hAnsi="Fira Code" w:cs="Fira Code"/>
+          <w:color w:val="000000"/>
+          <w:kern w:val="0"/>
+          <w:sz w:val="20"/>
+          <w:szCs w:val="20"/>
+          <w:lang w:eastAsia="en-IN"/>
+          <w14:ligatures w14:val="none"/>
+        </w:rPr>
+        <w:t>driver.quit</w:t>
+      </w:r>
+      <w:proofErr w:type="spellEnd"/>
+      <w:proofErr w:type="gramEnd"/>
+      <w:r>
+        <w:rPr>
+          <w:rFonts w:ascii="Fira Code" w:eastAsia="Times New Roman" w:hAnsi="Fira Code" w:cs="Fira Code"/>
+          <w:color w:val="000000"/>
+          <w:kern w:val="0"/>
+          <w:sz w:val="20"/>
+          <w:szCs w:val="20"/>
+          <w:lang w:eastAsia="en-IN"/>
+          <w14:ligatures w14:val="none"/>
+        </w:rPr>
+        <w:t>()</w:t>
+      </w:r>
+    </w:p>
+    <w:p>
+      <w:pPr>
+        <w:shd w:val="clear" w:color="auto" w:fill="FFFFFE"/>
+        <w:spacing w:after="0" w:line="270" w:lineRule="atLeast"/>
+        <w:rPr>
+          <w:rFonts w:ascii="Fira Code" w:eastAsia="Times New Roman" w:hAnsi="Fira Code" w:cs="Fira Code"/>
+          <w:color w:val="000000"/>
+          <w:kern w:val="0"/>
+          <w:sz w:val="20"/>
+          <w:szCs w:val="20"/>
+          <w:lang w:eastAsia="en-IN"/>
+          <w14:ligatures w14:val="none"/>
+        </w:rPr>
+      </w:pPr>
+    </w:p>
+    <w:p>
+      <w:pPr>
+        <w:shd w:val="clear" w:color="auto" w:fill="FFFFFE"/>
+        <w:spacing w:after="0" w:line="270" w:lineRule="atLeast"/>
+        <w:rPr>
+          <w:rFonts w:ascii="Fira Code" w:eastAsia="Times New Roman" w:hAnsi="Fira Code" w:cs="Fira Code"/>
+          <w:color w:val="000000"/>
+          <w:kern w:val="0"/>
+          <w:sz w:val="20"/>
+          <w:szCs w:val="20"/>
+          <w:lang w:eastAsia="en-IN"/>
+          <w14:ligatures w14:val="none"/>
+        </w:rPr>
+      </w:pPr>
+      <w:r>
+        <w:rPr>
+          <w:rFonts w:ascii="Fira Code" w:eastAsia="Times New Roman" w:hAnsi="Fira Code" w:cs="Fira Code"/>
+          <w:color w:val="0000FF"/>
+          <w:kern w:val="0"/>
+          <w:sz w:val="20"/>
+          <w:szCs w:val="20"/>
+          <w:lang w:eastAsia="en-IN"/>
+          <w14:ligatures w14:val="none"/>
+        </w:rPr>
+        <w:t>def</w:t>
+      </w:r>
+      <w:r>
+        <w:rPr>
+          <w:rFonts w:ascii="Fira Code" w:eastAsia="Times New Roman" w:hAnsi="Fira Code" w:cs="Fira Code"/>
+          <w:color w:val="000000"/>
+          <w:kern w:val="0"/>
+          <w:sz w:val="20"/>
+          <w:szCs w:val="20"/>
+          <w:lang w:eastAsia="en-IN"/>
+          <w14:ligatures w14:val="none"/>
+        </w:rPr>
+        <w:t xml:space="preserve"> </w:t>
+      </w:r>
+      <w:proofErr w:type="spellStart"/>
+      <w:r>
+        <w:rPr>
+          <w:rFonts w:ascii="Fira Code" w:eastAsia="Times New Roman" w:hAnsi="Fira Code" w:cs="Fira Code"/>
+          <w:color w:val="000000"/>
+          <w:kern w:val="0"/>
+          <w:sz w:val="20"/>
+          <w:szCs w:val="20"/>
+          <w:lang w:eastAsia="en-IN"/>
+          <w14:ligatures w14:val="none"/>
+        </w:rPr>
+        <w:t>test_get_title</w:t>
+      </w:r>
+      <w:proofErr w:type="spellEnd"/>
+      <w:r>
+        <w:rPr>
+          <w:rFonts w:ascii="Fira Code" w:eastAsia="Times New Roman" w:hAnsi="Fira Code" w:cs="Fira Code"/>
+          <w:color w:val="000000"/>
+          <w:kern w:val="0"/>
+          <w:sz w:val="20"/>
+          <w:szCs w:val="20"/>
+          <w:lang w:eastAsia="en-IN"/>
+          <w14:ligatures w14:val="none"/>
+        </w:rPr>
+        <w:t>(driver):</w:t>
+      </w:r>
+    </w:p>
+    <w:p>
+      <w:pPr>
+        <w:shd w:val="clear" w:color="auto" w:fill="FFFFFE"/>
+        <w:spacing w:after="0" w:line="270" w:lineRule="atLeast"/>
+        <w:rPr>
+          <w:rFonts w:ascii="Fira Code" w:eastAsia="Times New Roman" w:hAnsi="Fira Code" w:cs="Fira Code"/>
+          <w:color w:val="000000"/>
+          <w:kern w:val="0"/>
+          <w:sz w:val="20"/>
+          <w:szCs w:val="20"/>
+          <w:lang w:eastAsia="en-IN"/>
+          <w14:ligatures w14:val="none"/>
+        </w:rPr>
+      </w:pPr>
+      <w:r>
+        <w:rPr>
+          <w:rFonts w:ascii="Fira Code" w:eastAsia="Times New Roman" w:hAnsi="Fira Code" w:cs="Fira Code"/>
+          <w:color w:val="000000"/>
+          <w:kern w:val="0"/>
+          <w:sz w:val="20"/>
+          <w:szCs w:val="20"/>
+          <w:lang w:eastAsia="en-IN"/>
+          <w14:ligatures w14:val="none"/>
+        </w:rPr>
+        <w:t xml:space="preserve">    </w:t>
+      </w:r>
+      <w:proofErr w:type="spellStart"/>
+      <w:r>
+        <w:rPr>
+          <w:rFonts w:ascii="Fira Code" w:eastAsia="Times New Roman" w:hAnsi="Fira Code" w:cs="Fira Code"/>
+          <w:color w:val="000000"/>
+          <w:kern w:val="0"/>
+          <w:sz w:val="20"/>
+          <w:szCs w:val="20"/>
+          <w:lang w:eastAsia="en-IN"/>
+          <w14:ligatures w14:val="none"/>
+        </w:rPr>
+        <w:t>expected_title</w:t>
+      </w:r>
+      <w:proofErr w:type="spellEnd"/>
+      <w:r>
+        <w:rPr>
+          <w:rFonts w:ascii="Fira Code" w:eastAsia="Times New Roman" w:hAnsi="Fira Code" w:cs="Fira Code"/>
+          <w:color w:val="000000"/>
+          <w:kern w:val="0"/>
+          <w:sz w:val="20"/>
+          <w:szCs w:val="20"/>
+          <w:lang w:eastAsia="en-IN"/>
+          <w14:ligatures w14:val="none"/>
+        </w:rPr>
+        <w:t>=</w:t>
+      </w:r>
+      <w:r>
+        <w:rPr>
+          <w:rFonts w:ascii="Fira Code" w:eastAsia="Times New Roman" w:hAnsi="Fira Code" w:cs="Fira Code"/>
+          <w:color w:val="A31515"/>
+          <w:kern w:val="0"/>
+          <w:sz w:val="20"/>
+          <w:szCs w:val="20"/>
+          <w:lang w:eastAsia="en-IN"/>
+          <w14:ligatures w14:val="none"/>
+        </w:rPr>
+        <w:t>"Google"</w:t>
+      </w:r>
+    </w:p>
+    <w:p>
+      <w:pPr>
+        <w:shd w:val="clear" w:color="auto" w:fill="FFFFFE"/>
+        <w:spacing w:after="0" w:line="270" w:lineRule="atLeast"/>
+        <w:rPr>
+          <w:rFonts w:ascii="Fira Code" w:eastAsia="Times New Roman" w:hAnsi="Fira Code" w:cs="Fira Code"/>
+          <w:color w:val="000000"/>
+          <w:kern w:val="0"/>
+          <w:sz w:val="20"/>
+          <w:szCs w:val="20"/>
+          <w:lang w:eastAsia="en-IN"/>
+          <w14:ligatures w14:val="none"/>
+        </w:rPr>
+      </w:pPr>
+      <w:r>
+        <w:rPr>
+          <w:rFonts w:ascii="Fira Code" w:eastAsia="Times New Roman" w:hAnsi="Fira Code" w:cs="Fira Code"/>
+          <w:color w:val="000000"/>
+          <w:kern w:val="0"/>
+          <w:sz w:val="20"/>
+          <w:szCs w:val="20"/>
+          <w:lang w:eastAsia="en-IN"/>
+          <w14:ligatures w14:val="none"/>
+        </w:rPr>
+        <w:t xml:space="preserve">    </w:t>
+      </w:r>
+      <w:proofErr w:type="spellStart"/>
+      <w:r>
+        <w:rPr>
+          <w:rFonts w:ascii="Fira Code" w:eastAsia="Times New Roman" w:hAnsi="Fira Code" w:cs="Fira Code"/>
+          <w:color w:val="000000"/>
+          <w:kern w:val="0"/>
+          <w:sz w:val="20"/>
+          <w:szCs w:val="20"/>
+          <w:lang w:eastAsia="en-IN"/>
+          <w14:ligatures w14:val="none"/>
+        </w:rPr>
+        <w:t>actual_title</w:t>
+      </w:r>
+      <w:proofErr w:type="spellEnd"/>
+      <w:r>
+        <w:rPr>
+          <w:rFonts w:ascii="Fira Code" w:eastAsia="Times New Roman" w:hAnsi="Fira Code" w:cs="Fira Code"/>
+          <w:color w:val="000000"/>
+          <w:kern w:val="0"/>
+          <w:sz w:val="20"/>
+          <w:szCs w:val="20"/>
+          <w:lang w:eastAsia="en-IN"/>
+          <w14:ligatures w14:val="none"/>
+        </w:rPr>
+        <w:t xml:space="preserve"> = </w:t>
+      </w:r>
+      <w:proofErr w:type="spellStart"/>
+      <w:proofErr w:type="gramStart"/>
+      <w:r>
+        <w:rPr>
+          <w:rFonts w:ascii="Fira Code" w:eastAsia="Times New Roman" w:hAnsi="Fira Code" w:cs="Fira Code"/>
+          <w:color w:val="000000"/>
+          <w:kern w:val="0"/>
+          <w:sz w:val="20"/>
+          <w:szCs w:val="20"/>
+          <w:lang w:eastAsia="en-IN"/>
+          <w14:ligatures w14:val="none"/>
+        </w:rPr>
+        <w:t>driver.title</w:t>
+      </w:r>
+      <w:proofErr w:type="spellEnd"/>
+      <w:proofErr w:type="gramEnd"/>
+    </w:p>
+    <w:p>
+      <w:pPr>
+        <w:shd w:val="clear" w:color="auto" w:fill="FFFFFE"/>
+        <w:spacing w:after="0" w:line="270" w:lineRule="atLeast"/>
+        <w:rPr>
+          <w:rFonts w:ascii="Fira Code" w:eastAsia="Times New Roman" w:hAnsi="Fira Code" w:cs="Fira Code"/>
+          <w:color w:val="000000"/>
+          <w:kern w:val="0"/>
+          <w:sz w:val="20"/>
+          <w:szCs w:val="20"/>
+          <w:lang w:eastAsia="en-IN"/>
+          <w14:ligatures w14:val="none"/>
+        </w:rPr>
+      </w:pPr>
+      <w:r>
+        <w:rPr>
+          <w:rFonts w:ascii="Fira Code" w:eastAsia="Times New Roman" w:hAnsi="Fira Code" w:cs="Fira Code"/>
+          <w:color w:val="000000"/>
+          <w:kern w:val="0"/>
+          <w:sz w:val="20"/>
+          <w:szCs w:val="20"/>
+          <w:lang w:eastAsia="en-IN"/>
+          <w14:ligatures w14:val="none"/>
+        </w:rPr>
+        <w:t xml:space="preserve">    </w:t>
+      </w:r>
+      <w:r>
+        <w:rPr>
+          <w:rFonts w:ascii="Fira Code" w:eastAsia="Times New Roman" w:hAnsi="Fira Code" w:cs="Fira Code"/>
+          <w:color w:val="0000FF"/>
+          <w:kern w:val="0"/>
+          <w:sz w:val="20"/>
+          <w:szCs w:val="20"/>
+          <w:lang w:eastAsia="en-IN"/>
+          <w14:ligatures w14:val="none"/>
+        </w:rPr>
+        <w:t>assert</w:t>
+      </w:r>
+      <w:r>
+        <w:rPr>
+          <w:rFonts w:ascii="Fira Code" w:eastAsia="Times New Roman" w:hAnsi="Fira Code" w:cs="Fira Code"/>
+          <w:color w:val="000000"/>
+          <w:kern w:val="0"/>
+          <w:sz w:val="20"/>
+          <w:szCs w:val="20"/>
+          <w:lang w:eastAsia="en-IN"/>
+          <w14:ligatures w14:val="none"/>
+        </w:rPr>
+        <w:t xml:space="preserve"> </w:t>
+      </w:r>
+      <w:proofErr w:type="spellStart"/>
+      <w:r>
+        <w:rPr>
+          <w:rFonts w:ascii="Fira Code" w:eastAsia="Times New Roman" w:hAnsi="Fira Code" w:cs="Fira Code"/>
+          <w:color w:val="000000"/>
+          <w:kern w:val="0"/>
+          <w:sz w:val="20"/>
+          <w:szCs w:val="20"/>
+          <w:lang w:eastAsia="en-IN"/>
+          <w14:ligatures w14:val="none"/>
+        </w:rPr>
+        <w:t>actual_title</w:t>
+      </w:r>
+      <w:proofErr w:type="spellEnd"/>
+      <w:r>
+        <w:rPr>
+          <w:rFonts w:ascii="Fira Code" w:eastAsia="Times New Roman" w:hAnsi="Fira Code" w:cs="Fira Code"/>
+          <w:color w:val="000000"/>
+          <w:kern w:val="0"/>
+          <w:sz w:val="20"/>
+          <w:szCs w:val="20"/>
+          <w:lang w:eastAsia="en-IN"/>
+          <w14:ligatures w14:val="none"/>
+        </w:rPr>
+        <w:t>==</w:t>
+      </w:r>
+      <w:proofErr w:type="spellStart"/>
+      <w:r>
+        <w:rPr>
+          <w:rFonts w:ascii="Fira Code" w:eastAsia="Times New Roman" w:hAnsi="Fira Code" w:cs="Fira Code"/>
+          <w:color w:val="000000"/>
+          <w:kern w:val="0"/>
+          <w:sz w:val="20"/>
+          <w:szCs w:val="20"/>
+          <w:lang w:eastAsia="en-IN"/>
+          <w14:ligatures w14:val="none"/>
+        </w:rPr>
+        <w:t>expected_title</w:t>
+      </w:r>
+      <w:proofErr w:type="spellEnd"/>
+      <w:r>
+        <w:rPr>
+          <w:rFonts w:ascii="Fira Code" w:eastAsia="Times New Roman" w:hAnsi="Fira Code" w:cs="Fira Code"/>
+          <w:color w:val="000000"/>
+          <w:kern w:val="0"/>
+          <w:sz w:val="20"/>
+          <w:szCs w:val="20"/>
+          <w:lang w:eastAsia="en-IN"/>
+          <w14:ligatures w14:val="none"/>
+        </w:rPr>
+        <w:t xml:space="preserve">, </w:t>
+      </w:r>
+      <w:r>
+        <w:rPr>
+          <w:rFonts w:ascii="Fira Code" w:eastAsia="Times New Roman" w:hAnsi="Fira Code" w:cs="Fira Code"/>
+          <w:color w:val="A31515"/>
+          <w:kern w:val="0"/>
+          <w:sz w:val="20"/>
+          <w:szCs w:val="20"/>
+          <w:lang w:eastAsia="en-IN"/>
+          <w14:ligatures w14:val="none"/>
+        </w:rPr>
+        <w:t xml:space="preserve">"title </w:t>
+      </w:r>
+      <w:proofErr w:type="gramStart"/>
+      <w:r>
+        <w:rPr>
+          <w:rFonts w:ascii="Fira Code" w:eastAsia="Times New Roman" w:hAnsi="Fira Code" w:cs="Fira Code"/>
+          <w:color w:val="A31515"/>
+          <w:kern w:val="0"/>
+          <w:sz w:val="20"/>
+          <w:szCs w:val="20"/>
+          <w:lang w:eastAsia="en-IN"/>
+          <w14:ligatures w14:val="none"/>
+        </w:rPr>
+        <w:t>not match</w:t>
+      </w:r>
+      <w:proofErr w:type="gramEnd"/>
+      <w:r>
+        <w:rPr>
+          <w:rFonts w:ascii="Fira Code" w:eastAsia="Times New Roman" w:hAnsi="Fira Code" w:cs="Fira Code"/>
+          <w:color w:val="A31515"/>
+          <w:kern w:val="0"/>
+          <w:sz w:val="20"/>
+          <w:szCs w:val="20"/>
+          <w:lang w:eastAsia="en-IN"/>
+          <w14:ligatures w14:val="none"/>
+        </w:rPr>
+        <w:t>"</w:t>
+      </w:r>
+    </w:p>
+    <w:p>
+      <w:pPr>
+        <w:pStyle w:val="ListParagraph"/>
         <w:rPr>
           <w:sz w:val="18"/>
           <w:szCs w:val="18"/>
@@ -712,6 +4784,7 @@
           <w:sz w:val="18"/>
           <w:szCs w:val="18"/>
         </w:rPr>
+        <w:lastRenderedPageBreak/>
         <w:t>Pytest</w:t>
       </w:r>
       <w:proofErr w:type="spellEnd"/>
@@ -1217,8 +5290,17 @@
           <w:sz w:val="18"/>
           <w:szCs w:val="18"/>
         </w:rPr>
-        <w:t>Real-Life Analogy :</w:t>
-      </w:r>
+        <w:t xml:space="preserve">Real-Life </w:t>
+      </w:r>
+      <w:proofErr w:type="gramStart"/>
+      <w:r>
+        <w:rPr>
+          <w:sz w:val="18"/>
+          <w:szCs w:val="18"/>
+        </w:rPr>
+        <w:t>Analogy :</w:t>
+      </w:r>
+      <w:proofErr w:type="gramEnd"/>
       <w:r>
         <w:rPr>
           <w:sz w:val="18"/>
@@ -2366,7 +6448,17 @@
                 <w:sz w:val="18"/>
                 <w:szCs w:val="18"/>
               </w:rPr>
-              <w:t>pytest_sessionfinish</w:t>
+              <w:t>pytest_</w:t>
+            </w:r>
+            <w:proofErr w:type="gramStart"/>
+            <w:r>
+              <w:rPr>
+                <w:b/>
+                <w:bCs/>
+                <w:sz w:val="18"/>
+                <w:szCs w:val="18"/>
+              </w:rPr>
+              <w:t>sessionfinish</w:t>
             </w:r>
             <w:proofErr w:type="spellEnd"/>
             <w:r>
@@ -2376,7 +6468,17 @@
                 <w:sz w:val="18"/>
                 <w:szCs w:val="18"/>
               </w:rPr>
-              <w:t xml:space="preserve">(session, </w:t>
+              <w:t>(</w:t>
+            </w:r>
+            <w:proofErr w:type="gramEnd"/>
+            <w:r>
+              <w:rPr>
+                <w:b/>
+                <w:bCs/>
+                <w:sz w:val="18"/>
+                <w:szCs w:val="18"/>
+              </w:rPr>
+              <w:t xml:space="preserve">session, </w:t>
             </w:r>
             <w:proofErr w:type="spellStart"/>
             <w:r>
@@ -2524,7 +6626,17 @@
                 <w:sz w:val="18"/>
                 <w:szCs w:val="18"/>
               </w:rPr>
-              <w:t>pytest_collection_modifyitems</w:t>
+              <w:t>pytest_collection_</w:t>
+            </w:r>
+            <w:proofErr w:type="gramStart"/>
+            <w:r>
+              <w:rPr>
+                <w:b/>
+                <w:bCs/>
+                <w:sz w:val="18"/>
+                <w:szCs w:val="18"/>
+              </w:rPr>
+              <w:t>modifyitems</w:t>
             </w:r>
             <w:proofErr w:type="spellEnd"/>
             <w:r>
@@ -2534,7 +6646,17 @@
                 <w:sz w:val="18"/>
                 <w:szCs w:val="18"/>
               </w:rPr>
-              <w:t>(session, config, items)</w:t>
+              <w:t>(</w:t>
+            </w:r>
+            <w:proofErr w:type="gramEnd"/>
+            <w:r>
+              <w:rPr>
+                <w:b/>
+                <w:bCs/>
+                <w:sz w:val="18"/>
+                <w:szCs w:val="18"/>
+              </w:rPr>
+              <w:t>session, config, items)</w:t>
             </w:r>
           </w:p>
         </w:tc>
@@ -2849,8 +6971,17 @@
                 <w:sz w:val="18"/>
                 <w:szCs w:val="18"/>
               </w:rPr>
-              <w:t>When the test is actually called</w:t>
-            </w:r>
+              <w:t xml:space="preserve">When the test is </w:t>
+            </w:r>
+            <w:proofErr w:type="gramStart"/>
+            <w:r>
+              <w:rPr>
+                <w:sz w:val="18"/>
+                <w:szCs w:val="18"/>
+              </w:rPr>
+              <w:t>actually called</w:t>
+            </w:r>
+            <w:proofErr w:type="gramEnd"/>
           </w:p>
         </w:tc>
         <w:tc>
@@ -3092,7 +7223,17 @@
                 <w:sz w:val="18"/>
                 <w:szCs w:val="18"/>
               </w:rPr>
-              <w:t>pytest_runtest_makereport</w:t>
+              <w:t>pytest_runtest_</w:t>
+            </w:r>
+            <w:proofErr w:type="gramStart"/>
+            <w:r>
+              <w:rPr>
+                <w:b/>
+                <w:bCs/>
+                <w:sz w:val="18"/>
+                <w:szCs w:val="18"/>
+              </w:rPr>
+              <w:t>makereport</w:t>
             </w:r>
             <w:proofErr w:type="spellEnd"/>
             <w:r>
@@ -3102,7 +7243,17 @@
                 <w:sz w:val="18"/>
                 <w:szCs w:val="18"/>
               </w:rPr>
-              <w:t>(item, call)</w:t>
+              <w:t>(</w:t>
+            </w:r>
+            <w:proofErr w:type="gramEnd"/>
+            <w:r>
+              <w:rPr>
+                <w:b/>
+                <w:bCs/>
+                <w:sz w:val="18"/>
+                <w:szCs w:val="18"/>
+              </w:rPr>
+              <w:t>item, call)</w:t>
             </w:r>
           </w:p>
         </w:tc>
@@ -3205,7 +7356,17 @@
                 <w:sz w:val="18"/>
                 <w:szCs w:val="18"/>
               </w:rPr>
-              <w:t>pytest_terminal_summary</w:t>
+              <w:t>pytest_terminal_</w:t>
+            </w:r>
+            <w:proofErr w:type="gramStart"/>
+            <w:r>
+              <w:rPr>
+                <w:b/>
+                <w:bCs/>
+                <w:sz w:val="18"/>
+                <w:szCs w:val="18"/>
+              </w:rPr>
+              <w:t>summary</w:t>
             </w:r>
             <w:proofErr w:type="spellEnd"/>
             <w:r>
@@ -3218,6 +7379,7 @@
               <w:t>(</w:t>
             </w:r>
             <w:proofErr w:type="spellStart"/>
+            <w:proofErr w:type="gramEnd"/>
             <w:r>
               <w:rPr>
                 <w:b/>
@@ -3463,6 +7625,7 @@
               <w:t xml:space="preserve">    </w:t>
             </w:r>
             <w:proofErr w:type="spellStart"/>
+            <w:proofErr w:type="gramStart"/>
             <w:r>
               <w:rPr>
                 <w:sz w:val="18"/>
@@ -3472,6 +7635,7 @@
               <w:t>parser.addoption</w:t>
             </w:r>
             <w:proofErr w:type="spellEnd"/>
+            <w:proofErr w:type="gramEnd"/>
             <w:r>
               <w:rPr>
                 <w:sz w:val="18"/>
@@ -3499,23 +7663,45 @@
                 <w:szCs w:val="18"/>
                 <w:lang w:val="en-US"/>
               </w:rPr>
-              <w:t>@pytest.fixture(scope="session")</w:t>
-            </w:r>
-          </w:p>
-          <w:p>
-            <w:pPr>
-              <w:rPr>
+              <w:t>@</w:t>
+            </w:r>
+            <w:proofErr w:type="gramStart"/>
+            <w:r>
+              <w:rPr>
+                <w:b/>
+                <w:bCs/>
                 <w:sz w:val="18"/>
                 <w:szCs w:val="18"/>
                 <w:lang w:val="en-US"/>
               </w:rPr>
-            </w:pPr>
-            <w:r>
-              <w:rPr>
+              <w:t>pytest.fixture</w:t>
+            </w:r>
+            <w:proofErr w:type="gramEnd"/>
+            <w:r>
+              <w:rPr>
+                <w:b/>
+                <w:bCs/>
                 <w:sz w:val="18"/>
                 <w:szCs w:val="18"/>
                 <w:lang w:val="en-US"/>
               </w:rPr>
+              <w:t>(scope="session")</w:t>
+            </w:r>
+          </w:p>
+          <w:p>
+            <w:pPr>
+              <w:rPr>
+                <w:sz w:val="18"/>
+                <w:szCs w:val="18"/>
+                <w:lang w:val="en-US"/>
+              </w:rPr>
+            </w:pPr>
+            <w:r>
+              <w:rPr>
+                <w:sz w:val="18"/>
+                <w:szCs w:val="18"/>
+                <w:lang w:val="en-US"/>
+              </w:rPr>
               <w:t>def browser(request):</w:t>
             </w:r>
           </w:p>
@@ -3542,9 +7728,19 @@
                 <w:szCs w:val="18"/>
                 <w:lang w:val="en-US"/>
               </w:rPr>
-              <w:t>request.config.getoption</w:t>
+              <w:t>request.</w:t>
+            </w:r>
+            <w:proofErr w:type="gramStart"/>
+            <w:r>
+              <w:rPr>
+                <w:sz w:val="18"/>
+                <w:szCs w:val="18"/>
+                <w:lang w:val="en-US"/>
+              </w:rPr>
+              <w:t>config.getoption</w:t>
             </w:r>
             <w:proofErr w:type="spellEnd"/>
+            <w:proofErr w:type="gramEnd"/>
             <w:r>
               <w:rPr>
                 <w:sz w:val="18"/>
@@ -3572,23 +7768,45 @@
                 <w:szCs w:val="18"/>
                 <w:lang w:val="en-US"/>
               </w:rPr>
-              <w:t>@pytest.fixture(scope="session")</w:t>
-            </w:r>
-          </w:p>
-          <w:p>
-            <w:pPr>
-              <w:rPr>
+              <w:t>@</w:t>
+            </w:r>
+            <w:proofErr w:type="gramStart"/>
+            <w:r>
+              <w:rPr>
+                <w:b/>
+                <w:bCs/>
                 <w:sz w:val="18"/>
                 <w:szCs w:val="18"/>
                 <w:lang w:val="en-US"/>
               </w:rPr>
-            </w:pPr>
-            <w:r>
-              <w:rPr>
+              <w:t>pytest.fixture</w:t>
+            </w:r>
+            <w:proofErr w:type="gramEnd"/>
+            <w:r>
+              <w:rPr>
+                <w:b/>
+                <w:bCs/>
                 <w:sz w:val="18"/>
                 <w:szCs w:val="18"/>
                 <w:lang w:val="en-US"/>
               </w:rPr>
+              <w:t>(scope="session")</w:t>
+            </w:r>
+          </w:p>
+          <w:p>
+            <w:pPr>
+              <w:rPr>
+                <w:sz w:val="18"/>
+                <w:szCs w:val="18"/>
+                <w:lang w:val="en-US"/>
+              </w:rPr>
+            </w:pPr>
+            <w:r>
+              <w:rPr>
+                <w:sz w:val="18"/>
+                <w:szCs w:val="18"/>
+                <w:lang w:val="en-US"/>
+              </w:rPr>
               <w:t>def driver(browser):</w:t>
             </w:r>
           </w:p>
@@ -3626,6 +7844,7 @@
               <w:t xml:space="preserve">        driver = </w:t>
             </w:r>
             <w:proofErr w:type="spellStart"/>
+            <w:proofErr w:type="gramStart"/>
             <w:r>
               <w:rPr>
                 <w:sz w:val="18"/>
@@ -3635,6 +7854,7 @@
               <w:t>webdriver.Chrome</w:t>
             </w:r>
             <w:proofErr w:type="spellEnd"/>
+            <w:proofErr w:type="gramEnd"/>
             <w:r>
               <w:rPr>
                 <w:sz w:val="18"/>
@@ -3678,6 +7898,7 @@
               <w:t xml:space="preserve">    </w:t>
             </w:r>
             <w:proofErr w:type="spellStart"/>
+            <w:proofErr w:type="gramStart"/>
             <w:r>
               <w:rPr>
                 <w:sz w:val="18"/>
@@ -3687,6 +7908,7 @@
               <w:t>driver.quit</w:t>
             </w:r>
             <w:proofErr w:type="spellEnd"/>
+            <w:proofErr w:type="gramEnd"/>
             <w:r>
               <w:rPr>
                 <w:sz w:val="18"/>
@@ -3756,12 +7978,58 @@
               <w:t xml:space="preserve">    </w:t>
             </w:r>
             <w:proofErr w:type="spellStart"/>
+            <w:proofErr w:type="gramStart"/>
             <w:r>
               <w:rPr>
                 <w:sz w:val="18"/>
                 <w:szCs w:val="18"/>
                 <w:lang w:val="en-US"/>
               </w:rPr>
+              <w:t>config._</w:t>
+            </w:r>
+            <w:proofErr w:type="gramEnd"/>
+            <w:r>
+              <w:rPr>
+                <w:sz w:val="18"/>
+                <w:szCs w:val="18"/>
+                <w:lang w:val="en-US"/>
+              </w:rPr>
+              <w:t>metadata</w:t>
+            </w:r>
+            <w:proofErr w:type="spellEnd"/>
+            <w:r>
+              <w:rPr>
+                <w:sz w:val="18"/>
+                <w:szCs w:val="18"/>
+                <w:lang w:val="en-US"/>
+              </w:rPr>
+              <w:t>['Tester'] = 'Neeraj Singh'</w:t>
+            </w:r>
+          </w:p>
+          <w:p>
+            <w:pPr>
+              <w:rPr>
+                <w:sz w:val="18"/>
+                <w:szCs w:val="18"/>
+                <w:lang w:val="en-US"/>
+              </w:rPr>
+            </w:pPr>
+            <w:r>
+              <w:rPr>
+                <w:sz w:val="18"/>
+                <w:szCs w:val="18"/>
+                <w:lang w:val="en-US"/>
+              </w:rPr>
+              <w:t xml:space="preserve">    </w:t>
+            </w:r>
+            <w:proofErr w:type="spellStart"/>
+            <w:proofErr w:type="gramStart"/>
+            <w:r>
+              <w:rPr>
+                <w:sz w:val="18"/>
+                <w:szCs w:val="18"/>
+                <w:lang w:val="en-US"/>
+              </w:rPr>
               <w:t>config._metadata</w:t>
             </w:r>
             <w:proofErr w:type="spellEnd"/>
@@ -3771,138 +8039,150 @@
                 <w:szCs w:val="18"/>
                 <w:lang w:val="en-US"/>
               </w:rPr>
-              <w:t>['Tester'] = 'Neeraj Singh'</w:t>
-            </w:r>
-          </w:p>
-          <w:p>
-            <w:pPr>
+              <w:t>[</w:t>
+            </w:r>
+            <w:proofErr w:type="gramEnd"/>
+            <w:r>
               <w:rPr>
                 <w:sz w:val="18"/>
                 <w:szCs w:val="18"/>
                 <w:lang w:val="en-US"/>
               </w:rPr>
-            </w:pPr>
+              <w:t xml:space="preserve">'Execution Time'] = </w:t>
+            </w:r>
+            <w:proofErr w:type="spellStart"/>
+            <w:proofErr w:type="gramStart"/>
             <w:r>
               <w:rPr>
                 <w:sz w:val="18"/>
                 <w:szCs w:val="18"/>
                 <w:lang w:val="en-US"/>
               </w:rPr>
+              <w:t>datetime.now</w:t>
+            </w:r>
+            <w:proofErr w:type="spellEnd"/>
+            <w:r>
+              <w:rPr>
+                <w:sz w:val="18"/>
+                <w:szCs w:val="18"/>
+                <w:lang w:val="en-US"/>
+              </w:rPr>
+              <w:t>().</w:t>
+            </w:r>
+            <w:proofErr w:type="spellStart"/>
+            <w:r>
+              <w:rPr>
+                <w:sz w:val="18"/>
+                <w:szCs w:val="18"/>
+                <w:lang w:val="en-US"/>
+              </w:rPr>
+              <w:t>strftime</w:t>
+            </w:r>
+            <w:proofErr w:type="spellEnd"/>
+            <w:proofErr w:type="gramEnd"/>
+            <w:r>
+              <w:rPr>
+                <w:sz w:val="18"/>
+                <w:szCs w:val="18"/>
+                <w:lang w:val="en-US"/>
+              </w:rPr>
+              <w:t>('%Y-%m-%d %</w:t>
+            </w:r>
+            <w:proofErr w:type="gramStart"/>
+            <w:r>
+              <w:rPr>
+                <w:sz w:val="18"/>
+                <w:szCs w:val="18"/>
+                <w:lang w:val="en-US"/>
+              </w:rPr>
+              <w:t>H:%M:%</w:t>
+            </w:r>
+            <w:proofErr w:type="gramEnd"/>
+            <w:r>
+              <w:rPr>
+                <w:sz w:val="18"/>
+                <w:szCs w:val="18"/>
+                <w:lang w:val="en-US"/>
+              </w:rPr>
+              <w:t>S')</w:t>
+            </w:r>
+          </w:p>
+          <w:p>
+            <w:pPr>
+              <w:rPr>
+                <w:b/>
+                <w:bCs/>
+                <w:sz w:val="18"/>
+                <w:szCs w:val="18"/>
+                <w:lang w:val="en-US"/>
+              </w:rPr>
+            </w:pPr>
+            <w:r>
+              <w:rPr>
+                <w:b/>
+                <w:bCs/>
+                <w:sz w:val="18"/>
+                <w:szCs w:val="18"/>
+                <w:lang w:val="en-US"/>
+              </w:rPr>
+              <w:t xml:space="preserve">def </w:t>
+            </w:r>
+            <w:proofErr w:type="spellStart"/>
+            <w:r>
+              <w:rPr>
+                <w:b/>
+                <w:bCs/>
+                <w:sz w:val="18"/>
+                <w:szCs w:val="18"/>
+                <w:lang w:val="en-US"/>
+              </w:rPr>
+              <w:t>pytest_sessionstart</w:t>
+            </w:r>
+            <w:proofErr w:type="spellEnd"/>
+            <w:r>
+              <w:rPr>
+                <w:b/>
+                <w:bCs/>
+                <w:sz w:val="18"/>
+                <w:szCs w:val="18"/>
+                <w:lang w:val="en-US"/>
+              </w:rPr>
+              <w:t>(session):</w:t>
+            </w:r>
+          </w:p>
+          <w:p>
+            <w:pPr>
+              <w:rPr>
+                <w:sz w:val="18"/>
+                <w:szCs w:val="18"/>
+                <w:lang w:val="en-US"/>
+              </w:rPr>
+            </w:pPr>
+            <w:r>
+              <w:rPr>
+                <w:sz w:val="18"/>
+                <w:szCs w:val="18"/>
+                <w:lang w:val="en-US"/>
+              </w:rPr>
               <w:t xml:space="preserve">    </w:t>
             </w:r>
-            <w:proofErr w:type="spellStart"/>
+            <w:proofErr w:type="gramStart"/>
             <w:r>
               <w:rPr>
                 <w:sz w:val="18"/>
                 <w:szCs w:val="18"/>
                 <w:lang w:val="en-US"/>
               </w:rPr>
-              <w:t>config._metadata</w:t>
-            </w:r>
-            <w:proofErr w:type="spellEnd"/>
+              <w:t>logger.info(</w:t>
+            </w:r>
+            <w:proofErr w:type="gramEnd"/>
             <w:r>
               <w:rPr>
                 <w:sz w:val="18"/>
                 <w:szCs w:val="18"/>
                 <w:lang w:val="en-US"/>
               </w:rPr>
-              <w:t xml:space="preserve">['Execution Time'] = </w:t>
-            </w:r>
-            <w:proofErr w:type="spellStart"/>
-            <w:r>
-              <w:rPr>
-                <w:sz w:val="18"/>
-                <w:szCs w:val="18"/>
-                <w:lang w:val="en-US"/>
-              </w:rPr>
-              <w:t>datetime.now</w:t>
-            </w:r>
-            <w:proofErr w:type="spellEnd"/>
-            <w:r>
-              <w:rPr>
-                <w:sz w:val="18"/>
-                <w:szCs w:val="18"/>
-                <w:lang w:val="en-US"/>
-              </w:rPr>
-              <w:t>().</w:t>
-            </w:r>
-            <w:proofErr w:type="spellStart"/>
-            <w:r>
-              <w:rPr>
-                <w:sz w:val="18"/>
-                <w:szCs w:val="18"/>
-                <w:lang w:val="en-US"/>
-              </w:rPr>
-              <w:t>strftime</w:t>
-            </w:r>
-            <w:proofErr w:type="spellEnd"/>
-            <w:r>
-              <w:rPr>
-                <w:sz w:val="18"/>
-                <w:szCs w:val="18"/>
-                <w:lang w:val="en-US"/>
-              </w:rPr>
-              <w:t>('%Y-%m-%d %H:%M:%S')</w:t>
-            </w:r>
-          </w:p>
-          <w:p>
-            <w:pPr>
-              <w:rPr>
-                <w:b/>
-                <w:bCs/>
-                <w:sz w:val="18"/>
-                <w:szCs w:val="18"/>
-                <w:lang w:val="en-US"/>
-              </w:rPr>
-            </w:pPr>
-            <w:r>
-              <w:rPr>
-                <w:b/>
-                <w:bCs/>
-                <w:sz w:val="18"/>
-                <w:szCs w:val="18"/>
-                <w:lang w:val="en-US"/>
-              </w:rPr>
-              <w:t xml:space="preserve">def </w:t>
-            </w:r>
-            <w:proofErr w:type="spellStart"/>
-            <w:r>
-              <w:rPr>
-                <w:b/>
-                <w:bCs/>
-                <w:sz w:val="18"/>
-                <w:szCs w:val="18"/>
-                <w:lang w:val="en-US"/>
-              </w:rPr>
-              <w:t>pytest_sessionstart</w:t>
-            </w:r>
-            <w:proofErr w:type="spellEnd"/>
-            <w:r>
-              <w:rPr>
-                <w:b/>
-                <w:bCs/>
-                <w:sz w:val="18"/>
-                <w:szCs w:val="18"/>
-                <w:lang w:val="en-US"/>
-              </w:rPr>
-              <w:t>(session):</w:t>
-            </w:r>
-          </w:p>
-          <w:p>
-            <w:pPr>
-              <w:rPr>
-                <w:sz w:val="18"/>
-                <w:szCs w:val="18"/>
-                <w:lang w:val="en-US"/>
-              </w:rPr>
-            </w:pPr>
-            <w:r>
-              <w:rPr>
-                <w:sz w:val="18"/>
-                <w:szCs w:val="18"/>
-                <w:lang w:val="en-US"/>
-              </w:rPr>
-              <w:t xml:space="preserve">    logger.info("</w:t>
+              <w:t>"</w:t>
             </w:r>
             <w:r>
               <w:rPr>
@@ -3965,7 +8245,18 @@
                 <w:szCs w:val="18"/>
                 <w:lang w:val="en-US"/>
               </w:rPr>
-              <w:t>pytest_sessionfinish</w:t>
+              <w:t>pytest_</w:t>
+            </w:r>
+            <w:proofErr w:type="gramStart"/>
+            <w:r>
+              <w:rPr>
+                <w:b/>
+                <w:bCs/>
+                <w:sz w:val="18"/>
+                <w:szCs w:val="18"/>
+                <w:lang w:val="en-US"/>
+              </w:rPr>
+              <w:t>sessionfinish</w:t>
             </w:r>
             <w:proofErr w:type="spellEnd"/>
             <w:r>
@@ -3976,7 +8267,18 @@
                 <w:szCs w:val="18"/>
                 <w:lang w:val="en-US"/>
               </w:rPr>
-              <w:t xml:space="preserve">(session, </w:t>
+              <w:t>(</w:t>
+            </w:r>
+            <w:proofErr w:type="gramEnd"/>
+            <w:r>
+              <w:rPr>
+                <w:b/>
+                <w:bCs/>
+                <w:sz w:val="18"/>
+                <w:szCs w:val="18"/>
+                <w:lang w:val="en-US"/>
+              </w:rPr>
+              <w:t xml:space="preserve">session, </w:t>
             </w:r>
             <w:proofErr w:type="spellStart"/>
             <w:r>
@@ -4015,7 +8317,25 @@
                 <w:szCs w:val="18"/>
                 <w:lang w:val="en-US"/>
               </w:rPr>
-              <w:t xml:space="preserve">    logger.info("</w:t>
+              <w:t xml:space="preserve">    </w:t>
+            </w:r>
+            <w:proofErr w:type="gramStart"/>
+            <w:r>
+              <w:rPr>
+                <w:sz w:val="18"/>
+                <w:szCs w:val="18"/>
+                <w:lang w:val="en-US"/>
+              </w:rPr>
+              <w:t>logger.info(</w:t>
+            </w:r>
+            <w:proofErr w:type="gramEnd"/>
+            <w:r>
+              <w:rPr>
+                <w:sz w:val="18"/>
+                <w:szCs w:val="18"/>
+                <w:lang w:val="en-US"/>
+              </w:rPr>
+              <w:t>"</w:t>
             </w:r>
             <w:r>
               <w:rPr>
@@ -4092,7 +8412,25 @@
                 <w:szCs w:val="18"/>
                 <w:lang w:val="en-US"/>
               </w:rPr>
-              <w:t xml:space="preserve">    logger.info(f"</w:t>
+              <w:t xml:space="preserve">    </w:t>
+            </w:r>
+            <w:proofErr w:type="gramStart"/>
+            <w:r>
+              <w:rPr>
+                <w:sz w:val="18"/>
+                <w:szCs w:val="18"/>
+                <w:lang w:val="en-US"/>
+              </w:rPr>
+              <w:t>logger.info(</w:t>
+            </w:r>
+            <w:proofErr w:type="gramEnd"/>
+            <w:r>
+              <w:rPr>
+                <w:sz w:val="18"/>
+                <w:szCs w:val="18"/>
+                <w:lang w:val="en-US"/>
+              </w:rPr>
+              <w:t>f"</w:t>
             </w:r>
             <w:r>
               <w:rPr>
@@ -4109,27 +8447,45 @@
                 <w:szCs w:val="18"/>
                 <w:lang w:val="en-US"/>
               </w:rPr>
-              <w:t xml:space="preserve"> Starting test: {item.name}")</w:t>
-            </w:r>
-          </w:p>
-          <w:p>
-            <w:pPr>
-              <w:rPr>
-                <w:b/>
-                <w:bCs/>
+              <w:t xml:space="preserve"> Starting </w:t>
+            </w:r>
+            <w:proofErr w:type="gramStart"/>
+            <w:r>
+              <w:rPr>
                 <w:sz w:val="18"/>
                 <w:szCs w:val="18"/>
                 <w:lang w:val="en-US"/>
               </w:rPr>
-            </w:pPr>
-            <w:r>
-              <w:rPr>
-                <w:b/>
-                <w:bCs/>
+              <w:t>test: {item.name}"</w:t>
+            </w:r>
+            <w:proofErr w:type="gramEnd"/>
+            <w:r>
+              <w:rPr>
                 <w:sz w:val="18"/>
                 <w:szCs w:val="18"/>
                 <w:lang w:val="en-US"/>
               </w:rPr>
+              <w:t>)</w:t>
+            </w:r>
+          </w:p>
+          <w:p>
+            <w:pPr>
+              <w:rPr>
+                <w:b/>
+                <w:bCs/>
+                <w:sz w:val="18"/>
+                <w:szCs w:val="18"/>
+                <w:lang w:val="en-US"/>
+              </w:rPr>
+            </w:pPr>
+            <w:r>
+              <w:rPr>
+                <w:b/>
+                <w:bCs/>
+                <w:sz w:val="18"/>
+                <w:szCs w:val="18"/>
+                <w:lang w:val="en-US"/>
+              </w:rPr>
               <w:t xml:space="preserve">def </w:t>
             </w:r>
             <w:proofErr w:type="spellStart"/>
@@ -4169,7 +8525,25 @@
                 <w:szCs w:val="18"/>
                 <w:lang w:val="en-US"/>
               </w:rPr>
-              <w:t xml:space="preserve">    logger.info(f"</w:t>
+              <w:t xml:space="preserve">    </w:t>
+            </w:r>
+            <w:proofErr w:type="gramStart"/>
+            <w:r>
+              <w:rPr>
+                <w:sz w:val="18"/>
+                <w:szCs w:val="18"/>
+                <w:lang w:val="en-US"/>
+              </w:rPr>
+              <w:t>logger.info(</w:t>
+            </w:r>
+            <w:proofErr w:type="gramEnd"/>
+            <w:r>
+              <w:rPr>
+                <w:sz w:val="18"/>
+                <w:szCs w:val="18"/>
+                <w:lang w:val="en-US"/>
+              </w:rPr>
+              <w:t>f"</w:t>
             </w:r>
             <w:r>
               <w:rPr>
@@ -4186,33 +8560,32 @@
                 <w:szCs w:val="18"/>
                 <w:lang w:val="en-US"/>
               </w:rPr>
-              <w:t xml:space="preserve"> Finished test: {item.name}")</w:t>
-            </w:r>
-          </w:p>
-          <w:p>
-            <w:pPr>
-              <w:rPr>
-                <w:b/>
-                <w:bCs/>
+              <w:t xml:space="preserve"> Finished </w:t>
+            </w:r>
+            <w:proofErr w:type="gramStart"/>
+            <w:r>
+              <w:rPr>
                 <w:sz w:val="18"/>
                 <w:szCs w:val="18"/>
                 <w:lang w:val="en-US"/>
               </w:rPr>
-            </w:pPr>
-            <w:r>
-              <w:rPr>
-                <w:b/>
-                <w:bCs/>
+              <w:t>test: {item.name}"</w:t>
+            </w:r>
+            <w:proofErr w:type="gramEnd"/>
+            <w:r>
+              <w:rPr>
                 <w:sz w:val="18"/>
                 <w:szCs w:val="18"/>
                 <w:lang w:val="en-US"/>
               </w:rPr>
-              <w:t>@pytest.hookimpl(hookwrapper=True)</w:t>
-            </w:r>
-          </w:p>
-          <w:p>
-            <w:pPr>
-              <w:rPr>
+              <w:t>)</w:t>
+            </w:r>
+          </w:p>
+          <w:p>
+            <w:pPr>
+              <w:rPr>
+                <w:b/>
+                <w:bCs/>
                 <w:sz w:val="18"/>
                 <w:szCs w:val="18"/>
                 <w:lang w:val="en-US"/>
@@ -4220,10 +8593,51 @@
             </w:pPr>
             <w:r>
               <w:rPr>
+                <w:b/>
+                <w:bCs/>
                 <w:sz w:val="18"/>
                 <w:szCs w:val="18"/>
                 <w:lang w:val="en-US"/>
               </w:rPr>
+              <w:t>@</w:t>
+            </w:r>
+            <w:proofErr w:type="gramStart"/>
+            <w:r>
+              <w:rPr>
+                <w:b/>
+                <w:bCs/>
+                <w:sz w:val="18"/>
+                <w:szCs w:val="18"/>
+                <w:lang w:val="en-US"/>
+              </w:rPr>
+              <w:t>pytest.hookimpl</w:t>
+            </w:r>
+            <w:proofErr w:type="gramEnd"/>
+            <w:r>
+              <w:rPr>
+                <w:b/>
+                <w:bCs/>
+                <w:sz w:val="18"/>
+                <w:szCs w:val="18"/>
+                <w:lang w:val="en-US"/>
+              </w:rPr>
+              <w:t>(hookwrapper=True)</w:t>
+            </w:r>
+          </w:p>
+          <w:p>
+            <w:pPr>
+              <w:rPr>
+                <w:sz w:val="18"/>
+                <w:szCs w:val="18"/>
+                <w:lang w:val="en-US"/>
+              </w:rPr>
+            </w:pPr>
+            <w:r>
+              <w:rPr>
+                <w:sz w:val="18"/>
+                <w:szCs w:val="18"/>
+                <w:lang w:val="en-US"/>
+              </w:rPr>
               <w:t xml:space="preserve">def </w:t>
             </w:r>
             <w:proofErr w:type="spellStart"/>
@@ -4276,7 +8690,25 @@
                 <w:szCs w:val="18"/>
                 <w:lang w:val="en-US"/>
               </w:rPr>
-              <w:t xml:space="preserve">    report = </w:t>
+              <w:t xml:space="preserve">    </w:t>
+            </w:r>
+            <w:proofErr w:type="gramStart"/>
+            <w:r>
+              <w:rPr>
+                <w:sz w:val="18"/>
+                <w:szCs w:val="18"/>
+                <w:lang w:val="en-US"/>
+              </w:rPr>
+              <w:t>report</w:t>
+            </w:r>
+            <w:proofErr w:type="gramEnd"/>
+            <w:r>
+              <w:rPr>
+                <w:sz w:val="18"/>
+                <w:szCs w:val="18"/>
+                <w:lang w:val="en-US"/>
+              </w:rPr>
+              <w:t xml:space="preserve"> = </w:t>
             </w:r>
             <w:proofErr w:type="spellStart"/>
             <w:r>
@@ -4285,7 +8717,16 @@
                 <w:szCs w:val="18"/>
                 <w:lang w:val="en-US"/>
               </w:rPr>
-              <w:t>outcome.get_result</w:t>
+              <w:t>outcome.get_</w:t>
+            </w:r>
+            <w:proofErr w:type="gramStart"/>
+            <w:r>
+              <w:rPr>
+                <w:sz w:val="18"/>
+                <w:szCs w:val="18"/>
+                <w:lang w:val="en-US"/>
+              </w:rPr>
+              <w:t>result</w:t>
             </w:r>
             <w:proofErr w:type="spellEnd"/>
             <w:r>
@@ -4294,26 +8735,36 @@
                 <w:szCs w:val="18"/>
                 <w:lang w:val="en-US"/>
               </w:rPr>
-              <w:t>()</w:t>
-            </w:r>
-          </w:p>
-          <w:p>
-            <w:pPr>
+              <w:t>(</w:t>
+            </w:r>
+            <w:proofErr w:type="gramEnd"/>
+            <w:r>
               <w:rPr>
                 <w:sz w:val="18"/>
                 <w:szCs w:val="18"/>
                 <w:lang w:val="en-US"/>
               </w:rPr>
-            </w:pPr>
-            <w:r>
+              <w:t>)</w:t>
+            </w:r>
+          </w:p>
+          <w:p>
+            <w:pPr>
               <w:rPr>
                 <w:sz w:val="18"/>
                 <w:szCs w:val="18"/>
                 <w:lang w:val="en-US"/>
               </w:rPr>
+            </w:pPr>
+            <w:r>
+              <w:rPr>
+                <w:sz w:val="18"/>
+                <w:szCs w:val="18"/>
+                <w:lang w:val="en-US"/>
+              </w:rPr>
               <w:t xml:space="preserve">    if </w:t>
             </w:r>
             <w:proofErr w:type="spellStart"/>
+            <w:proofErr w:type="gramStart"/>
             <w:r>
               <w:rPr>
                 <w:sz w:val="18"/>
@@ -4323,6 +8774,7 @@
               <w:t>report.when</w:t>
             </w:r>
             <w:proofErr w:type="spellEnd"/>
+            <w:proofErr w:type="gramEnd"/>
             <w:r>
               <w:rPr>
                 <w:sz w:val="18"/>
@@ -4332,6 +8784,7 @@
               <w:t xml:space="preserve"> == "call" and </w:t>
             </w:r>
             <w:proofErr w:type="spellStart"/>
+            <w:proofErr w:type="gramStart"/>
             <w:r>
               <w:rPr>
                 <w:sz w:val="18"/>
@@ -4341,6 +8794,7 @@
               <w:t>report.failed</w:t>
             </w:r>
             <w:proofErr w:type="spellEnd"/>
+            <w:proofErr w:type="gramEnd"/>
             <w:r>
               <w:rPr>
                 <w:sz w:val="18"/>
@@ -4367,6 +8821,7 @@
               <w:t xml:space="preserve">        </w:t>
             </w:r>
             <w:proofErr w:type="spellStart"/>
+            <w:proofErr w:type="gramStart"/>
             <w:r>
               <w:rPr>
                 <w:sz w:val="18"/>
@@ -4376,6 +8831,7 @@
               <w:t>logger.error</w:t>
             </w:r>
             <w:proofErr w:type="spellEnd"/>
+            <w:proofErr w:type="gramEnd"/>
             <w:r>
               <w:rPr>
                 <w:sz w:val="18"/>
@@ -4399,27 +8855,45 @@
                 <w:szCs w:val="18"/>
                 <w:lang w:val="en-US"/>
               </w:rPr>
-              <w:t xml:space="preserve"> Test Failed: {item.name}")</w:t>
-            </w:r>
-          </w:p>
-          <w:p>
-            <w:pPr>
-              <w:rPr>
-                <w:b/>
-                <w:bCs/>
+              <w:t xml:space="preserve"> Test </w:t>
+            </w:r>
+            <w:proofErr w:type="gramStart"/>
+            <w:r>
+              <w:rPr>
                 <w:sz w:val="18"/>
                 <w:szCs w:val="18"/>
                 <w:lang w:val="en-US"/>
               </w:rPr>
-            </w:pPr>
-            <w:r>
-              <w:rPr>
-                <w:b/>
-                <w:bCs/>
+              <w:t>Failed: {item.name}"</w:t>
+            </w:r>
+            <w:proofErr w:type="gramEnd"/>
+            <w:r>
+              <w:rPr>
                 <w:sz w:val="18"/>
                 <w:szCs w:val="18"/>
                 <w:lang w:val="en-US"/>
               </w:rPr>
+              <w:t>)</w:t>
+            </w:r>
+          </w:p>
+          <w:p>
+            <w:pPr>
+              <w:rPr>
+                <w:b/>
+                <w:bCs/>
+                <w:sz w:val="18"/>
+                <w:szCs w:val="18"/>
+                <w:lang w:val="en-US"/>
+              </w:rPr>
+            </w:pPr>
+            <w:r>
+              <w:rPr>
+                <w:b/>
+                <w:bCs/>
+                <w:sz w:val="18"/>
+                <w:szCs w:val="18"/>
+                <w:lang w:val="en-US"/>
+              </w:rPr>
               <w:t xml:space="preserve">def </w:t>
             </w:r>
             <w:proofErr w:type="spellStart"/>
@@ -4431,7 +8905,18 @@
                 <w:szCs w:val="18"/>
                 <w:lang w:val="en-US"/>
               </w:rPr>
-              <w:t>pytest_terminal_summary</w:t>
+              <w:t>pytest_terminal_</w:t>
+            </w:r>
+            <w:proofErr w:type="gramStart"/>
+            <w:r>
+              <w:rPr>
+                <w:b/>
+                <w:bCs/>
+                <w:sz w:val="18"/>
+                <w:szCs w:val="18"/>
+                <w:lang w:val="en-US"/>
+              </w:rPr>
+              <w:t>summary</w:t>
             </w:r>
             <w:proofErr w:type="spellEnd"/>
             <w:r>
@@ -4445,6 +8930,7 @@
               <w:t>(</w:t>
             </w:r>
             <w:proofErr w:type="spellStart"/>
+            <w:proofErr w:type="gramEnd"/>
             <w:r>
               <w:rPr>
                 <w:b/>
@@ -4506,6 +8992,7 @@
               <w:t xml:space="preserve">    </w:t>
             </w:r>
             <w:proofErr w:type="spellStart"/>
+            <w:proofErr w:type="gramStart"/>
             <w:r>
               <w:rPr>
                 <w:sz w:val="18"/>
@@ -4515,6 +9002,7 @@
               <w:t>terminalreporter.section</w:t>
             </w:r>
             <w:proofErr w:type="spellEnd"/>
+            <w:proofErr w:type="gramEnd"/>
             <w:r>
               <w:rPr>
                 <w:sz w:val="18"/>
@@ -4560,13 +9048,32 @@
               <w:t xml:space="preserve">    </w:t>
             </w:r>
             <w:proofErr w:type="spellStart"/>
+            <w:proofErr w:type="gramStart"/>
             <w:r>
               <w:rPr>
                 <w:sz w:val="18"/>
                 <w:szCs w:val="18"/>
                 <w:lang w:val="en-US"/>
               </w:rPr>
-              <w:t>terminalreporter.write_line</w:t>
+              <w:t>terminalreporter.write</w:t>
+            </w:r>
+            <w:proofErr w:type="gramEnd"/>
+            <w:r>
+              <w:rPr>
+                <w:sz w:val="18"/>
+                <w:szCs w:val="18"/>
+                <w:lang w:val="en-US"/>
+              </w:rPr>
+              <w:t>_</w:t>
+            </w:r>
+            <w:proofErr w:type="gramStart"/>
+            <w:r>
+              <w:rPr>
+                <w:sz w:val="18"/>
+                <w:szCs w:val="18"/>
+                <w:lang w:val="en-US"/>
+              </w:rPr>
+              <w:t>line</w:t>
             </w:r>
             <w:proofErr w:type="spellEnd"/>
             <w:r>
@@ -4575,7 +9082,16 @@
                 <w:szCs w:val="18"/>
                 <w:lang w:val="en-US"/>
               </w:rPr>
-              <w:t>("</w:t>
+              <w:t>(</w:t>
+            </w:r>
+            <w:proofErr w:type="gramEnd"/>
+            <w:r>
+              <w:rPr>
+                <w:sz w:val="18"/>
+                <w:szCs w:val="18"/>
+                <w:lang w:val="en-US"/>
+              </w:rPr>
+              <w:t>"</w:t>
             </w:r>
             <w:r>
               <w:rPr>
@@ -4696,8 +9212,19 @@
                 <w:sz w:val="18"/>
                 <w:szCs w:val="18"/>
               </w:rPr>
-              <w:t>@pytest.hookimpl</w:t>
-            </w:r>
+              <w:t>@</w:t>
+            </w:r>
+            <w:proofErr w:type="gramStart"/>
+            <w:r>
+              <w:rPr>
+                <w:b/>
+                <w:bCs/>
+                <w:sz w:val="18"/>
+                <w:szCs w:val="18"/>
+              </w:rPr>
+              <w:t>pytest.hookimpl</w:t>
+            </w:r>
+            <w:proofErr w:type="gramEnd"/>
             <w:r>
               <w:rPr>
                 <w:sz w:val="18"/>
@@ -4782,7 +9309,6 @@
                 <w:sz w:val="18"/>
                 <w:szCs w:val="18"/>
               </w:rPr>
-              <w:lastRenderedPageBreak/>
               <w:t xml:space="preserve">Iska </w:t>
             </w:r>
             <w:proofErr w:type="spellStart"/>
@@ -4801,6 +9327,7 @@
               </w:rPr>
               <w:t>:</w:t>
             </w:r>
+            <w:proofErr w:type="gramStart"/>
             <w:r>
               <w:rPr>
                 <w:sz w:val="18"/>
@@ -4813,7 +9340,15 @@
                 <w:sz w:val="18"/>
                 <w:szCs w:val="18"/>
               </w:rPr>
-              <w:t xml:space="preserve">“Oye </w:t>
+              <w:t>“</w:t>
+            </w:r>
+            <w:proofErr w:type="gramEnd"/>
+            <w:r>
+              <w:rPr>
+                <w:sz w:val="18"/>
+                <w:szCs w:val="18"/>
+              </w:rPr>
+              <w:t xml:space="preserve">Oye </w:t>
             </w:r>
             <w:proofErr w:type="spellStart"/>
             <w:r>
@@ -5157,7 +9692,23 @@
                 <w:sz w:val="18"/>
                 <w:szCs w:val="18"/>
               </w:rPr>
-              <w:t xml:space="preserve">    print("Test start hone se </w:t>
+              <w:t xml:space="preserve">    </w:t>
+            </w:r>
+            <w:proofErr w:type="gramStart"/>
+            <w:r>
+              <w:rPr>
+                <w:sz w:val="18"/>
+                <w:szCs w:val="18"/>
+              </w:rPr>
+              <w:t>print(</w:t>
+            </w:r>
+            <w:proofErr w:type="gramEnd"/>
+            <w:r>
+              <w:rPr>
+                <w:sz w:val="18"/>
+                <w:szCs w:val="18"/>
+              </w:rPr>
+              <w:t xml:space="preserve">"Test start hone se </w:t>
             </w:r>
             <w:proofErr w:type="spellStart"/>
             <w:r>
@@ -5294,7 +9845,23 @@
                 <w:sz w:val="18"/>
                 <w:szCs w:val="18"/>
               </w:rPr>
-              <w:t xml:space="preserve"> @pytest.hookimpl </w:t>
+              <w:t xml:space="preserve"> @</w:t>
+            </w:r>
+            <w:proofErr w:type="gramStart"/>
+            <w:r>
+              <w:rPr>
+                <w:sz w:val="18"/>
+                <w:szCs w:val="18"/>
+              </w:rPr>
+              <w:t>pytest.hookimpl</w:t>
+            </w:r>
+            <w:proofErr w:type="gramEnd"/>
+            <w:r>
+              <w:rPr>
+                <w:sz w:val="18"/>
+                <w:szCs w:val="18"/>
+              </w:rPr>
+              <w:t xml:space="preserve"> </w:t>
             </w:r>
             <w:proofErr w:type="spellStart"/>
             <w:r>
@@ -5390,7 +9957,23 @@
                 <w:sz w:val="18"/>
                 <w:szCs w:val="18"/>
               </w:rPr>
-              <w:t>@pytest.hookimpl(tryfirst=True)</w:t>
+              <w:t>@</w:t>
+            </w:r>
+            <w:proofErr w:type="gramStart"/>
+            <w:r>
+              <w:rPr>
+                <w:sz w:val="18"/>
+                <w:szCs w:val="18"/>
+              </w:rPr>
+              <w:t>pytest.hookimpl</w:t>
+            </w:r>
+            <w:proofErr w:type="gramEnd"/>
+            <w:r>
+              <w:rPr>
+                <w:sz w:val="18"/>
+                <w:szCs w:val="18"/>
+              </w:rPr>
+              <w:t>(tryfirst=True)</w:t>
             </w:r>
           </w:p>
           <w:p>
@@ -5437,7 +10020,23 @@
                 <w:sz w:val="18"/>
                 <w:szCs w:val="18"/>
               </w:rPr>
-              <w:t xml:space="preserve">    print("Test start hone se </w:t>
+              <w:t xml:space="preserve">    </w:t>
+            </w:r>
+            <w:proofErr w:type="gramStart"/>
+            <w:r>
+              <w:rPr>
+                <w:sz w:val="18"/>
+                <w:szCs w:val="18"/>
+              </w:rPr>
+              <w:t>print(</w:t>
+            </w:r>
+            <w:proofErr w:type="gramEnd"/>
+            <w:r>
+              <w:rPr>
+                <w:sz w:val="18"/>
+                <w:szCs w:val="18"/>
+              </w:rPr>
+              <w:t xml:space="preserve">"Test start hone se </w:t>
             </w:r>
             <w:proofErr w:type="spellStart"/>
             <w:r>
@@ -5553,7 +10152,6 @@
                 <w:sz w:val="18"/>
                 <w:szCs w:val="18"/>
               </w:rPr>
-              <w:lastRenderedPageBreak/>
               <w:t>🛠️</w:t>
             </w:r>
             <w:r>
@@ -5563,7 +10161,27 @@
                 <w:sz w:val="18"/>
                 <w:szCs w:val="18"/>
               </w:rPr>
-              <w:t xml:space="preserve"> @pytest.hookimpl </w:t>
+              <w:t xml:space="preserve"> @</w:t>
+            </w:r>
+            <w:proofErr w:type="gramStart"/>
+            <w:r>
+              <w:rPr>
+                <w:b/>
+                <w:bCs/>
+                <w:sz w:val="18"/>
+                <w:szCs w:val="18"/>
+              </w:rPr>
+              <w:t>pytest.hookimpl</w:t>
+            </w:r>
+            <w:proofErr w:type="gramEnd"/>
+            <w:r>
+              <w:rPr>
+                <w:b/>
+                <w:bCs/>
+                <w:sz w:val="18"/>
+                <w:szCs w:val="18"/>
+              </w:rPr>
+              <w:t xml:space="preserve"> </w:t>
             </w:r>
             <w:proofErr w:type="spellStart"/>
             <w:r>
@@ -5630,7 +10248,6 @@
                       <w:sz w:val="18"/>
                       <w:szCs w:val="18"/>
                     </w:rPr>
-                    <w:lastRenderedPageBreak/>
                     <w:t>Option</w:t>
                   </w:r>
                 </w:p>
@@ -6417,6 +11034,7 @@
                 <w:szCs w:val="18"/>
                 <w:lang w:val="en-US"/>
               </w:rPr>
+              <w:lastRenderedPageBreak/>
               <w:t>Pytest</w:t>
             </w:r>
             <w:proofErr w:type="spellEnd"/>
@@ -6510,6 +11128,7 @@
                 <w:lang w:val="en-US"/>
               </w:rPr>
             </w:pPr>
+            <w:proofErr w:type="gramStart"/>
             <w:r>
               <w:rPr>
                 <w:b/>
@@ -6518,7 +11137,18 @@
                 <w:szCs w:val="18"/>
                 <w:lang w:val="en-US"/>
               </w:rPr>
-              <w:t xml:space="preserve">pip install </w:t>
+              <w:t>pip</w:t>
+            </w:r>
+            <w:proofErr w:type="gramEnd"/>
+            <w:r>
+              <w:rPr>
+                <w:b/>
+                <w:bCs/>
+                <w:sz w:val="18"/>
+                <w:szCs w:val="18"/>
+                <w:lang w:val="en-US"/>
+              </w:rPr>
+              <w:t xml:space="preserve"> install </w:t>
             </w:r>
             <w:proofErr w:type="spellStart"/>
             <w:r>
@@ -6684,6 +11314,7 @@
               </w:rPr>
             </w:pPr>
             <w:proofErr w:type="spellStart"/>
+            <w:proofErr w:type="gramStart"/>
             <w:r>
               <w:rPr>
                 <w:b/>
@@ -6695,6 +11326,7 @@
               <w:t>check.equal</w:t>
             </w:r>
             <w:proofErr w:type="spellEnd"/>
+            <w:proofErr w:type="gramEnd"/>
             <w:r>
               <w:rPr>
                 <w:b/>
@@ -6706,6 +11338,7 @@
               <w:t xml:space="preserve">(), </w:t>
             </w:r>
             <w:proofErr w:type="spellStart"/>
+            <w:proofErr w:type="gramStart"/>
             <w:r>
               <w:rPr>
                 <w:b/>
@@ -6717,6 +11350,7 @@
               <w:t>pytest.assume</w:t>
             </w:r>
             <w:proofErr w:type="spellEnd"/>
+            <w:proofErr w:type="gramEnd"/>
           </w:p>
           <w:p>
             <w:pPr>
@@ -7133,6 +11767,7 @@
                 <w:lang w:val="en-US"/>
               </w:rPr>
             </w:pPr>
+            <w:proofErr w:type="gramStart"/>
             <w:r>
               <w:rPr>
                 <w:b/>
@@ -7141,7 +11776,18 @@
                 <w:szCs w:val="18"/>
                 <w:lang w:val="en-US"/>
               </w:rPr>
-              <w:t>Similar to TestNG</w:t>
+              <w:t>Similar to</w:t>
+            </w:r>
+            <w:proofErr w:type="gramEnd"/>
+            <w:r>
+              <w:rPr>
+                <w:b/>
+                <w:bCs/>
+                <w:sz w:val="18"/>
+                <w:szCs w:val="18"/>
+                <w:lang w:val="en-US"/>
+              </w:rPr>
+              <w:t xml:space="preserve"> TestNG</w:t>
             </w:r>
           </w:p>
         </w:tc>
@@ -7311,6 +11957,7 @@
               </w:rPr>
             </w:pPr>
             <w:proofErr w:type="spellStart"/>
+            <w:proofErr w:type="gramStart"/>
             <w:r>
               <w:rPr>
                 <w:b/>
@@ -7322,6 +11969,7 @@
               <w:t>check.equal</w:t>
             </w:r>
             <w:proofErr w:type="spellEnd"/>
+            <w:proofErr w:type="gramEnd"/>
             <w:r>
               <w:rPr>
                 <w:b/>
@@ -7974,6 +12622,7 @@
                     </w:rPr>
                   </w:pPr>
                   <w:proofErr w:type="spellStart"/>
+                  <w:proofErr w:type="gramStart"/>
                   <w:r>
                     <w:rPr>
                       <w:b/>
@@ -7984,6 +12633,7 @@
                     <w:t>request.module</w:t>
                   </w:r>
                   <w:proofErr w:type="spellEnd"/>
+                  <w:proofErr w:type="gramEnd"/>
                 </w:p>
               </w:tc>
               <w:tc>
@@ -8136,6 +12786,7 @@
                     </w:rPr>
                   </w:pPr>
                   <w:proofErr w:type="spellStart"/>
+                  <w:proofErr w:type="gramStart"/>
                   <w:r>
                     <w:rPr>
                       <w:b/>
@@ -8146,6 +12797,7 @@
                     <w:t>request.param</w:t>
                   </w:r>
                   <w:proofErr w:type="spellEnd"/>
+                  <w:proofErr w:type="gramEnd"/>
                 </w:p>
               </w:tc>
               <w:tc>
@@ -8288,9 +12940,9 @@
               <w:tblLook w:val="04A0" w:firstRow="1" w:lastRow="0" w:firstColumn="1" w:lastColumn="0" w:noHBand="0" w:noVBand="1"/>
             </w:tblPr>
             <w:tblGrid>
-              <w:gridCol w:w="1815"/>
+              <w:gridCol w:w="2174"/>
               <w:gridCol w:w="30"/>
-              <w:gridCol w:w="3925"/>
+              <w:gridCol w:w="3566"/>
               <w:gridCol w:w="45"/>
             </w:tblGrid>
             <w:tr>
@@ -8323,9 +12975,20 @@
                       <w:sz w:val="18"/>
                       <w:szCs w:val="18"/>
                     </w:rPr>
-                    <w:t>request.config.getoption</w:t>
+                    <w:t>request.</w:t>
+                  </w:r>
+                  <w:proofErr w:type="gramStart"/>
+                  <w:r>
+                    <w:rPr>
+                      <w:b/>
+                      <w:bCs/>
+                      <w:sz w:val="18"/>
+                      <w:szCs w:val="18"/>
+                    </w:rPr>
+                    <w:t>config.getoption</w:t>
                   </w:r>
                   <w:proofErr w:type="spellEnd"/>
+                  <w:proofErr w:type="gramEnd"/>
                   <w:r>
                     <w:rPr>
                       <w:b/>
@@ -8457,6 +13120,7 @@
                     </w:rPr>
                   </w:pPr>
                   <w:proofErr w:type="spellStart"/>
+                  <w:proofErr w:type="gramStart"/>
                   <w:r>
                     <w:rPr>
                       <w:b/>
@@ -8464,7 +13128,17 @@
                       <w:sz w:val="18"/>
                       <w:szCs w:val="18"/>
                     </w:rPr>
-                    <w:t>request.node.keywords</w:t>
+                    <w:t>request.node</w:t>
+                  </w:r>
+                  <w:proofErr w:type="gramEnd"/>
+                  <w:r>
+                    <w:rPr>
+                      <w:b/>
+                      <w:bCs/>
+                      <w:sz w:val="18"/>
+                      <w:szCs w:val="18"/>
+                    </w:rPr>
+                    <w:t>.keywords</w:t>
                   </w:r>
                   <w:proofErr w:type="spellEnd"/>
                 </w:p>
@@ -8589,6 +13263,7 @@
                     </w:rPr>
                   </w:pPr>
                   <w:proofErr w:type="spellStart"/>
+                  <w:proofErr w:type="gramStart"/>
                   <w:r>
                     <w:rPr>
                       <w:b/>
@@ -8599,6 +13274,7 @@
                     <w:t>request.scope</w:t>
                   </w:r>
                   <w:proofErr w:type="spellEnd"/>
+                  <w:proofErr w:type="gramEnd"/>
                 </w:p>
               </w:tc>
               <w:tc>
@@ -8744,6 +13420,7 @@
                     </w:rPr>
                   </w:pPr>
                   <w:proofErr w:type="spellStart"/>
+                  <w:proofErr w:type="gramStart"/>
                   <w:r>
                     <w:rPr>
                       <w:b/>
@@ -8754,6 +13431,7 @@
                     <w:t>request.fixturename</w:t>
                   </w:r>
                   <w:proofErr w:type="spellEnd"/>
+                  <w:proofErr w:type="gramEnd"/>
                 </w:p>
               </w:tc>
               <w:tc>
@@ -8858,6 +13536,7 @@
                     </w:rPr>
                   </w:pPr>
                   <w:proofErr w:type="spellStart"/>
+                  <w:proofErr w:type="gramStart"/>
                   <w:r>
                     <w:rPr>
                       <w:b/>
@@ -8868,6 +13547,7 @@
                     <w:t>request.fspath</w:t>
                   </w:r>
                   <w:proofErr w:type="spellEnd"/>
+                  <w:proofErr w:type="gramEnd"/>
                 </w:p>
               </w:tc>
               <w:tc>
@@ -8986,6 +13666,7 @@
                     </w:rPr>
                     <w:t xml:space="preserve"> </w:t>
                   </w:r>
+                  <w:proofErr w:type="gramStart"/>
                   <w:r>
                     <w:rPr>
                       <w:sz w:val="18"/>
@@ -9002,6 +13683,7 @@
                     <w:t>request.fspath</w:t>
                   </w:r>
                   <w:proofErr w:type="spellEnd"/>
+                  <w:proofErr w:type="gramEnd"/>
                 </w:p>
               </w:tc>
             </w:tr>
@@ -9168,8 +13850,17 @@
                 <w:sz w:val="18"/>
                 <w:szCs w:val="18"/>
               </w:rPr>
-              <w:t>@pytest.fixture</w:t>
-            </w:r>
+              <w:t>@</w:t>
+            </w:r>
+            <w:proofErr w:type="gramStart"/>
+            <w:r>
+              <w:rPr>
+                <w:sz w:val="18"/>
+                <w:szCs w:val="18"/>
+              </w:rPr>
+              <w:t>pytest.fixture</w:t>
+            </w:r>
+            <w:proofErr w:type="gramEnd"/>
           </w:p>
           <w:p>
             <w:pPr>
@@ -9214,9 +13905,18 @@
                 <w:sz w:val="18"/>
                 <w:szCs w:val="18"/>
               </w:rPr>
-              <w:t xml:space="preserve">    print(</w:t>
+              <w:t xml:space="preserve">    </w:t>
+            </w:r>
+            <w:proofErr w:type="gramStart"/>
+            <w:r>
+              <w:rPr>
+                <w:sz w:val="18"/>
+                <w:szCs w:val="18"/>
+              </w:rPr>
+              <w:t>print(</w:t>
             </w:r>
             <w:proofErr w:type="spellStart"/>
+            <w:proofErr w:type="gramEnd"/>
             <w:r>
               <w:rPr>
                 <w:sz w:val="18"/>
@@ -9495,8 +14195,17 @@
                 <w:sz w:val="18"/>
                 <w:szCs w:val="18"/>
               </w:rPr>
-              <w:t>@pytest.fixture</w:t>
-            </w:r>
+              <w:t>@</w:t>
+            </w:r>
+            <w:proofErr w:type="gramStart"/>
+            <w:r>
+              <w:rPr>
+                <w:sz w:val="18"/>
+                <w:szCs w:val="18"/>
+              </w:rPr>
+              <w:t>pytest.fixture</w:t>
+            </w:r>
+            <w:proofErr w:type="gramEnd"/>
           </w:p>
           <w:p>
             <w:pPr>
@@ -9541,9 +14250,18 @@
                 <w:sz w:val="18"/>
                 <w:szCs w:val="18"/>
               </w:rPr>
-              <w:t xml:space="preserve">    print(</w:t>
+              <w:t xml:space="preserve">    </w:t>
+            </w:r>
+            <w:proofErr w:type="gramStart"/>
+            <w:r>
+              <w:rPr>
+                <w:sz w:val="18"/>
+                <w:szCs w:val="18"/>
+              </w:rPr>
+              <w:t>print(</w:t>
             </w:r>
             <w:proofErr w:type="spellStart"/>
+            <w:proofErr w:type="gramEnd"/>
             <w:r>
               <w:rPr>
                 <w:sz w:val="18"/>
@@ -9596,7 +14314,23 @@
                 <w:sz w:val="18"/>
                 <w:szCs w:val="18"/>
               </w:rPr>
-              <w:t>@pytest.mark.usefixtures("get_class_name")</w:t>
+              <w:t>@</w:t>
+            </w:r>
+            <w:proofErr w:type="gramStart"/>
+            <w:r>
+              <w:rPr>
+                <w:sz w:val="18"/>
+                <w:szCs w:val="18"/>
+              </w:rPr>
+              <w:t>pytest.mark</w:t>
+            </w:r>
+            <w:proofErr w:type="gramEnd"/>
+            <w:r>
+              <w:rPr>
+                <w:sz w:val="18"/>
+                <w:szCs w:val="18"/>
+              </w:rPr>
+              <w:t>.usefixtures("get_class_name")</w:t>
             </w:r>
           </w:p>
           <w:p>
@@ -9718,6 +14452,7 @@
               <w:t xml:space="preserve"> </w:t>
             </w:r>
             <w:proofErr w:type="spellStart"/>
+            <w:proofErr w:type="gramStart"/>
             <w:r>
               <w:rPr>
                 <w:b/>
@@ -9728,6 +14463,7 @@
               <w:t>request.module</w:t>
             </w:r>
             <w:proofErr w:type="spellEnd"/>
+            <w:proofErr w:type="gramEnd"/>
           </w:p>
           <w:p>
             <w:pPr>
@@ -9888,8 +14624,17 @@
                 <w:sz w:val="18"/>
                 <w:szCs w:val="18"/>
               </w:rPr>
-              <w:t>@pytest.fixture</w:t>
-            </w:r>
+              <w:t>@</w:t>
+            </w:r>
+            <w:proofErr w:type="gramStart"/>
+            <w:r>
+              <w:rPr>
+                <w:sz w:val="18"/>
+                <w:szCs w:val="18"/>
+              </w:rPr>
+              <w:t>pytest.fixture</w:t>
+            </w:r>
+            <w:proofErr w:type="gramEnd"/>
           </w:p>
           <w:p>
             <w:pPr>
@@ -9934,9 +14679,18 @@
                 <w:sz w:val="18"/>
                 <w:szCs w:val="18"/>
               </w:rPr>
-              <w:t xml:space="preserve">    print(</w:t>
+              <w:t xml:space="preserve">    </w:t>
+            </w:r>
+            <w:proofErr w:type="gramStart"/>
+            <w:r>
+              <w:rPr>
+                <w:sz w:val="18"/>
+                <w:szCs w:val="18"/>
+              </w:rPr>
+              <w:t>print(</w:t>
             </w:r>
             <w:proofErr w:type="spellStart"/>
+            <w:proofErr w:type="gramEnd"/>
             <w:r>
               <w:rPr>
                 <w:sz w:val="18"/>
@@ -9953,12 +14707,21 @@
               <w:t xml:space="preserve"> module: {</w:t>
             </w:r>
             <w:proofErr w:type="spellStart"/>
-            <w:r>
-              <w:rPr>
-                <w:sz w:val="18"/>
-                <w:szCs w:val="18"/>
-              </w:rPr>
-              <w:t>request.module.__name</w:t>
+            <w:proofErr w:type="gramStart"/>
+            <w:r>
+              <w:rPr>
+                <w:sz w:val="18"/>
+                <w:szCs w:val="18"/>
+              </w:rPr>
+              <w:t>request.module</w:t>
+            </w:r>
+            <w:proofErr w:type="gramEnd"/>
+            <w:r>
+              <w:rPr>
+                <w:sz w:val="18"/>
+                <w:szCs w:val="18"/>
+              </w:rPr>
+              <w:t>.__name</w:t>
             </w:r>
             <w:proofErr w:type="spellEnd"/>
             <w:r>
@@ -10083,6 +14846,7 @@
               <w:t xml:space="preserve"> </w:t>
             </w:r>
             <w:proofErr w:type="spellStart"/>
+            <w:proofErr w:type="gramStart"/>
             <w:r>
               <w:rPr>
                 <w:b/>
@@ -10093,6 +14857,7 @@
               <w:t>request.param</w:t>
             </w:r>
             <w:proofErr w:type="spellEnd"/>
+            <w:proofErr w:type="gramEnd"/>
           </w:p>
           <w:p>
             <w:pPr>
@@ -10161,6 +14926,7 @@
               <w:t xml:space="preserve">, to current value </w:t>
             </w:r>
             <w:proofErr w:type="spellStart"/>
+            <w:proofErr w:type="gramStart"/>
             <w:r>
               <w:rPr>
                 <w:b/>
@@ -10171,6 +14937,7 @@
               <w:t>request.param</w:t>
             </w:r>
             <w:proofErr w:type="spellEnd"/>
+            <w:proofErr w:type="gramEnd"/>
             <w:r>
               <w:rPr>
                 <w:b/>
@@ -10241,7 +15008,39 @@
                 <w:sz w:val="18"/>
                 <w:szCs w:val="18"/>
               </w:rPr>
-              <w:t>@pytest.fixture(params=["admin", "user"])</w:t>
+              <w:t>@</w:t>
+            </w:r>
+            <w:proofErr w:type="gramStart"/>
+            <w:r>
+              <w:rPr>
+                <w:sz w:val="18"/>
+                <w:szCs w:val="18"/>
+              </w:rPr>
+              <w:t>pytest.fixture</w:t>
+            </w:r>
+            <w:proofErr w:type="gramEnd"/>
+            <w:r>
+              <w:rPr>
+                <w:sz w:val="18"/>
+                <w:szCs w:val="18"/>
+              </w:rPr>
+              <w:t>(params</w:t>
+            </w:r>
+            <w:proofErr w:type="gramStart"/>
+            <w:r>
+              <w:rPr>
+                <w:sz w:val="18"/>
+                <w:szCs w:val="18"/>
+              </w:rPr>
+              <w:t>=[</w:t>
+            </w:r>
+            <w:proofErr w:type="gramEnd"/>
+            <w:r>
+              <w:rPr>
+                <w:sz w:val="18"/>
+                <w:szCs w:val="18"/>
+              </w:rPr>
+              <w:t>"admin", "user"])</w:t>
             </w:r>
           </w:p>
           <w:p>
@@ -10287,9 +15086,18 @@
                 <w:sz w:val="18"/>
                 <w:szCs w:val="18"/>
               </w:rPr>
-              <w:t xml:space="preserve">    print(</w:t>
+              <w:t xml:space="preserve">    </w:t>
+            </w:r>
+            <w:proofErr w:type="gramStart"/>
+            <w:r>
+              <w:rPr>
+                <w:sz w:val="18"/>
+                <w:szCs w:val="18"/>
+              </w:rPr>
+              <w:t>print(</w:t>
             </w:r>
             <w:proofErr w:type="spellStart"/>
+            <w:proofErr w:type="gramEnd"/>
             <w:r>
               <w:rPr>
                 <w:sz w:val="18"/>
@@ -10306,6 +15114,7 @@
               <w:t xml:space="preserve"> test with: {</w:t>
             </w:r>
             <w:proofErr w:type="spellStart"/>
+            <w:proofErr w:type="gramStart"/>
             <w:r>
               <w:rPr>
                 <w:sz w:val="18"/>
@@ -10314,6 +15123,7 @@
               <w:t>request.param</w:t>
             </w:r>
             <w:proofErr w:type="spellEnd"/>
+            <w:proofErr w:type="gramEnd"/>
             <w:r>
               <w:rPr>
                 <w:sz w:val="18"/>
@@ -10337,6 +15147,7 @@
               <w:t xml:space="preserve">    return </w:t>
             </w:r>
             <w:proofErr w:type="spellStart"/>
+            <w:proofErr w:type="gramStart"/>
             <w:r>
               <w:rPr>
                 <w:sz w:val="18"/>
@@ -10345,28 +15156,28 @@
               <w:t>request.param</w:t>
             </w:r>
             <w:proofErr w:type="spellEnd"/>
-          </w:p>
-          <w:p>
-            <w:pPr>
-              <w:rPr>
-                <w:sz w:val="18"/>
-                <w:szCs w:val="18"/>
-              </w:rPr>
-            </w:pPr>
-          </w:p>
-          <w:p>
-            <w:pPr>
-              <w:rPr>
-                <w:sz w:val="18"/>
-                <w:szCs w:val="18"/>
-              </w:rPr>
-            </w:pPr>
-            <w:r>
-              <w:rPr>
-                <w:sz w:val="18"/>
-                <w:szCs w:val="18"/>
-              </w:rPr>
-              <w:lastRenderedPageBreak/>
+            <w:proofErr w:type="gramEnd"/>
+          </w:p>
+          <w:p>
+            <w:pPr>
+              <w:rPr>
+                <w:sz w:val="18"/>
+                <w:szCs w:val="18"/>
+              </w:rPr>
+            </w:pPr>
+          </w:p>
+          <w:p>
+            <w:pPr>
+              <w:rPr>
+                <w:sz w:val="18"/>
+                <w:szCs w:val="18"/>
+              </w:rPr>
+            </w:pPr>
+            <w:r>
+              <w:rPr>
+                <w:sz w:val="18"/>
+                <w:szCs w:val="18"/>
+              </w:rPr>
               <w:t xml:space="preserve">def </w:t>
             </w:r>
             <w:proofErr w:type="spellStart"/>
@@ -10463,7 +15274,6 @@
                 <w:sz w:val="18"/>
                 <w:szCs w:val="18"/>
               </w:rPr>
-              <w:lastRenderedPageBreak/>
               <w:t>✅</w:t>
             </w:r>
             <w:r>
@@ -10483,9 +15293,20 @@
                 <w:sz w:val="18"/>
                 <w:szCs w:val="18"/>
               </w:rPr>
-              <w:t>request.config.getoption</w:t>
+              <w:t>request.</w:t>
+            </w:r>
+            <w:proofErr w:type="gramStart"/>
+            <w:r>
+              <w:rPr>
+                <w:b/>
+                <w:bCs/>
+                <w:sz w:val="18"/>
+                <w:szCs w:val="18"/>
+              </w:rPr>
+              <w:t>config.getoption</w:t>
             </w:r>
             <w:proofErr w:type="spellEnd"/>
+            <w:proofErr w:type="gramEnd"/>
             <w:r>
               <w:rPr>
                 <w:b/>
@@ -10637,6 +15458,7 @@
               <w:t xml:space="preserve">    </w:t>
             </w:r>
             <w:proofErr w:type="spellStart"/>
+            <w:proofErr w:type="gramStart"/>
             <w:r>
               <w:rPr>
                 <w:sz w:val="18"/>
@@ -10645,6 +15467,7 @@
               <w:t>parser.addoption</w:t>
             </w:r>
             <w:proofErr w:type="spellEnd"/>
+            <w:proofErr w:type="gramEnd"/>
             <w:r>
               <w:rPr>
                 <w:sz w:val="18"/>
@@ -10673,22 +15496,30 @@
                 <w:sz w:val="18"/>
                 <w:szCs w:val="18"/>
               </w:rPr>
-              <w:t>@pytest.fixture</w:t>
-            </w:r>
-          </w:p>
-          <w:p>
-            <w:pPr>
-              <w:rPr>
-                <w:sz w:val="18"/>
-                <w:szCs w:val="18"/>
-              </w:rPr>
-            </w:pPr>
-            <w:r>
-              <w:rPr>
-                <w:sz w:val="18"/>
-                <w:szCs w:val="18"/>
-              </w:rPr>
-              <w:lastRenderedPageBreak/>
+              <w:t>@</w:t>
+            </w:r>
+            <w:proofErr w:type="gramStart"/>
+            <w:r>
+              <w:rPr>
+                <w:sz w:val="18"/>
+                <w:szCs w:val="18"/>
+              </w:rPr>
+              <w:t>pytest.fixture</w:t>
+            </w:r>
+            <w:proofErr w:type="gramEnd"/>
+          </w:p>
+          <w:p>
+            <w:pPr>
+              <w:rPr>
+                <w:sz w:val="18"/>
+                <w:szCs w:val="18"/>
+              </w:rPr>
+            </w:pPr>
+            <w:r>
+              <w:rPr>
+                <w:sz w:val="18"/>
+                <w:szCs w:val="18"/>
+              </w:rPr>
               <w:t>def env(request):</w:t>
             </w:r>
           </w:p>
@@ -10712,9 +15543,18 @@
                 <w:sz w:val="18"/>
                 <w:szCs w:val="18"/>
               </w:rPr>
-              <w:t>request.config.getoption</w:t>
+              <w:t>request.</w:t>
+            </w:r>
+            <w:proofErr w:type="gramStart"/>
+            <w:r>
+              <w:rPr>
+                <w:sz w:val="18"/>
+                <w:szCs w:val="18"/>
+              </w:rPr>
+              <w:t>config.getoption</w:t>
             </w:r>
             <w:proofErr w:type="spellEnd"/>
+            <w:proofErr w:type="gramEnd"/>
             <w:r>
               <w:rPr>
                 <w:sz w:val="18"/>
@@ -10774,9 +15614,18 @@
                 <w:sz w:val="18"/>
                 <w:szCs w:val="18"/>
               </w:rPr>
-              <w:t xml:space="preserve">    print(</w:t>
+              <w:t xml:space="preserve">    </w:t>
+            </w:r>
+            <w:proofErr w:type="gramStart"/>
+            <w:r>
+              <w:rPr>
+                <w:sz w:val="18"/>
+                <w:szCs w:val="18"/>
+              </w:rPr>
+              <w:t>print(</w:t>
             </w:r>
             <w:proofErr w:type="spellStart"/>
+            <w:proofErr w:type="gramEnd"/>
             <w:r>
               <w:rPr>
                 <w:sz w:val="18"/>
@@ -10877,7 +15726,6 @@
                 <w:sz w:val="18"/>
                 <w:szCs w:val="18"/>
               </w:rPr>
-              <w:lastRenderedPageBreak/>
               <w:t>✅</w:t>
             </w:r>
             <w:r>
@@ -10890,14 +15738,25 @@
               <w:t xml:space="preserve"> </w:t>
             </w:r>
             <w:proofErr w:type="spellStart"/>
-            <w:r>
-              <w:rPr>
-                <w:b/>
-                <w:bCs/>
-                <w:sz w:val="18"/>
-                <w:szCs w:val="18"/>
-              </w:rPr>
-              <w:t>request.node.keywords</w:t>
+            <w:proofErr w:type="gramStart"/>
+            <w:r>
+              <w:rPr>
+                <w:b/>
+                <w:bCs/>
+                <w:sz w:val="18"/>
+                <w:szCs w:val="18"/>
+              </w:rPr>
+              <w:t>request.node</w:t>
+            </w:r>
+            <w:proofErr w:type="gramEnd"/>
+            <w:r>
+              <w:rPr>
+                <w:b/>
+                <w:bCs/>
+                <w:sz w:val="18"/>
+                <w:szCs w:val="18"/>
+              </w:rPr>
+              <w:t>.keywords</w:t>
             </w:r>
             <w:proofErr w:type="spellEnd"/>
           </w:p>
@@ -10965,7 +15824,27 @@
                 <w:sz w:val="18"/>
                 <w:szCs w:val="18"/>
               </w:rPr>
-              <w:t xml:space="preserve"> test pe koi marker (like @pytest.mark.smoke) </w:t>
+              <w:t xml:space="preserve"> test pe koi marker (like @</w:t>
+            </w:r>
+            <w:proofErr w:type="gramStart"/>
+            <w:r>
+              <w:rPr>
+                <w:b/>
+                <w:bCs/>
+                <w:sz w:val="18"/>
+                <w:szCs w:val="18"/>
+              </w:rPr>
+              <w:t>pytest.mark</w:t>
+            </w:r>
+            <w:proofErr w:type="gramEnd"/>
+            <w:r>
+              <w:rPr>
+                <w:b/>
+                <w:bCs/>
+                <w:sz w:val="18"/>
+                <w:szCs w:val="18"/>
+              </w:rPr>
+              <w:t xml:space="preserve">.smoke) </w:t>
             </w:r>
             <w:proofErr w:type="spellStart"/>
             <w:r>
@@ -11068,7 +15947,23 @@
                 <w:sz w:val="18"/>
                 <w:szCs w:val="18"/>
               </w:rPr>
-              <w:t>@pytest.fixture(autouse=True)</w:t>
+              <w:t>@</w:t>
+            </w:r>
+            <w:proofErr w:type="gramStart"/>
+            <w:r>
+              <w:rPr>
+                <w:sz w:val="18"/>
+                <w:szCs w:val="18"/>
+              </w:rPr>
+              <w:t>pytest.fixture</w:t>
+            </w:r>
+            <w:proofErr w:type="gramEnd"/>
+            <w:r>
+              <w:rPr>
+                <w:sz w:val="18"/>
+                <w:szCs w:val="18"/>
+              </w:rPr>
+              <w:t>(autouse=True)</w:t>
             </w:r>
           </w:p>
           <w:p>
@@ -11117,12 +16012,21 @@
               <w:t xml:space="preserve">    if "smoke" in </w:t>
             </w:r>
             <w:proofErr w:type="spellStart"/>
-            <w:r>
-              <w:rPr>
-                <w:sz w:val="18"/>
-                <w:szCs w:val="18"/>
-              </w:rPr>
-              <w:t>request.node.keywords</w:t>
+            <w:proofErr w:type="gramStart"/>
+            <w:r>
+              <w:rPr>
+                <w:sz w:val="18"/>
+                <w:szCs w:val="18"/>
+              </w:rPr>
+              <w:t>request.node</w:t>
+            </w:r>
+            <w:proofErr w:type="gramEnd"/>
+            <w:r>
+              <w:rPr>
+                <w:sz w:val="18"/>
+                <w:szCs w:val="18"/>
+              </w:rPr>
+              <w:t>.keywords</w:t>
             </w:r>
             <w:proofErr w:type="spellEnd"/>
             <w:r>
@@ -11145,7 +16049,23 @@
                 <w:sz w:val="18"/>
                 <w:szCs w:val="18"/>
               </w:rPr>
-              <w:t xml:space="preserve">        print("This is a smoke test")</w:t>
+              <w:t xml:space="preserve">        </w:t>
+            </w:r>
+            <w:proofErr w:type="gramStart"/>
+            <w:r>
+              <w:rPr>
+                <w:sz w:val="18"/>
+                <w:szCs w:val="18"/>
+              </w:rPr>
+              <w:t>print(</w:t>
+            </w:r>
+            <w:proofErr w:type="gramEnd"/>
+            <w:r>
+              <w:rPr>
+                <w:sz w:val="18"/>
+                <w:szCs w:val="18"/>
+              </w:rPr>
+              <w:t>"This is a smoke test")</w:t>
             </w:r>
           </w:p>
           <w:p>
@@ -11175,31 +16095,62 @@
                 <w:sz w:val="18"/>
                 <w:szCs w:val="18"/>
               </w:rPr>
-              <w:lastRenderedPageBreak/>
-              <w:t xml:space="preserve">        print("Normal test")</w:t>
-            </w:r>
-          </w:p>
-          <w:p>
-            <w:pPr>
-              <w:rPr>
-                <w:sz w:val="18"/>
-                <w:szCs w:val="18"/>
-              </w:rPr>
-            </w:pPr>
-          </w:p>
-          <w:p>
-            <w:pPr>
-              <w:rPr>
-                <w:sz w:val="18"/>
-                <w:szCs w:val="18"/>
-              </w:rPr>
-            </w:pPr>
-            <w:r>
-              <w:rPr>
-                <w:sz w:val="18"/>
-                <w:szCs w:val="18"/>
-              </w:rPr>
-              <w:t>@pytest.mark.smoke</w:t>
+              <w:t xml:space="preserve">        </w:t>
+            </w:r>
+            <w:proofErr w:type="gramStart"/>
+            <w:r>
+              <w:rPr>
+                <w:sz w:val="18"/>
+                <w:szCs w:val="18"/>
+              </w:rPr>
+              <w:t>print(</w:t>
+            </w:r>
+            <w:proofErr w:type="gramEnd"/>
+            <w:r>
+              <w:rPr>
+                <w:sz w:val="18"/>
+                <w:szCs w:val="18"/>
+              </w:rPr>
+              <w:t>"Normal test")</w:t>
+            </w:r>
+          </w:p>
+          <w:p>
+            <w:pPr>
+              <w:rPr>
+                <w:sz w:val="18"/>
+                <w:szCs w:val="18"/>
+              </w:rPr>
+            </w:pPr>
+          </w:p>
+          <w:p>
+            <w:pPr>
+              <w:rPr>
+                <w:sz w:val="18"/>
+                <w:szCs w:val="18"/>
+              </w:rPr>
+            </w:pPr>
+            <w:r>
+              <w:rPr>
+                <w:sz w:val="18"/>
+                <w:szCs w:val="18"/>
+              </w:rPr>
+              <w:t>@</w:t>
+            </w:r>
+            <w:proofErr w:type="gramStart"/>
+            <w:r>
+              <w:rPr>
+                <w:sz w:val="18"/>
+                <w:szCs w:val="18"/>
+              </w:rPr>
+              <w:t>pytest.mark</w:t>
+            </w:r>
+            <w:proofErr w:type="gramEnd"/>
+            <w:r>
+              <w:rPr>
+                <w:sz w:val="18"/>
+                <w:szCs w:val="18"/>
+              </w:rPr>
+              <w:t>.smoke</w:t>
             </w:r>
           </w:p>
           <w:p>
@@ -11222,7 +16173,15 @@
                 <w:sz w:val="18"/>
                 <w:szCs w:val="18"/>
               </w:rPr>
-              <w:t>test_smoke_case</w:t>
+              <w:t>test_smoke_</w:t>
+            </w:r>
+            <w:proofErr w:type="gramStart"/>
+            <w:r>
+              <w:rPr>
+                <w:sz w:val="18"/>
+                <w:szCs w:val="18"/>
+              </w:rPr>
+              <w:t>case</w:t>
             </w:r>
             <w:proofErr w:type="spellEnd"/>
             <w:r>
@@ -11230,7 +16189,15 @@
                 <w:sz w:val="18"/>
                 <w:szCs w:val="18"/>
               </w:rPr>
-              <w:t>():</w:t>
+              <w:t>(</w:t>
+            </w:r>
+            <w:proofErr w:type="gramEnd"/>
+            <w:r>
+              <w:rPr>
+                <w:sz w:val="18"/>
+                <w:szCs w:val="18"/>
+              </w:rPr>
+              <w:t>):</w:t>
             </w:r>
           </w:p>
           <w:p>
@@ -11276,7 +16243,15 @@
                 <w:sz w:val="18"/>
                 <w:szCs w:val="18"/>
               </w:rPr>
-              <w:t>test_regular_case</w:t>
+              <w:t>test_regular_</w:t>
+            </w:r>
+            <w:proofErr w:type="gramStart"/>
+            <w:r>
+              <w:rPr>
+                <w:sz w:val="18"/>
+                <w:szCs w:val="18"/>
+              </w:rPr>
+              <w:t>case</w:t>
             </w:r>
             <w:proofErr w:type="spellEnd"/>
             <w:r>
@@ -11284,7 +16259,15 @@
                 <w:sz w:val="18"/>
                 <w:szCs w:val="18"/>
               </w:rPr>
-              <w:t>():</w:t>
+              <w:t>(</w:t>
+            </w:r>
+            <w:proofErr w:type="gramEnd"/>
+            <w:r>
+              <w:rPr>
+                <w:sz w:val="18"/>
+                <w:szCs w:val="18"/>
+              </w:rPr>
+              <w:t>):</w:t>
             </w:r>
           </w:p>
           <w:p>
@@ -11334,261 +16317,290 @@
                 <w:sz w:val="18"/>
                 <w:szCs w:val="18"/>
               </w:rPr>
+              <w:t>✅</w:t>
+            </w:r>
+            <w:r>
+              <w:rPr>
+                <w:b/>
+                <w:bCs/>
+                <w:sz w:val="18"/>
+                <w:szCs w:val="18"/>
+              </w:rPr>
+              <w:t xml:space="preserve"> </w:t>
+            </w:r>
+            <w:proofErr w:type="spellStart"/>
+            <w:proofErr w:type="gramStart"/>
+            <w:r>
+              <w:rPr>
+                <w:b/>
+                <w:bCs/>
+                <w:sz w:val="18"/>
+                <w:szCs w:val="18"/>
+              </w:rPr>
+              <w:t>request.scope</w:t>
+            </w:r>
+            <w:proofErr w:type="spellEnd"/>
+            <w:proofErr w:type="gramEnd"/>
+          </w:p>
+          <w:p>
+            <w:pPr>
+              <w:rPr>
+                <w:sz w:val="18"/>
+                <w:szCs w:val="18"/>
+              </w:rPr>
+            </w:pPr>
+            <w:r>
+              <w:rPr>
+                <w:rFonts w:ascii="Segoe UI Symbol" w:hAnsi="Segoe UI Symbol" w:cs="Segoe UI Symbol"/>
+                <w:b/>
+                <w:bCs/>
+                <w:sz w:val="18"/>
+                <w:szCs w:val="18"/>
+              </w:rPr>
+              <w:t>➡</w:t>
+            </w:r>
+            <w:r>
+              <w:rPr>
+                <w:b/>
+                <w:bCs/>
+                <w:sz w:val="18"/>
+                <w:szCs w:val="18"/>
+              </w:rPr>
+              <w:t xml:space="preserve"> Fixture </w:t>
+            </w:r>
+            <w:proofErr w:type="spellStart"/>
+            <w:r>
+              <w:rPr>
+                <w:b/>
+                <w:bCs/>
+                <w:sz w:val="18"/>
+                <w:szCs w:val="18"/>
+              </w:rPr>
+              <w:t>kis</w:t>
+            </w:r>
+            <w:proofErr w:type="spellEnd"/>
+            <w:r>
+              <w:rPr>
+                <w:b/>
+                <w:bCs/>
+                <w:sz w:val="18"/>
+                <w:szCs w:val="18"/>
+              </w:rPr>
+              <w:t xml:space="preserve"> level pe defined </w:t>
+            </w:r>
+            <w:proofErr w:type="spellStart"/>
+            <w:r>
+              <w:rPr>
+                <w:b/>
+                <w:bCs/>
+                <w:sz w:val="18"/>
+                <w:szCs w:val="18"/>
+              </w:rPr>
+              <w:t>hai</w:t>
+            </w:r>
+            <w:proofErr w:type="spellEnd"/>
+            <w:r>
+              <w:rPr>
+                <w:b/>
+                <w:bCs/>
+                <w:sz w:val="18"/>
+                <w:szCs w:val="18"/>
+              </w:rPr>
+              <w:t xml:space="preserve">: function, class, module </w:t>
+            </w:r>
+            <w:proofErr w:type="spellStart"/>
+            <w:r>
+              <w:rPr>
+                <w:b/>
+                <w:bCs/>
+                <w:sz w:val="18"/>
+                <w:szCs w:val="18"/>
+              </w:rPr>
+              <w:t>ya</w:t>
+            </w:r>
+            <w:proofErr w:type="spellEnd"/>
+            <w:r>
+              <w:rPr>
+                <w:b/>
+                <w:bCs/>
+                <w:sz w:val="18"/>
+                <w:szCs w:val="18"/>
+              </w:rPr>
+              <w:t xml:space="preserve"> session.</w:t>
+            </w:r>
+          </w:p>
+          <w:p>
+            <w:pPr>
+              <w:rPr>
+                <w:sz w:val="18"/>
+                <w:szCs w:val="18"/>
+              </w:rPr>
+            </w:pPr>
+            <w:r>
+              <w:rPr>
+                <w:sz w:val="18"/>
+                <w:szCs w:val="18"/>
+              </w:rPr>
+              <w:t>@</w:t>
+            </w:r>
+            <w:proofErr w:type="gramStart"/>
+            <w:r>
+              <w:rPr>
+                <w:sz w:val="18"/>
+                <w:szCs w:val="18"/>
+              </w:rPr>
+              <w:t>pytest.fixture</w:t>
+            </w:r>
+            <w:proofErr w:type="gramEnd"/>
+            <w:r>
+              <w:rPr>
+                <w:sz w:val="18"/>
+                <w:szCs w:val="18"/>
+              </w:rPr>
+              <w:t>(scope="module")</w:t>
+            </w:r>
+          </w:p>
+          <w:p>
+            <w:pPr>
+              <w:rPr>
+                <w:sz w:val="18"/>
+                <w:szCs w:val="18"/>
+              </w:rPr>
+            </w:pPr>
+            <w:r>
+              <w:rPr>
+                <w:sz w:val="18"/>
+                <w:szCs w:val="18"/>
+              </w:rPr>
+              <w:t xml:space="preserve">def </w:t>
+            </w:r>
+            <w:proofErr w:type="spellStart"/>
+            <w:r>
+              <w:rPr>
+                <w:sz w:val="18"/>
+                <w:szCs w:val="18"/>
+              </w:rPr>
+              <w:t>sample_fixture</w:t>
+            </w:r>
+            <w:proofErr w:type="spellEnd"/>
+            <w:r>
+              <w:rPr>
+                <w:sz w:val="18"/>
+                <w:szCs w:val="18"/>
+              </w:rPr>
+              <w:t>(request):</w:t>
+            </w:r>
+          </w:p>
+          <w:p>
+            <w:pPr>
+              <w:rPr>
+                <w:sz w:val="18"/>
+                <w:szCs w:val="18"/>
+              </w:rPr>
+            </w:pPr>
+            <w:r>
+              <w:rPr>
+                <w:sz w:val="18"/>
+                <w:szCs w:val="18"/>
+              </w:rPr>
+              <w:t xml:space="preserve">    </w:t>
+            </w:r>
+            <w:proofErr w:type="gramStart"/>
+            <w:r>
+              <w:rPr>
+                <w:sz w:val="18"/>
+                <w:szCs w:val="18"/>
+              </w:rPr>
+              <w:t>print(</w:t>
+            </w:r>
+            <w:proofErr w:type="spellStart"/>
+            <w:proofErr w:type="gramEnd"/>
+            <w:r>
+              <w:rPr>
+                <w:sz w:val="18"/>
+                <w:szCs w:val="18"/>
+              </w:rPr>
+              <w:t>f"Scope</w:t>
+            </w:r>
+            <w:proofErr w:type="spellEnd"/>
+            <w:r>
+              <w:rPr>
+                <w:sz w:val="18"/>
+                <w:szCs w:val="18"/>
+              </w:rPr>
+              <w:t xml:space="preserve"> of this fixture: {</w:t>
+            </w:r>
+            <w:proofErr w:type="spellStart"/>
+            <w:proofErr w:type="gramStart"/>
+            <w:r>
+              <w:rPr>
+                <w:sz w:val="18"/>
+                <w:szCs w:val="18"/>
+              </w:rPr>
+              <w:t>request.scope</w:t>
+            </w:r>
+            <w:proofErr w:type="spellEnd"/>
+            <w:proofErr w:type="gramEnd"/>
+            <w:r>
+              <w:rPr>
+                <w:sz w:val="18"/>
+                <w:szCs w:val="18"/>
+              </w:rPr>
+              <w:t>}")</w:t>
+            </w:r>
+          </w:p>
+          <w:p>
+            <w:pPr>
+              <w:rPr>
+                <w:sz w:val="18"/>
+                <w:szCs w:val="18"/>
+              </w:rPr>
+            </w:pPr>
+          </w:p>
+          <w:p>
+            <w:pPr>
+              <w:rPr>
+                <w:sz w:val="18"/>
+                <w:szCs w:val="18"/>
+              </w:rPr>
+            </w:pPr>
+            <w:r>
+              <w:rPr>
+                <w:sz w:val="18"/>
+                <w:szCs w:val="18"/>
+              </w:rPr>
+              <w:t>def test_scope_1(</w:t>
+            </w:r>
+            <w:proofErr w:type="spellStart"/>
+            <w:r>
+              <w:rPr>
+                <w:sz w:val="18"/>
+                <w:szCs w:val="18"/>
+              </w:rPr>
+              <w:t>sample_fixture</w:t>
+            </w:r>
+            <w:proofErr w:type="spellEnd"/>
+            <w:r>
+              <w:rPr>
+                <w:sz w:val="18"/>
+                <w:szCs w:val="18"/>
+              </w:rPr>
+              <w:t>):</w:t>
+            </w:r>
+          </w:p>
+          <w:p>
+            <w:pPr>
+              <w:rPr>
+                <w:sz w:val="18"/>
+                <w:szCs w:val="18"/>
+              </w:rPr>
+            </w:pPr>
+            <w:r>
+              <w:rPr>
+                <w:sz w:val="18"/>
+                <w:szCs w:val="18"/>
+              </w:rPr>
               <w:lastRenderedPageBreak/>
-              <w:t>✅</w:t>
-            </w:r>
-            <w:r>
-              <w:rPr>
-                <w:b/>
-                <w:bCs/>
-                <w:sz w:val="18"/>
-                <w:szCs w:val="18"/>
-              </w:rPr>
-              <w:t xml:space="preserve"> </w:t>
-            </w:r>
-            <w:proofErr w:type="spellStart"/>
-            <w:r>
-              <w:rPr>
-                <w:b/>
-                <w:bCs/>
-                <w:sz w:val="18"/>
-                <w:szCs w:val="18"/>
-              </w:rPr>
-              <w:t>request.scope</w:t>
-            </w:r>
-            <w:proofErr w:type="spellEnd"/>
-          </w:p>
-          <w:p>
-            <w:pPr>
-              <w:rPr>
-                <w:sz w:val="18"/>
-                <w:szCs w:val="18"/>
-              </w:rPr>
-            </w:pPr>
-            <w:r>
-              <w:rPr>
-                <w:rFonts w:ascii="Segoe UI Symbol" w:hAnsi="Segoe UI Symbol" w:cs="Segoe UI Symbol"/>
-                <w:b/>
-                <w:bCs/>
-                <w:sz w:val="18"/>
-                <w:szCs w:val="18"/>
-              </w:rPr>
-              <w:t>➡</w:t>
-            </w:r>
-            <w:r>
-              <w:rPr>
-                <w:b/>
-                <w:bCs/>
-                <w:sz w:val="18"/>
-                <w:szCs w:val="18"/>
-              </w:rPr>
-              <w:t xml:space="preserve"> Fixture </w:t>
-            </w:r>
-            <w:proofErr w:type="spellStart"/>
-            <w:r>
-              <w:rPr>
-                <w:b/>
-                <w:bCs/>
-                <w:sz w:val="18"/>
-                <w:szCs w:val="18"/>
-              </w:rPr>
-              <w:t>kis</w:t>
-            </w:r>
-            <w:proofErr w:type="spellEnd"/>
-            <w:r>
-              <w:rPr>
-                <w:b/>
-                <w:bCs/>
-                <w:sz w:val="18"/>
-                <w:szCs w:val="18"/>
-              </w:rPr>
-              <w:t xml:space="preserve"> level pe defined </w:t>
-            </w:r>
-            <w:proofErr w:type="spellStart"/>
-            <w:r>
-              <w:rPr>
-                <w:b/>
-                <w:bCs/>
-                <w:sz w:val="18"/>
-                <w:szCs w:val="18"/>
-              </w:rPr>
-              <w:t>hai</w:t>
-            </w:r>
-            <w:proofErr w:type="spellEnd"/>
-            <w:r>
-              <w:rPr>
-                <w:b/>
-                <w:bCs/>
-                <w:sz w:val="18"/>
-                <w:szCs w:val="18"/>
-              </w:rPr>
-              <w:t xml:space="preserve">: function, class, module </w:t>
-            </w:r>
-            <w:proofErr w:type="spellStart"/>
-            <w:r>
-              <w:rPr>
-                <w:b/>
-                <w:bCs/>
-                <w:sz w:val="18"/>
-                <w:szCs w:val="18"/>
-              </w:rPr>
-              <w:t>ya</w:t>
-            </w:r>
-            <w:proofErr w:type="spellEnd"/>
-            <w:r>
-              <w:rPr>
-                <w:b/>
-                <w:bCs/>
-                <w:sz w:val="18"/>
-                <w:szCs w:val="18"/>
-              </w:rPr>
-              <w:t xml:space="preserve"> session.</w:t>
-            </w:r>
-          </w:p>
-          <w:p>
-            <w:pPr>
-              <w:rPr>
-                <w:sz w:val="18"/>
-                <w:szCs w:val="18"/>
-              </w:rPr>
-            </w:pPr>
-            <w:r>
-              <w:rPr>
-                <w:sz w:val="18"/>
-                <w:szCs w:val="18"/>
-              </w:rPr>
-              <w:t>@pytest.fixture(scope="module")</w:t>
-            </w:r>
-          </w:p>
-          <w:p>
-            <w:pPr>
-              <w:rPr>
-                <w:sz w:val="18"/>
-                <w:szCs w:val="18"/>
-              </w:rPr>
-            </w:pPr>
-            <w:r>
-              <w:rPr>
-                <w:sz w:val="18"/>
-                <w:szCs w:val="18"/>
-              </w:rPr>
-              <w:t xml:space="preserve">def </w:t>
-            </w:r>
-            <w:proofErr w:type="spellStart"/>
-            <w:r>
-              <w:rPr>
-                <w:sz w:val="18"/>
-                <w:szCs w:val="18"/>
-              </w:rPr>
-              <w:t>sample_fixture</w:t>
-            </w:r>
-            <w:proofErr w:type="spellEnd"/>
-            <w:r>
-              <w:rPr>
-                <w:sz w:val="18"/>
-                <w:szCs w:val="18"/>
-              </w:rPr>
-              <w:t>(request):</w:t>
-            </w:r>
-          </w:p>
-          <w:p>
-            <w:pPr>
-              <w:rPr>
-                <w:sz w:val="18"/>
-                <w:szCs w:val="18"/>
-              </w:rPr>
-            </w:pPr>
-            <w:r>
-              <w:rPr>
-                <w:sz w:val="18"/>
-                <w:szCs w:val="18"/>
-              </w:rPr>
-              <w:t xml:space="preserve">    print(</w:t>
-            </w:r>
-            <w:proofErr w:type="spellStart"/>
-            <w:r>
-              <w:rPr>
-                <w:sz w:val="18"/>
-                <w:szCs w:val="18"/>
-              </w:rPr>
-              <w:t>f"Scope</w:t>
-            </w:r>
-            <w:proofErr w:type="spellEnd"/>
-            <w:r>
-              <w:rPr>
-                <w:sz w:val="18"/>
-                <w:szCs w:val="18"/>
-              </w:rPr>
-              <w:t xml:space="preserve"> of this fixture: {</w:t>
-            </w:r>
-            <w:proofErr w:type="spellStart"/>
-            <w:r>
-              <w:rPr>
-                <w:sz w:val="18"/>
-                <w:szCs w:val="18"/>
-              </w:rPr>
-              <w:t>request.scope</w:t>
-            </w:r>
-            <w:proofErr w:type="spellEnd"/>
-            <w:r>
-              <w:rPr>
-                <w:sz w:val="18"/>
-                <w:szCs w:val="18"/>
-              </w:rPr>
-              <w:t>}")</w:t>
-            </w:r>
-          </w:p>
-          <w:p>
-            <w:pPr>
-              <w:rPr>
-                <w:sz w:val="18"/>
-                <w:szCs w:val="18"/>
-              </w:rPr>
-            </w:pPr>
-          </w:p>
-          <w:p>
-            <w:pPr>
-              <w:rPr>
-                <w:sz w:val="18"/>
-                <w:szCs w:val="18"/>
-              </w:rPr>
-            </w:pPr>
-            <w:r>
-              <w:rPr>
-                <w:sz w:val="18"/>
-                <w:szCs w:val="18"/>
-              </w:rPr>
-              <w:t>def test_scope_1(</w:t>
-            </w:r>
-            <w:proofErr w:type="spellStart"/>
-            <w:r>
-              <w:rPr>
-                <w:sz w:val="18"/>
-                <w:szCs w:val="18"/>
-              </w:rPr>
-              <w:t>sample_fixture</w:t>
-            </w:r>
-            <w:proofErr w:type="spellEnd"/>
-            <w:r>
-              <w:rPr>
-                <w:sz w:val="18"/>
-                <w:szCs w:val="18"/>
-              </w:rPr>
-              <w:t>):</w:t>
-            </w:r>
-          </w:p>
-          <w:p>
-            <w:pPr>
-              <w:rPr>
-                <w:sz w:val="18"/>
-                <w:szCs w:val="18"/>
-              </w:rPr>
-            </w:pPr>
-            <w:r>
-              <w:rPr>
-                <w:sz w:val="18"/>
-                <w:szCs w:val="18"/>
-              </w:rPr>
               <w:t xml:space="preserve">    pass</w:t>
             </w:r>
           </w:p>
@@ -11689,6 +16701,7 @@
                 <w:sz w:val="18"/>
                 <w:szCs w:val="18"/>
               </w:rPr>
+              <w:lastRenderedPageBreak/>
               <w:t>✅</w:t>
             </w:r>
             <w:r>
@@ -11701,6 +16714,7 @@
               <w:t xml:space="preserve"> </w:t>
             </w:r>
             <w:proofErr w:type="spellStart"/>
+            <w:proofErr w:type="gramStart"/>
             <w:r>
               <w:rPr>
                 <w:b/>
@@ -11711,6 +16725,7 @@
               <w:t>request.fixturename</w:t>
             </w:r>
             <w:proofErr w:type="spellEnd"/>
+            <w:proofErr w:type="gramEnd"/>
           </w:p>
           <w:p>
             <w:pPr>
@@ -11811,8 +16826,17 @@
                 <w:sz w:val="18"/>
                 <w:szCs w:val="18"/>
               </w:rPr>
-              <w:t>@pytest.fixture</w:t>
-            </w:r>
+              <w:t>@</w:t>
+            </w:r>
+            <w:proofErr w:type="gramStart"/>
+            <w:r>
+              <w:rPr>
+                <w:sz w:val="18"/>
+                <w:szCs w:val="18"/>
+              </w:rPr>
+              <w:t>pytest.fixture</w:t>
+            </w:r>
+            <w:proofErr w:type="gramEnd"/>
           </w:p>
           <w:p>
             <w:pPr>
@@ -11857,9 +16881,18 @@
                 <w:sz w:val="18"/>
                 <w:szCs w:val="18"/>
               </w:rPr>
-              <w:t xml:space="preserve">    print(</w:t>
+              <w:t xml:space="preserve">    </w:t>
+            </w:r>
+            <w:proofErr w:type="gramStart"/>
+            <w:r>
+              <w:rPr>
+                <w:sz w:val="18"/>
+                <w:szCs w:val="18"/>
+              </w:rPr>
+              <w:t>print(</w:t>
             </w:r>
             <w:proofErr w:type="spellStart"/>
+            <w:proofErr w:type="gramEnd"/>
             <w:r>
               <w:rPr>
                 <w:sz w:val="18"/>
@@ -11876,6 +16909,7 @@
               <w:t xml:space="preserve"> name: {</w:t>
             </w:r>
             <w:proofErr w:type="spellStart"/>
+            <w:proofErr w:type="gramStart"/>
             <w:r>
               <w:rPr>
                 <w:sz w:val="18"/>
@@ -11884,6 +16918,7 @@
               <w:t>request.fixturename</w:t>
             </w:r>
             <w:proofErr w:type="spellEnd"/>
+            <w:proofErr w:type="gramEnd"/>
             <w:r>
               <w:rPr>
                 <w:sz w:val="18"/>
@@ -11959,6 +16994,7 @@
                 <w:sz w:val="18"/>
                 <w:szCs w:val="18"/>
               </w:rPr>
+              <w:lastRenderedPageBreak/>
               <w:t xml:space="preserve">    assert True</w:t>
             </w:r>
           </w:p>
@@ -12063,7 +17099,24 @@
                 <w:sz w:val="18"/>
                 <w:szCs w:val="18"/>
               </w:rPr>
-              <w:t>@pytest.fixture()</w:t>
+              <w:lastRenderedPageBreak/>
+              <w:t>@</w:t>
+            </w:r>
+            <w:proofErr w:type="gramStart"/>
+            <w:r>
+              <w:rPr>
+                <w:sz w:val="18"/>
+                <w:szCs w:val="18"/>
+              </w:rPr>
+              <w:t>pytest.fixture</w:t>
+            </w:r>
+            <w:proofErr w:type="gramEnd"/>
+            <w:r>
+              <w:rPr>
+                <w:sz w:val="18"/>
+                <w:szCs w:val="18"/>
+              </w:rPr>
+              <w:t>()</w:t>
             </w:r>
           </w:p>
           <w:p>
@@ -12109,9 +17162,18 @@
                 <w:sz w:val="18"/>
                 <w:szCs w:val="18"/>
               </w:rPr>
-              <w:t xml:space="preserve">    print(</w:t>
+              <w:t xml:space="preserve">    </w:t>
+            </w:r>
+            <w:proofErr w:type="gramStart"/>
+            <w:r>
+              <w:rPr>
+                <w:sz w:val="18"/>
+                <w:szCs w:val="18"/>
+              </w:rPr>
+              <w:t>print(</w:t>
             </w:r>
             <w:proofErr w:type="spellStart"/>
+            <w:proofErr w:type="gramEnd"/>
             <w:r>
               <w:rPr>
                 <w:sz w:val="18"/>
@@ -12140,9 +17202,18 @@
                 <w:sz w:val="18"/>
                 <w:szCs w:val="18"/>
               </w:rPr>
-              <w:t xml:space="preserve">    print(</w:t>
+              <w:t xml:space="preserve">    </w:t>
+            </w:r>
+            <w:proofErr w:type="gramStart"/>
+            <w:r>
+              <w:rPr>
+                <w:sz w:val="18"/>
+                <w:szCs w:val="18"/>
+              </w:rPr>
+              <w:t>print(</w:t>
             </w:r>
             <w:proofErr w:type="spellStart"/>
+            <w:proofErr w:type="gramEnd"/>
             <w:r>
               <w:rPr>
                 <w:sz w:val="18"/>
@@ -12187,9 +17258,18 @@
                 <w:sz w:val="18"/>
                 <w:szCs w:val="18"/>
               </w:rPr>
-              <w:t xml:space="preserve">    print(</w:t>
+              <w:t xml:space="preserve">    </w:t>
+            </w:r>
+            <w:proofErr w:type="gramStart"/>
+            <w:r>
+              <w:rPr>
+                <w:sz w:val="18"/>
+                <w:szCs w:val="18"/>
+              </w:rPr>
+              <w:t>print(</w:t>
             </w:r>
             <w:proofErr w:type="spellStart"/>
+            <w:proofErr w:type="gramEnd"/>
             <w:r>
               <w:rPr>
                 <w:sz w:val="18"/>
@@ -12206,6 +17286,7 @@
               <w:t xml:space="preserve"> name: {</w:t>
             </w:r>
             <w:proofErr w:type="spellStart"/>
+            <w:proofErr w:type="gramStart"/>
             <w:r>
               <w:rPr>
                 <w:sz w:val="18"/>
@@ -12214,6 +17295,7 @@
               <w:t>request.fixturename</w:t>
             </w:r>
             <w:proofErr w:type="spellEnd"/>
+            <w:proofErr w:type="gramEnd"/>
             <w:r>
               <w:rPr>
                 <w:sz w:val="18"/>
@@ -12234,9 +17316,18 @@
                 <w:sz w:val="18"/>
                 <w:szCs w:val="18"/>
               </w:rPr>
-              <w:t xml:space="preserve">    print(</w:t>
+              <w:t xml:space="preserve">    </w:t>
+            </w:r>
+            <w:proofErr w:type="gramStart"/>
+            <w:r>
+              <w:rPr>
+                <w:sz w:val="18"/>
+                <w:szCs w:val="18"/>
+              </w:rPr>
+              <w:t>print(</w:t>
             </w:r>
             <w:proofErr w:type="spellStart"/>
+            <w:proofErr w:type="gramEnd"/>
             <w:r>
               <w:rPr>
                 <w:sz w:val="18"/>
@@ -12253,6 +17344,7 @@
               <w:t>: {</w:t>
             </w:r>
             <w:proofErr w:type="spellStart"/>
+            <w:proofErr w:type="gramStart"/>
             <w:r>
               <w:rPr>
                 <w:sz w:val="18"/>
@@ -12261,6 +17353,7 @@
               <w:t>request.scope</w:t>
             </w:r>
             <w:proofErr w:type="spellEnd"/>
+            <w:proofErr w:type="gramEnd"/>
             <w:r>
               <w:rPr>
                 <w:sz w:val="18"/>
@@ -12284,12 +17377,21 @@
               <w:t xml:space="preserve">    if "smoke" in </w:t>
             </w:r>
             <w:proofErr w:type="spellStart"/>
-            <w:r>
-              <w:rPr>
-                <w:sz w:val="18"/>
-                <w:szCs w:val="18"/>
-              </w:rPr>
-              <w:t>request.node.keywords</w:t>
+            <w:proofErr w:type="gramStart"/>
+            <w:r>
+              <w:rPr>
+                <w:sz w:val="18"/>
+                <w:szCs w:val="18"/>
+              </w:rPr>
+              <w:t>request.node</w:t>
+            </w:r>
+            <w:proofErr w:type="gramEnd"/>
+            <w:r>
+              <w:rPr>
+                <w:sz w:val="18"/>
+                <w:szCs w:val="18"/>
+              </w:rPr>
+              <w:t>.keywords</w:t>
             </w:r>
             <w:proofErr w:type="spellEnd"/>
             <w:r>
@@ -12312,7 +17414,23 @@
                 <w:sz w:val="18"/>
                 <w:szCs w:val="18"/>
               </w:rPr>
-              <w:t xml:space="preserve">        print("This is a smoke test")</w:t>
+              <w:t xml:space="preserve">        </w:t>
+            </w:r>
+            <w:proofErr w:type="gramStart"/>
+            <w:r>
+              <w:rPr>
+                <w:sz w:val="18"/>
+                <w:szCs w:val="18"/>
+              </w:rPr>
+              <w:t>print(</w:t>
+            </w:r>
+            <w:proofErr w:type="gramEnd"/>
+            <w:r>
+              <w:rPr>
+                <w:sz w:val="18"/>
+                <w:szCs w:val="18"/>
+              </w:rPr>
+              <w:t>"This is a smoke test")</w:t>
             </w:r>
           </w:p>
         </w:tc>
@@ -12971,6 +18089,7 @@
                     </w:rPr>
                   </w:pPr>
                   <w:proofErr w:type="spellStart"/>
+                  <w:proofErr w:type="gramStart"/>
                   <w:r>
                     <w:rPr>
                       <w:sz w:val="18"/>
@@ -12980,6 +18099,7 @@
                     <w:t>check.equal</w:t>
                   </w:r>
                   <w:proofErr w:type="spellEnd"/>
+                  <w:proofErr w:type="gramEnd"/>
                   <w:r>
                     <w:rPr>
                       <w:sz w:val="18"/>
@@ -12989,6 +18109,7 @@
                     <w:t xml:space="preserve">(), </w:t>
                   </w:r>
                   <w:proofErr w:type="spellStart"/>
+                  <w:proofErr w:type="gramStart"/>
                   <w:r>
                     <w:rPr>
                       <w:sz w:val="18"/>
@@ -12998,6 +18119,7 @@
                     <w:t>pytest.assume</w:t>
                   </w:r>
                   <w:proofErr w:type="spellEnd"/>
+                  <w:proofErr w:type="gramEnd"/>
                 </w:p>
               </w:tc>
             </w:tr>
@@ -13298,13 +18420,23 @@
                       <w:lang w:val="en-US"/>
                     </w:rPr>
                   </w:pPr>
+                  <w:proofErr w:type="gramStart"/>
                   <w:r>
                     <w:rPr>
                       <w:sz w:val="18"/>
                       <w:szCs w:val="18"/>
                       <w:lang w:val="en-US"/>
                     </w:rPr>
-                    <w:t>Similar to TestNG</w:t>
+                    <w:t>Similar to</w:t>
+                  </w:r>
+                  <w:proofErr w:type="gramEnd"/>
+                  <w:r>
+                    <w:rPr>
+                      <w:sz w:val="18"/>
+                      <w:szCs w:val="18"/>
+                      <w:lang w:val="en-US"/>
+                    </w:rPr>
+                    <w:t xml:space="preserve"> TestNG</w:t>
                   </w:r>
                 </w:p>
               </w:tc>
@@ -13453,6 +18585,7 @@
                     </w:rPr>
                   </w:pPr>
                   <w:proofErr w:type="spellStart"/>
+                  <w:proofErr w:type="gramStart"/>
                   <w:r>
                     <w:rPr>
                       <w:sz w:val="18"/>
@@ -13462,6 +18595,7 @@
                     <w:t>check.equal</w:t>
                   </w:r>
                   <w:proofErr w:type="spellEnd"/>
+                  <w:proofErr w:type="gramEnd"/>
                   <w:r>
                     <w:rPr>
                       <w:sz w:val="18"/>
@@ -13780,6 +18914,7 @@
         </w:rPr>
         <w:t xml:space="preserve"> </w:t>
       </w:r>
+      <w:proofErr w:type="gramStart"/>
       <w:r>
         <w:rPr>
           <w:sz w:val="18"/>
@@ -13799,7 +18934,15 @@
           <w:sz w:val="18"/>
           <w:szCs w:val="18"/>
         </w:rPr>
-        <w:t>Arrange – Set up everything needed before running the test.</w:t>
+        <w:t>Arrange</w:t>
+      </w:r>
+      <w:proofErr w:type="gramEnd"/>
+      <w:r>
+        <w:rPr>
+          <w:sz w:val="18"/>
+          <w:szCs w:val="18"/>
+        </w:rPr>
+        <w:t xml:space="preserve"> – Set up everything needed before running the test.</w:t>
       </w:r>
       <w:r>
         <w:rPr>
@@ -13854,7 +18997,23 @@
           <w:sz w:val="18"/>
           <w:szCs w:val="18"/>
         </w:rPr>
-        <w:t>, fixtures are special functions marked with @pytest.fixture, which:</w:t>
+        <w:t>, fixtures are special functions marked with @</w:t>
+      </w:r>
+      <w:proofErr w:type="gramStart"/>
+      <w:r>
+        <w:rPr>
+          <w:sz w:val="18"/>
+          <w:szCs w:val="18"/>
+        </w:rPr>
+        <w:t>pytest.fixture</w:t>
+      </w:r>
+      <w:proofErr w:type="gramEnd"/>
+      <w:r>
+        <w:rPr>
+          <w:sz w:val="18"/>
+          <w:szCs w:val="18"/>
+        </w:rPr>
+        <w:t>, which:</w:t>
       </w:r>
     </w:p>
     <w:p>
@@ -14186,7 +19345,27 @@
                 <w:sz w:val="18"/>
                 <w:szCs w:val="18"/>
               </w:rPr>
-              <w:t>@pytest.fixture(scope="class")</w:t>
+              <w:t>@</w:t>
+            </w:r>
+            <w:proofErr w:type="gramStart"/>
+            <w:r>
+              <w:rPr>
+                <w:b/>
+                <w:bCs/>
+                <w:sz w:val="18"/>
+                <w:szCs w:val="18"/>
+              </w:rPr>
+              <w:t>pytest.fixture</w:t>
+            </w:r>
+            <w:proofErr w:type="gramEnd"/>
+            <w:r>
+              <w:rPr>
+                <w:b/>
+                <w:bCs/>
+                <w:sz w:val="18"/>
+                <w:szCs w:val="18"/>
+              </w:rPr>
+              <w:t>(scope="class")</w:t>
             </w:r>
           </w:p>
         </w:tc>
@@ -14375,7 +19554,27 @@
                 <w:sz w:val="18"/>
                 <w:szCs w:val="18"/>
               </w:rPr>
-              <w:t>@pytest.fixture(autouse=True)</w:t>
+              <w:t>@</w:t>
+            </w:r>
+            <w:proofErr w:type="gramStart"/>
+            <w:r>
+              <w:rPr>
+                <w:b/>
+                <w:bCs/>
+                <w:sz w:val="18"/>
+                <w:szCs w:val="18"/>
+              </w:rPr>
+              <w:t>pytest.fixture</w:t>
+            </w:r>
+            <w:proofErr w:type="gramEnd"/>
+            <w:r>
+              <w:rPr>
+                <w:b/>
+                <w:bCs/>
+                <w:sz w:val="18"/>
+                <w:szCs w:val="18"/>
+              </w:rPr>
+              <w:t>(autouse=True)</w:t>
             </w:r>
           </w:p>
         </w:tc>
@@ -14530,7 +19729,47 @@
                 <w:sz w:val="18"/>
                 <w:szCs w:val="18"/>
               </w:rPr>
-              <w:t>@pytest.fixture(params=[1, 2, 3])</w:t>
+              <w:t>@</w:t>
+            </w:r>
+            <w:proofErr w:type="gramStart"/>
+            <w:r>
+              <w:rPr>
+                <w:b/>
+                <w:bCs/>
+                <w:sz w:val="18"/>
+                <w:szCs w:val="18"/>
+              </w:rPr>
+              <w:t>pytest.fixture</w:t>
+            </w:r>
+            <w:proofErr w:type="gramEnd"/>
+            <w:r>
+              <w:rPr>
+                <w:b/>
+                <w:bCs/>
+                <w:sz w:val="18"/>
+                <w:szCs w:val="18"/>
+              </w:rPr>
+              <w:t>(params</w:t>
+            </w:r>
+            <w:proofErr w:type="gramStart"/>
+            <w:r>
+              <w:rPr>
+                <w:b/>
+                <w:bCs/>
+                <w:sz w:val="18"/>
+                <w:szCs w:val="18"/>
+              </w:rPr>
+              <w:t>=[</w:t>
+            </w:r>
+            <w:proofErr w:type="gramEnd"/>
+            <w:r>
+              <w:rPr>
+                <w:b/>
+                <w:bCs/>
+                <w:sz w:val="18"/>
+                <w:szCs w:val="18"/>
+              </w:rPr>
+              <w:t>1, 2, 3])</w:t>
             </w:r>
           </w:p>
         </w:tc>
@@ -14653,7 +19892,27 @@
                 <w:sz w:val="18"/>
                 <w:szCs w:val="18"/>
               </w:rPr>
-              <w:t>@pytest.fixture(name="browser")</w:t>
+              <w:t>@</w:t>
+            </w:r>
+            <w:proofErr w:type="gramStart"/>
+            <w:r>
+              <w:rPr>
+                <w:b/>
+                <w:bCs/>
+                <w:sz w:val="18"/>
+                <w:szCs w:val="18"/>
+              </w:rPr>
+              <w:t>pytest.fixture</w:t>
+            </w:r>
+            <w:proofErr w:type="gramEnd"/>
+            <w:r>
+              <w:rPr>
+                <w:b/>
+                <w:bCs/>
+                <w:sz w:val="18"/>
+                <w:szCs w:val="18"/>
+              </w:rPr>
+              <w:t>(name="browser")</w:t>
             </w:r>
           </w:p>
         </w:tc>
@@ -15028,9 +20287,20 @@
                 <w:sz w:val="18"/>
                 <w:szCs w:val="18"/>
               </w:rPr>
-              <w:t>request.config.getoption</w:t>
+              <w:t>request.</w:t>
+            </w:r>
+            <w:proofErr w:type="gramStart"/>
+            <w:r>
+              <w:rPr>
+                <w:b/>
+                <w:bCs/>
+                <w:sz w:val="18"/>
+                <w:szCs w:val="18"/>
+              </w:rPr>
+              <w:t>config.getoption</w:t>
             </w:r>
             <w:proofErr w:type="spellEnd"/>
+            <w:proofErr w:type="gramEnd"/>
             <w:r>
               <w:rPr>
                 <w:b/>
@@ -15165,14 +20435,30 @@
                 <w:sz w:val="18"/>
                 <w:szCs w:val="18"/>
               </w:rPr>
-              <w:t>package: the fixture is destroyed during teardown of the last test in the package.</w:t>
-            </w:r>
-            <w:r>
-              <w:rPr>
-                <w:sz w:val="18"/>
-                <w:szCs w:val="18"/>
-              </w:rPr>
-              <w:t>(manually add</w:t>
+              <w:t xml:space="preserve">package: the fixture is destroyed during teardown of the last test in the </w:t>
+            </w:r>
+            <w:proofErr w:type="gramStart"/>
+            <w:r>
+              <w:rPr>
+                <w:sz w:val="18"/>
+                <w:szCs w:val="18"/>
+              </w:rPr>
+              <w:t>package.</w:t>
+            </w:r>
+            <w:r>
+              <w:rPr>
+                <w:sz w:val="18"/>
+                <w:szCs w:val="18"/>
+              </w:rPr>
+              <w:t>(</w:t>
+            </w:r>
+            <w:proofErr w:type="gramEnd"/>
+            <w:r>
+              <w:rPr>
+                <w:sz w:val="18"/>
+                <w:szCs w:val="18"/>
+              </w:rPr>
+              <w:t>manually add</w:t>
             </w:r>
             <w:r>
               <w:rPr>
@@ -15409,7 +20695,23 @@
                 <w:sz w:val="16"/>
                 <w:szCs w:val="16"/>
               </w:rPr>
-              <w:t xml:space="preserve"> No main() needed.</w:t>
+              <w:t xml:space="preserve"> No </w:t>
+            </w:r>
+            <w:proofErr w:type="gramStart"/>
+            <w:r>
+              <w:rPr>
+                <w:sz w:val="16"/>
+                <w:szCs w:val="16"/>
+              </w:rPr>
+              <w:t>main(</w:t>
+            </w:r>
+            <w:proofErr w:type="gramEnd"/>
+            <w:r>
+              <w:rPr>
+                <w:sz w:val="16"/>
+                <w:szCs w:val="16"/>
+              </w:rPr>
+              <w:t>) needed.</w:t>
             </w:r>
           </w:p>
           <w:p>
@@ -15425,7 +20727,7 @@
                 <w:szCs w:val="16"/>
               </w:rPr>
               <w:pict w14:anchorId="57F6E35B">
-                <v:rect id="_x0000_i1157" style="width:0;height:1.5pt" o:hralign="center" o:hrstd="t" o:hr="t" fillcolor="#a0a0a0" stroked="f"/>
+                <v:rect id="_x0000_i1201" style="width:0;height:1.5pt" o:hralign="center" o:hrstd="t" o:hr="t" fillcolor="#a0a0a0" stroked="f"/>
               </w:pict>
             </w:r>
           </w:p>
@@ -15494,7 +20796,15 @@
                 <w:sz w:val="16"/>
                 <w:szCs w:val="16"/>
               </w:rPr>
-              <w:t>test_login</w:t>
+              <w:t>test_</w:t>
+            </w:r>
+            <w:proofErr w:type="gramStart"/>
+            <w:r>
+              <w:rPr>
+                <w:sz w:val="16"/>
+                <w:szCs w:val="16"/>
+              </w:rPr>
+              <w:t>login</w:t>
             </w:r>
             <w:proofErr w:type="spellEnd"/>
             <w:r>
@@ -15502,7 +20812,15 @@
                 <w:sz w:val="16"/>
                 <w:szCs w:val="16"/>
               </w:rPr>
-              <w:t>():</w:t>
+              <w:t>(</w:t>
+            </w:r>
+            <w:proofErr w:type="gramEnd"/>
+            <w:r>
+              <w:rPr>
+                <w:sz w:val="16"/>
+                <w:szCs w:val="16"/>
+              </w:rPr>
+              <w:t>):</w:t>
             </w:r>
           </w:p>
           <w:p>
@@ -15533,7 +20851,7 @@
                 <w:szCs w:val="16"/>
               </w:rPr>
               <w:pict w14:anchorId="357D0103">
-                <v:rect id="_x0000_i1158" style="width:0;height:1.5pt" o:hralign="center" o:hrstd="t" o:hr="t" fillcolor="#a0a0a0" stroked="f"/>
+                <v:rect id="_x0000_i1202" style="width:0;height:1.5pt" o:hralign="center" o:hrstd="t" o:hr="t" fillcolor="#a0a0a0" stroked="f"/>
               </w:pict>
             </w:r>
           </w:p>
@@ -15643,7 +20961,7 @@
                 <w:szCs w:val="16"/>
               </w:rPr>
               <w:pict w14:anchorId="179CB09A">
-                <v:rect id="_x0000_i1159" style="width:0;height:1.5pt" o:hralign="center" o:hrstd="t" o:hr="t" fillcolor="#a0a0a0" stroked="f"/>
+                <v:rect id="_x0000_i1203" style="width:0;height:1.5pt" o:hralign="center" o:hrstd="t" o:hr="t" fillcolor="#a0a0a0" stroked="f"/>
               </w:pict>
             </w:r>
           </w:p>
@@ -15719,22 +21037,47 @@
                 <w:sz w:val="16"/>
                 <w:szCs w:val="16"/>
               </w:rPr>
-              <w:t>@pytest.fixture</w:t>
-            </w:r>
-          </w:p>
-          <w:p>
-            <w:pPr>
-              <w:rPr>
-                <w:sz w:val="16"/>
-                <w:szCs w:val="16"/>
-              </w:rPr>
-            </w:pPr>
-            <w:r>
-              <w:rPr>
-                <w:sz w:val="16"/>
-                <w:szCs w:val="16"/>
-              </w:rPr>
-              <w:t>def setup():</w:t>
+              <w:t>@</w:t>
+            </w:r>
+            <w:proofErr w:type="gramStart"/>
+            <w:r>
+              <w:rPr>
+                <w:sz w:val="16"/>
+                <w:szCs w:val="16"/>
+              </w:rPr>
+              <w:t>pytest.fixture</w:t>
+            </w:r>
+            <w:proofErr w:type="gramEnd"/>
+          </w:p>
+          <w:p>
+            <w:pPr>
+              <w:rPr>
+                <w:sz w:val="16"/>
+                <w:szCs w:val="16"/>
+              </w:rPr>
+            </w:pPr>
+            <w:r>
+              <w:rPr>
+                <w:sz w:val="16"/>
+                <w:szCs w:val="16"/>
+              </w:rPr>
+              <w:t xml:space="preserve">def </w:t>
+            </w:r>
+            <w:proofErr w:type="gramStart"/>
+            <w:r>
+              <w:rPr>
+                <w:sz w:val="16"/>
+                <w:szCs w:val="16"/>
+              </w:rPr>
+              <w:t>setup(</w:t>
+            </w:r>
+            <w:proofErr w:type="gramEnd"/>
+            <w:r>
+              <w:rPr>
+                <w:sz w:val="16"/>
+                <w:szCs w:val="16"/>
+              </w:rPr>
+              <w:t>):</w:t>
             </w:r>
           </w:p>
           <w:p>
@@ -15872,7 +21215,7 @@
                 <w:szCs w:val="16"/>
               </w:rPr>
               <w:pict w14:anchorId="712FB59F">
-                <v:rect id="_x0000_i1160" style="width:0;height:1.5pt" o:hralign="center" o:hrstd="t" o:hr="t" fillcolor="#a0a0a0" stroked="f"/>
+                <v:rect id="_x0000_i1204" style="width:0;height:1.5pt" o:hralign="center" o:hrstd="t" o:hr="t" fillcolor="#a0a0a0" stroked="f"/>
               </w:pict>
             </w:r>
           </w:p>
@@ -16065,7 +21408,7 @@
                 <w:szCs w:val="16"/>
               </w:rPr>
               <w:pict w14:anchorId="3C2F5273">
-                <v:rect id="_x0000_i1367" style="width:0;height:1.5pt" o:hralign="center" o:hrstd="t" o:hr="t" fillcolor="#a0a0a0" stroked="f"/>
+                <v:rect id="_x0000_i1205" style="width:0;height:1.5pt" o:hralign="center" o:hrstd="t" o:hr="t" fillcolor="#a0a0a0" stroked="f"/>
               </w:pict>
             </w:r>
           </w:p>
@@ -16252,7 +21595,7 @@
                 <w:szCs w:val="16"/>
               </w:rPr>
               <w:pict w14:anchorId="7E7AE156">
-                <v:rect id="_x0000_i1396" style="width:0;height:1.5pt" o:hralign="center" o:hrstd="t" o:hr="t" fillcolor="#a0a0a0" stroked="f"/>
+                <v:rect id="_x0000_i1206" style="width:0;height:1.5pt" o:hralign="center" o:hrstd="t" o:hr="t" fillcolor="#a0a0a0" stroked="f"/>
               </w:pict>
             </w:r>
           </w:p>
@@ -16373,7 +21716,15 @@
                 <w:sz w:val="16"/>
                 <w:szCs w:val="16"/>
               </w:rPr>
-              <w:t>pytest_html_results_table_row</w:t>
+              <w:t>pytest_html_results_table_</w:t>
+            </w:r>
+            <w:proofErr w:type="gramStart"/>
+            <w:r>
+              <w:rPr>
+                <w:sz w:val="16"/>
+                <w:szCs w:val="16"/>
+              </w:rPr>
+              <w:t>row</w:t>
             </w:r>
             <w:proofErr w:type="spellEnd"/>
             <w:r>
@@ -16381,7 +21732,15 @@
                 <w:sz w:val="16"/>
                 <w:szCs w:val="16"/>
               </w:rPr>
-              <w:t>(report, cells):</w:t>
+              <w:t>(</w:t>
+            </w:r>
+            <w:proofErr w:type="gramEnd"/>
+            <w:r>
+              <w:rPr>
+                <w:sz w:val="16"/>
+                <w:szCs w:val="16"/>
+              </w:rPr>
+              <w:t>report, cells):</w:t>
             </w:r>
           </w:p>
           <w:p>
@@ -16419,8 +21778,17 @@
                 <w:sz w:val="16"/>
                 <w:szCs w:val="16"/>
               </w:rPr>
-              <w:t xml:space="preserve"> Hook is in-built, implementation is user-written</w:t>
-            </w:r>
+              <w:t xml:space="preserve"> Hook is in-built, implementation is </w:t>
+            </w:r>
+            <w:proofErr w:type="gramStart"/>
+            <w:r>
+              <w:rPr>
+                <w:sz w:val="16"/>
+                <w:szCs w:val="16"/>
+              </w:rPr>
+              <w:t>user-written</w:t>
+            </w:r>
+            <w:proofErr w:type="gramEnd"/>
             <w:r>
               <w:rPr>
                 <w:sz w:val="16"/>
@@ -16434,7 +21802,7 @@
                 <w:szCs w:val="16"/>
               </w:rPr>
               <w:pict w14:anchorId="501A0E74">
-                <v:rect id="_x0000_i1377" style="width:0;height:1.5pt" o:hralign="center" o:hrstd="t" o:hr="t" fillcolor="#a0a0a0" stroked="f"/>
+                <v:rect id="_x0000_i1207" style="width:0;height:1.5pt" o:hralign="center" o:hrstd="t" o:hr="t" fillcolor="#a0a0a0" stroked="f"/>
               </w:pict>
             </w:r>
           </w:p>
@@ -16579,7 +21947,7 @@
                 <w:szCs w:val="16"/>
               </w:rPr>
               <w:pict w14:anchorId="19DACE50">
-                <v:rect id="_x0000_i1384" style="width:0;height:1.5pt" o:hralign="center" o:hrstd="t" o:hr="t" fillcolor="#a0a0a0" stroked="f"/>
+                <v:rect id="_x0000_i1208" style="width:0;height:1.5pt" o:hralign="center" o:hrstd="t" o:hr="t" fillcolor="#a0a0a0" stroked="f"/>
               </w:pict>
             </w:r>
           </w:p>
@@ -16640,7 +22008,71 @@
                 <w:sz w:val="16"/>
                 <w:szCs w:val="16"/>
               </w:rPr>
-              <w:t>@pytest.mark.parametrize("a,b", [(1,2),(3,4)])</w:t>
+              <w:t>@</w:t>
+            </w:r>
+            <w:proofErr w:type="gramStart"/>
+            <w:r>
+              <w:rPr>
+                <w:sz w:val="16"/>
+                <w:szCs w:val="16"/>
+              </w:rPr>
+              <w:t>pytest.mark</w:t>
+            </w:r>
+            <w:proofErr w:type="gramEnd"/>
+            <w:r>
+              <w:rPr>
+                <w:sz w:val="16"/>
+                <w:szCs w:val="16"/>
+              </w:rPr>
+              <w:t>.</w:t>
+            </w:r>
+            <w:proofErr w:type="gramStart"/>
+            <w:r>
+              <w:rPr>
+                <w:sz w:val="16"/>
+                <w:szCs w:val="16"/>
+              </w:rPr>
+              <w:t>parametrize(</w:t>
+            </w:r>
+            <w:proofErr w:type="gramEnd"/>
+            <w:r>
+              <w:rPr>
+                <w:sz w:val="16"/>
+                <w:szCs w:val="16"/>
+              </w:rPr>
+              <w:t>"</w:t>
+            </w:r>
+            <w:proofErr w:type="gramStart"/>
+            <w:r>
+              <w:rPr>
+                <w:sz w:val="16"/>
+                <w:szCs w:val="16"/>
+              </w:rPr>
+              <w:t>a,b</w:t>
+            </w:r>
+            <w:proofErr w:type="gramEnd"/>
+            <w:r>
+              <w:rPr>
+                <w:sz w:val="16"/>
+                <w:szCs w:val="16"/>
+              </w:rPr>
+              <w:t>", [(1,2</w:t>
+            </w:r>
+            <w:proofErr w:type="gramStart"/>
+            <w:r>
+              <w:rPr>
+                <w:sz w:val="16"/>
+                <w:szCs w:val="16"/>
+              </w:rPr>
+              <w:t>),(</w:t>
+            </w:r>
+            <w:proofErr w:type="gramEnd"/>
+            <w:r>
+              <w:rPr>
+                <w:sz w:val="16"/>
+                <w:szCs w:val="16"/>
+              </w:rPr>
+              <w:t>3,4)])</w:t>
             </w:r>
           </w:p>
           <w:p>
@@ -16674,6 +22106,7 @@
               <w:t>(</w:t>
             </w:r>
             <w:proofErr w:type="spellStart"/>
+            <w:proofErr w:type="gramStart"/>
             <w:r>
               <w:rPr>
                 <w:sz w:val="16"/>
@@ -16682,6 +22115,7 @@
               <w:t>a,b</w:t>
             </w:r>
             <w:proofErr w:type="spellEnd"/>
+            <w:proofErr w:type="gramEnd"/>
             <w:r>
               <w:rPr>
                 <w:sz w:val="16"/>
@@ -16718,7 +22152,7 @@
                 <w:szCs w:val="16"/>
               </w:rPr>
               <w:pict w14:anchorId="7A299466">
-                <v:rect id="_x0000_i1385" style="width:0;height:1.5pt" o:hralign="center" o:hrstd="t" o:hr="t" fillcolor="#a0a0a0" stroked="f"/>
+                <v:rect id="_x0000_i1209" style="width:0;height:1.5pt" o:hralign="center" o:hrstd="t" o:hr="t" fillcolor="#a0a0a0" stroked="f"/>
               </w:pict>
             </w:r>
           </w:p>
@@ -16772,7 +22206,23 @@
                 <w:sz w:val="16"/>
                 <w:szCs w:val="16"/>
               </w:rPr>
-              <w:t>@pytest.mark.smoke</w:t>
+              <w:t>@</w:t>
+            </w:r>
+            <w:proofErr w:type="gramStart"/>
+            <w:r>
+              <w:rPr>
+                <w:sz w:val="16"/>
+                <w:szCs w:val="16"/>
+              </w:rPr>
+              <w:t>pytest.mark</w:t>
+            </w:r>
+            <w:proofErr w:type="gramEnd"/>
+            <w:r>
+              <w:rPr>
+                <w:sz w:val="16"/>
+                <w:szCs w:val="16"/>
+              </w:rPr>
+              <w:t>.smoke</w:t>
             </w:r>
           </w:p>
           <w:p>
@@ -16795,7 +22245,15 @@
                 <w:sz w:val="16"/>
                 <w:szCs w:val="16"/>
               </w:rPr>
-              <w:t>test_smoke</w:t>
+              <w:t>test_</w:t>
+            </w:r>
+            <w:proofErr w:type="gramStart"/>
+            <w:r>
+              <w:rPr>
+                <w:sz w:val="16"/>
+                <w:szCs w:val="16"/>
+              </w:rPr>
+              <w:t>smoke</w:t>
             </w:r>
             <w:proofErr w:type="spellEnd"/>
             <w:r>
@@ -16803,7 +22261,15 @@
                 <w:sz w:val="16"/>
                 <w:szCs w:val="16"/>
               </w:rPr>
-              <w:t>():</w:t>
+              <w:t>(</w:t>
+            </w:r>
+            <w:proofErr w:type="gramEnd"/>
+            <w:r>
+              <w:rPr>
+                <w:sz w:val="16"/>
+                <w:szCs w:val="16"/>
+              </w:rPr>
+              <w:t>):</w:t>
             </w:r>
           </w:p>
           <w:p>
@@ -16849,7 +22315,7 @@
                 <w:szCs w:val="16"/>
               </w:rPr>
               <w:pict w14:anchorId="282EF5E2">
-                <v:rect id="_x0000_i1386" style="width:0;height:1.5pt" o:hralign="center" o:hrstd="t" o:hr="t" fillcolor="#a0a0a0" stroked="f"/>
+                <v:rect id="_x0000_i1210" style="width:0;height:1.5pt" o:hralign="center" o:hrstd="t" o:hr="t" fillcolor="#a0a0a0" stroked="f"/>
               </w:pict>
             </w:r>
           </w:p>
@@ -16928,6 +22394,7 @@
               <w:t xml:space="preserve">Used </w:t>
             </w:r>
             <w:proofErr w:type="spellStart"/>
+            <w:proofErr w:type="gramStart"/>
             <w:r>
               <w:rPr>
                 <w:sz w:val="16"/>
@@ -16936,6 +22403,7 @@
               <w:t>for:Markers</w:t>
             </w:r>
             <w:proofErr w:type="spellEnd"/>
+            <w:proofErr w:type="gramEnd"/>
             <w:r>
               <w:rPr>
                 <w:sz w:val="16"/>
@@ -16992,7 +22460,7 @@
                 <w:szCs w:val="16"/>
               </w:rPr>
               <w:pict w14:anchorId="2C9B9713">
-                <v:rect id="_x0000_i1387" style="width:0;height:1.5pt" o:hralign="center" o:hrstd="t" o:hr="t" fillcolor="#a0a0a0" stroked="f"/>
+                <v:rect id="_x0000_i1211" style="width:0;height:1.5pt" o:hralign="center" o:hrstd="t" o:hr="t" fillcolor="#a0a0a0" stroked="f"/>
               </w:pict>
             </w:r>
           </w:p>
@@ -17079,6 +22547,7 @@
               </w:rPr>
             </w:pPr>
             <w:proofErr w:type="spellStart"/>
+            <w:proofErr w:type="gramStart"/>
             <w:r>
               <w:rPr>
                 <w:sz w:val="16"/>
@@ -17094,6 +22563,7 @@
               </w:rPr>
               <w:t xml:space="preserve"> -v</w:t>
             </w:r>
+            <w:proofErr w:type="gramEnd"/>
           </w:p>
           <w:p>
             <w:pPr>
@@ -17180,7 +22650,7 @@
                 <w:szCs w:val="16"/>
               </w:rPr>
               <w:pict w14:anchorId="67FF81AD">
-                <v:rect id="_x0000_i1388" style="width:0;height:1.5pt" o:hralign="center" o:hrstd="t" o:hr="t" fillcolor="#a0a0a0" stroked="f"/>
+                <v:rect id="_x0000_i1212" style="width:0;height:1.5pt" o:hralign="center" o:hrstd="t" o:hr="t" fillcolor="#a0a0a0" stroked="f"/>
               </w:pict>
             </w:r>
           </w:p>
@@ -17272,22 +22742,70 @@
                 <w:sz w:val="16"/>
                 <w:szCs w:val="16"/>
               </w:rPr>
-              <w:t>@pytest.mark.skip(reason="Not ready")</w:t>
-            </w:r>
-          </w:p>
-          <w:p>
-            <w:pPr>
-              <w:rPr>
-                <w:sz w:val="16"/>
-                <w:szCs w:val="16"/>
-              </w:rPr>
-            </w:pPr>
-            <w:r>
-              <w:rPr>
-                <w:sz w:val="16"/>
-                <w:szCs w:val="16"/>
-              </w:rPr>
-              <w:t>@pytest.mark.xfail</w:t>
+              <w:t>@</w:t>
+            </w:r>
+            <w:proofErr w:type="gramStart"/>
+            <w:r>
+              <w:rPr>
+                <w:sz w:val="16"/>
+                <w:szCs w:val="16"/>
+              </w:rPr>
+              <w:t>pytest.mark</w:t>
+            </w:r>
+            <w:proofErr w:type="gramEnd"/>
+            <w:r>
+              <w:rPr>
+                <w:sz w:val="16"/>
+                <w:szCs w:val="16"/>
+              </w:rPr>
+              <w:t>.</w:t>
+            </w:r>
+            <w:proofErr w:type="gramStart"/>
+            <w:r>
+              <w:rPr>
+                <w:sz w:val="16"/>
+                <w:szCs w:val="16"/>
+              </w:rPr>
+              <w:t>skip(</w:t>
+            </w:r>
+            <w:proofErr w:type="gramEnd"/>
+            <w:r>
+              <w:rPr>
+                <w:sz w:val="16"/>
+                <w:szCs w:val="16"/>
+              </w:rPr>
+              <w:t>reason="Not ready")</w:t>
+            </w:r>
+          </w:p>
+          <w:p>
+            <w:pPr>
+              <w:rPr>
+                <w:sz w:val="16"/>
+                <w:szCs w:val="16"/>
+              </w:rPr>
+            </w:pPr>
+            <w:r>
+              <w:rPr>
+                <w:sz w:val="16"/>
+                <w:szCs w:val="16"/>
+              </w:rPr>
+              <w:t>@</w:t>
+            </w:r>
+            <w:proofErr w:type="gramStart"/>
+            <w:r>
+              <w:rPr>
+                <w:sz w:val="16"/>
+                <w:szCs w:val="16"/>
+              </w:rPr>
+              <w:t>pytest.mark</w:t>
+            </w:r>
+            <w:proofErr w:type="gramEnd"/>
+            <w:r>
+              <w:rPr>
+                <w:sz w:val="16"/>
+                <w:szCs w:val="16"/>
+              </w:rPr>
+              <w:t>.xfail</w:t>
             </w:r>
           </w:p>
           <w:p>
@@ -17317,7 +22835,7 @@
                 <w:szCs w:val="16"/>
               </w:rPr>
               <w:pict w14:anchorId="38D123B0">
-                <v:rect id="_x0000_i1275" style="width:0;height:1.5pt" o:hralign="center" o:hrstd="t" o:hr="t" fillcolor="#a0a0a0" stroked="f"/>
+                <v:rect id="_x0000_i1213" style="width:0;height:1.5pt" o:hralign="center" o:hrstd="t" o:hr="t" fillcolor="#a0a0a0" stroked="f"/>
               </w:pict>
             </w:r>
           </w:p>
@@ -17393,8 +22911,17 @@
                 <w:sz w:val="16"/>
                 <w:szCs w:val="16"/>
               </w:rPr>
-              <w:t>@pytest.fixture</w:t>
-            </w:r>
+              <w:t>@</w:t>
+            </w:r>
+            <w:proofErr w:type="gramStart"/>
+            <w:r>
+              <w:rPr>
+                <w:sz w:val="16"/>
+                <w:szCs w:val="16"/>
+              </w:rPr>
+              <w:t>pytest.fixture</w:t>
+            </w:r>
+            <w:proofErr w:type="gramEnd"/>
           </w:p>
           <w:p>
             <w:pPr>
@@ -17430,7 +22957,7 @@
                 <w:szCs w:val="16"/>
               </w:rPr>
               <w:pict w14:anchorId="4A52F14D">
-                <v:rect id="_x0000_i1276" style="width:0;height:1.5pt" o:hralign="center" o:hrstd="t" o:hr="t" fillcolor="#a0a0a0" stroked="f"/>
+                <v:rect id="_x0000_i1214" style="width:0;height:1.5pt" o:hralign="center" o:hrstd="t" o:hr="t" fillcolor="#a0a0a0" stroked="f"/>
               </w:pict>
             </w:r>
           </w:p>
@@ -17522,7 +23049,23 @@
                 <w:sz w:val="16"/>
                 <w:szCs w:val="16"/>
               </w:rPr>
-              <w:t>@pytest.fixture(autouse=True)</w:t>
+              <w:t>@</w:t>
+            </w:r>
+            <w:proofErr w:type="gramStart"/>
+            <w:r>
+              <w:rPr>
+                <w:sz w:val="16"/>
+                <w:szCs w:val="16"/>
+              </w:rPr>
+              <w:t>pytest.fixture</w:t>
+            </w:r>
+            <w:proofErr w:type="gramEnd"/>
+            <w:r>
+              <w:rPr>
+                <w:sz w:val="16"/>
+                <w:szCs w:val="16"/>
+              </w:rPr>
+              <w:t>(autouse=True)</w:t>
             </w:r>
           </w:p>
           <w:p>
@@ -17545,7 +23088,15 @@
                 <w:sz w:val="16"/>
                 <w:szCs w:val="16"/>
               </w:rPr>
-              <w:t>auto_setup</w:t>
+              <w:t>auto_</w:t>
+            </w:r>
+            <w:proofErr w:type="gramStart"/>
+            <w:r>
+              <w:rPr>
+                <w:sz w:val="16"/>
+                <w:szCs w:val="16"/>
+              </w:rPr>
+              <w:t>setup</w:t>
             </w:r>
             <w:proofErr w:type="spellEnd"/>
             <w:r>
@@ -17553,7 +23104,15 @@
                 <w:sz w:val="16"/>
                 <w:szCs w:val="16"/>
               </w:rPr>
-              <w:t>():</w:t>
+              <w:t>(</w:t>
+            </w:r>
+            <w:proofErr w:type="gramEnd"/>
+            <w:r>
+              <w:rPr>
+                <w:sz w:val="16"/>
+                <w:szCs w:val="16"/>
+              </w:rPr>
+              <w:t>):</w:t>
             </w:r>
             <w:r>
               <w:rPr>
@@ -17583,7 +23142,7 @@
                 <w:szCs w:val="16"/>
               </w:rPr>
               <w:pict w14:anchorId="6AFFF30F">
-                <v:rect id="_x0000_i1277" style="width:0;height:1.5pt" o:hralign="center" o:hrstd="t" o:hr="t" fillcolor="#a0a0a0" stroked="f"/>
+                <v:rect id="_x0000_i1215" style="width:0;height:1.5pt" o:hralign="center" o:hrstd="t" o:hr="t" fillcolor="#a0a0a0" stroked="f"/>
               </w:pict>
             </w:r>
           </w:p>
@@ -17674,7 +23233,7 @@
                 <w:szCs w:val="16"/>
               </w:rPr>
               <w:pict w14:anchorId="781C695A">
-                <v:rect id="_x0000_i1278" style="width:0;height:1.5pt" o:hralign="center" o:hrstd="t" o:hr="t" fillcolor="#a0a0a0" stroked="f"/>
+                <v:rect id="_x0000_i1216" style="width:0;height:1.5pt" o:hralign="center" o:hrstd="t" o:hr="t" fillcolor="#a0a0a0" stroked="f"/>
               </w:pict>
             </w:r>
           </w:p>
@@ -17728,7 +23287,15 @@
                 <w:sz w:val="16"/>
                 <w:szCs w:val="16"/>
               </w:rPr>
-              <w:t>pytest-xdist</w:t>
+              <w:t>pytest-</w:t>
+            </w:r>
+            <w:proofErr w:type="gramStart"/>
+            <w:r>
+              <w:rPr>
+                <w:sz w:val="16"/>
+                <w:szCs w:val="16"/>
+              </w:rPr>
+              <w:t>xdist</w:t>
             </w:r>
             <w:proofErr w:type="spellEnd"/>
             <w:r>
@@ -17743,7 +23310,15 @@
                 <w:sz w:val="16"/>
                 <w:szCs w:val="16"/>
               </w:rPr>
-              <w:t xml:space="preserve">    </w:t>
+              <w:t xml:space="preserve">   </w:t>
+            </w:r>
+            <w:proofErr w:type="gramEnd"/>
+            <w:r>
+              <w:rPr>
+                <w:sz w:val="16"/>
+                <w:szCs w:val="16"/>
+              </w:rPr>
+              <w:t xml:space="preserve"> </w:t>
             </w:r>
             <w:proofErr w:type="spellStart"/>
             <w:r>
@@ -17775,7 +23350,7 @@
                 <w:szCs w:val="16"/>
               </w:rPr>
               <w:pict w14:anchorId="750298E7">
-                <v:rect id="_x0000_i1279" style="width:0;height:1.5pt" o:hralign="center" o:hrstd="t" o:hr="t" fillcolor="#a0a0a0" stroked="f"/>
+                <v:rect id="_x0000_i1217" style="width:0;height:1.5pt" o:hralign="center" o:hrstd="t" o:hr="t" fillcolor="#a0a0a0" stroked="f"/>
               </w:pict>
             </w:r>
           </w:p>
@@ -17898,7 +23473,7 @@
                 <w:szCs w:val="16"/>
               </w:rPr>
               <w:pict w14:anchorId="7FB0D5D1">
-                <v:rect id="_x0000_i1280" style="width:0;height:1.5pt" o:hralign="center" o:hrstd="t" o:hr="t" fillcolor="#a0a0a0" stroked="f"/>
+                <v:rect id="_x0000_i1218" style="width:0;height:1.5pt" o:hralign="center" o:hrstd="t" o:hr="t" fillcolor="#a0a0a0" stroked="f"/>
               </w:pict>
             </w:r>
           </w:p>
@@ -17982,7 +23557,7 @@
                 <w:szCs w:val="16"/>
               </w:rPr>
               <w:pict w14:anchorId="3E07B587">
-                <v:rect id="_x0000_i1281" style="width:0;height:1.5pt" o:hralign="center" o:hrstd="t" o:hr="t" fillcolor="#a0a0a0" stroked="f"/>
+                <v:rect id="_x0000_i1219" style="width:0;height:1.5pt" o:hralign="center" o:hrstd="t" o:hr="t" fillcolor="#a0a0a0" stroked="f"/>
               </w:pict>
             </w:r>
           </w:p>
@@ -18079,6 +23654,7 @@
               </w:rPr>
             </w:pPr>
             <w:proofErr w:type="spellStart"/>
+            <w:proofErr w:type="gramStart"/>
             <w:r>
               <w:rPr>
                 <w:sz w:val="16"/>
@@ -18087,6 +23663,7 @@
               <w:t>monkeypatch.setattr</w:t>
             </w:r>
             <w:proofErr w:type="spellEnd"/>
+            <w:proofErr w:type="gramEnd"/>
             <w:r>
               <w:rPr>
                 <w:sz w:val="16"/>
@@ -18140,7 +23717,7 @@
                 <w:szCs w:val="16"/>
               </w:rPr>
               <w:pict w14:anchorId="48CBC699">
-                <v:rect id="_x0000_i1282" style="width:0;height:1.5pt" o:hralign="center" o:hrstd="t" o:hr="t" fillcolor="#a0a0a0" stroked="f"/>
+                <v:rect id="_x0000_i1220" style="width:0;height:1.5pt" o:hralign="center" o:hrstd="t" o:hr="t" fillcolor="#a0a0a0" stroked="f"/>
               </w:pict>
             </w:r>
           </w:p>
@@ -18280,7 +23857,7 @@
                 <w:szCs w:val="16"/>
               </w:rPr>
               <w:pict w14:anchorId="4C8EAB28">
-                <v:rect id="_x0000_i1283" style="width:0;height:1.5pt" o:hralign="center" o:hrstd="t" o:hr="t" fillcolor="#a0a0a0" stroked="f"/>
+                <v:rect id="_x0000_i1221" style="width:0;height:1.5pt" o:hralign="center" o:hrstd="t" o:hr="t" fillcolor="#a0a0a0" stroked="f"/>
               </w:pict>
             </w:r>
           </w:p>
@@ -18399,7 +23976,7 @@
                 <w:szCs w:val="16"/>
               </w:rPr>
               <w:pict w14:anchorId="1848F3A0">
-                <v:rect id="_x0000_i1284" style="width:0;height:1.5pt" o:hralign="center" o:hrstd="t" o:hr="t" fillcolor="#a0a0a0" stroked="f"/>
+                <v:rect id="_x0000_i1222" style="width:0;height:1.5pt" o:hralign="center" o:hrstd="t" o:hr="t" fillcolor="#a0a0a0" stroked="f"/>
               </w:pict>
             </w:r>
           </w:p>
@@ -19512,98 +25089,9 @@
     </w:lvl>
   </w:abstractNum>
   <w:abstractNum w:abstractNumId="7" w15:restartNumberingAfterBreak="0">
-    <w:nsid w:val="2E9E2805"/>
-    <w:multiLevelType w:val="hybridMultilevel"/>
-    <w:tmpl w:val="A48881FE"/>
-    <w:lvl w:ilvl="0" w:tplc="4009000F">
-      <w:start w:val="1"/>
-      <w:numFmt w:val="decimal"/>
-      <w:lvlText w:val="%1."/>
-      <w:lvlJc w:val="left"/>
-      <w:pPr>
-        <w:ind w:left="720" w:hanging="360"/>
-      </w:pPr>
-      <w:rPr>
-        <w:rFonts w:hint="default"/>
-      </w:rPr>
-    </w:lvl>
-    <w:lvl w:ilvl="1" w:tplc="40090019" w:tentative="1">
-      <w:start w:val="1"/>
-      <w:numFmt w:val="lowerLetter"/>
-      <w:lvlText w:val="%2."/>
-      <w:lvlJc w:val="left"/>
-      <w:pPr>
-        <w:ind w:left="1440" w:hanging="360"/>
-      </w:pPr>
-    </w:lvl>
-    <w:lvl w:ilvl="2" w:tplc="4009001B" w:tentative="1">
-      <w:start w:val="1"/>
-      <w:numFmt w:val="lowerRoman"/>
-      <w:lvlText w:val="%3."/>
-      <w:lvlJc w:val="right"/>
-      <w:pPr>
-        <w:ind w:left="2160" w:hanging="180"/>
-      </w:pPr>
-    </w:lvl>
-    <w:lvl w:ilvl="3" w:tplc="4009000F" w:tentative="1">
-      <w:start w:val="1"/>
-      <w:numFmt w:val="decimal"/>
-      <w:lvlText w:val="%4."/>
-      <w:lvlJc w:val="left"/>
-      <w:pPr>
-        <w:ind w:left="2880" w:hanging="360"/>
-      </w:pPr>
-    </w:lvl>
-    <w:lvl w:ilvl="4" w:tplc="40090019" w:tentative="1">
-      <w:start w:val="1"/>
-      <w:numFmt w:val="lowerLetter"/>
-      <w:lvlText w:val="%5."/>
-      <w:lvlJc w:val="left"/>
-      <w:pPr>
-        <w:ind w:left="3600" w:hanging="360"/>
-      </w:pPr>
-    </w:lvl>
-    <w:lvl w:ilvl="5" w:tplc="4009001B" w:tentative="1">
-      <w:start w:val="1"/>
-      <w:numFmt w:val="lowerRoman"/>
-      <w:lvlText w:val="%6."/>
-      <w:lvlJc w:val="right"/>
-      <w:pPr>
-        <w:ind w:left="4320" w:hanging="180"/>
-      </w:pPr>
-    </w:lvl>
-    <w:lvl w:ilvl="6" w:tplc="4009000F" w:tentative="1">
-      <w:start w:val="1"/>
-      <w:numFmt w:val="decimal"/>
-      <w:lvlText w:val="%7."/>
-      <w:lvlJc w:val="left"/>
-      <w:pPr>
-        <w:ind w:left="5040" w:hanging="360"/>
-      </w:pPr>
-    </w:lvl>
-    <w:lvl w:ilvl="7" w:tplc="40090019" w:tentative="1">
-      <w:start w:val="1"/>
-      <w:numFmt w:val="lowerLetter"/>
-      <w:lvlText w:val="%8."/>
-      <w:lvlJc w:val="left"/>
-      <w:pPr>
-        <w:ind w:left="5760" w:hanging="360"/>
-      </w:pPr>
-    </w:lvl>
-    <w:lvl w:ilvl="8" w:tplc="4009001B" w:tentative="1">
-      <w:start w:val="1"/>
-      <w:numFmt w:val="lowerRoman"/>
-      <w:lvlText w:val="%9."/>
-      <w:lvlJc w:val="right"/>
-      <w:pPr>
-        <w:ind w:left="6480" w:hanging="180"/>
-      </w:pPr>
-    </w:lvl>
-  </w:abstractNum>
-  <w:abstractNum w:abstractNumId="8" w15:restartNumberingAfterBreak="0">
-    <w:nsid w:val="36301F18"/>
+    <w:nsid w:val="2C8B0343"/>
     <w:multiLevelType w:val="multilevel"/>
-    <w:tmpl w:val="3E7C991A"/>
+    <w:tmpl w:val="B8702670"/>
     <w:lvl w:ilvl="0">
       <w:start w:val="1"/>
       <w:numFmt w:val="bullet"/>
@@ -19749,10 +25237,99 @@
       </w:rPr>
     </w:lvl>
   </w:abstractNum>
+  <w:abstractNum w:abstractNumId="8" w15:restartNumberingAfterBreak="0">
+    <w:nsid w:val="2E9E2805"/>
+    <w:multiLevelType w:val="hybridMultilevel"/>
+    <w:tmpl w:val="A48881FE"/>
+    <w:lvl w:ilvl="0" w:tplc="4009000F">
+      <w:start w:val="1"/>
+      <w:numFmt w:val="decimal"/>
+      <w:lvlText w:val="%1."/>
+      <w:lvlJc w:val="left"/>
+      <w:pPr>
+        <w:ind w:left="720" w:hanging="360"/>
+      </w:pPr>
+      <w:rPr>
+        <w:rFonts w:hint="default"/>
+      </w:rPr>
+    </w:lvl>
+    <w:lvl w:ilvl="1" w:tplc="40090019" w:tentative="1">
+      <w:start w:val="1"/>
+      <w:numFmt w:val="lowerLetter"/>
+      <w:lvlText w:val="%2."/>
+      <w:lvlJc w:val="left"/>
+      <w:pPr>
+        <w:ind w:left="1440" w:hanging="360"/>
+      </w:pPr>
+    </w:lvl>
+    <w:lvl w:ilvl="2" w:tplc="4009001B" w:tentative="1">
+      <w:start w:val="1"/>
+      <w:numFmt w:val="lowerRoman"/>
+      <w:lvlText w:val="%3."/>
+      <w:lvlJc w:val="right"/>
+      <w:pPr>
+        <w:ind w:left="2160" w:hanging="180"/>
+      </w:pPr>
+    </w:lvl>
+    <w:lvl w:ilvl="3" w:tplc="4009000F" w:tentative="1">
+      <w:start w:val="1"/>
+      <w:numFmt w:val="decimal"/>
+      <w:lvlText w:val="%4."/>
+      <w:lvlJc w:val="left"/>
+      <w:pPr>
+        <w:ind w:left="2880" w:hanging="360"/>
+      </w:pPr>
+    </w:lvl>
+    <w:lvl w:ilvl="4" w:tplc="40090019" w:tentative="1">
+      <w:start w:val="1"/>
+      <w:numFmt w:val="lowerLetter"/>
+      <w:lvlText w:val="%5."/>
+      <w:lvlJc w:val="left"/>
+      <w:pPr>
+        <w:ind w:left="3600" w:hanging="360"/>
+      </w:pPr>
+    </w:lvl>
+    <w:lvl w:ilvl="5" w:tplc="4009001B" w:tentative="1">
+      <w:start w:val="1"/>
+      <w:numFmt w:val="lowerRoman"/>
+      <w:lvlText w:val="%6."/>
+      <w:lvlJc w:val="right"/>
+      <w:pPr>
+        <w:ind w:left="4320" w:hanging="180"/>
+      </w:pPr>
+    </w:lvl>
+    <w:lvl w:ilvl="6" w:tplc="4009000F" w:tentative="1">
+      <w:start w:val="1"/>
+      <w:numFmt w:val="decimal"/>
+      <w:lvlText w:val="%7."/>
+      <w:lvlJc w:val="left"/>
+      <w:pPr>
+        <w:ind w:left="5040" w:hanging="360"/>
+      </w:pPr>
+    </w:lvl>
+    <w:lvl w:ilvl="7" w:tplc="40090019" w:tentative="1">
+      <w:start w:val="1"/>
+      <w:numFmt w:val="lowerLetter"/>
+      <w:lvlText w:val="%8."/>
+      <w:lvlJc w:val="left"/>
+      <w:pPr>
+        <w:ind w:left="5760" w:hanging="360"/>
+      </w:pPr>
+    </w:lvl>
+    <w:lvl w:ilvl="8" w:tplc="4009001B" w:tentative="1">
+      <w:start w:val="1"/>
+      <w:numFmt w:val="lowerRoman"/>
+      <w:lvlText w:val="%9."/>
+      <w:lvlJc w:val="right"/>
+      <w:pPr>
+        <w:ind w:left="6480" w:hanging="180"/>
+      </w:pPr>
+    </w:lvl>
+  </w:abstractNum>
   <w:abstractNum w:abstractNumId="9" w15:restartNumberingAfterBreak="0">
-    <w:nsid w:val="3ACE3B58"/>
+    <w:nsid w:val="2FFE6347"/>
     <w:multiLevelType w:val="multilevel"/>
-    <w:tmpl w:val="CAFCB502"/>
+    <w:tmpl w:val="E864D206"/>
     <w:lvl w:ilvl="0">
       <w:start w:val="1"/>
       <w:numFmt w:val="bullet"/>
@@ -19899,9 +25476,9 @@
     </w:lvl>
   </w:abstractNum>
   <w:abstractNum w:abstractNumId="10" w15:restartNumberingAfterBreak="0">
-    <w:nsid w:val="4B1105C4"/>
+    <w:nsid w:val="36301F18"/>
     <w:multiLevelType w:val="multilevel"/>
-    <w:tmpl w:val="E0BAE948"/>
+    <w:tmpl w:val="3E7C991A"/>
     <w:lvl w:ilvl="0">
       <w:start w:val="1"/>
       <w:numFmt w:val="bullet"/>
@@ -20048,6 +25625,453 @@
     </w:lvl>
   </w:abstractNum>
   <w:abstractNum w:abstractNumId="11" w15:restartNumberingAfterBreak="0">
+    <w:nsid w:val="37C66495"/>
+    <w:multiLevelType w:val="multilevel"/>
+    <w:tmpl w:val="E78A2A28"/>
+    <w:lvl w:ilvl="0">
+      <w:start w:val="1"/>
+      <w:numFmt w:val="bullet"/>
+      <w:lvlText w:val=""/>
+      <w:lvlJc w:val="left"/>
+      <w:pPr>
+        <w:tabs>
+          <w:tab w:val="num" w:pos="720"/>
+        </w:tabs>
+        <w:ind w:left="720" w:hanging="360"/>
+      </w:pPr>
+      <w:rPr>
+        <w:rFonts w:ascii="Symbol" w:hAnsi="Symbol" w:hint="default"/>
+        <w:sz w:val="20"/>
+      </w:rPr>
+    </w:lvl>
+    <w:lvl w:ilvl="1" w:tentative="1">
+      <w:start w:val="1"/>
+      <w:numFmt w:val="bullet"/>
+      <w:lvlText w:val="o"/>
+      <w:lvlJc w:val="left"/>
+      <w:pPr>
+        <w:tabs>
+          <w:tab w:val="num" w:pos="1440"/>
+        </w:tabs>
+        <w:ind w:left="1440" w:hanging="360"/>
+      </w:pPr>
+      <w:rPr>
+        <w:rFonts w:ascii="Courier New" w:hAnsi="Courier New" w:hint="default"/>
+        <w:sz w:val="20"/>
+      </w:rPr>
+    </w:lvl>
+    <w:lvl w:ilvl="2" w:tentative="1">
+      <w:start w:val="1"/>
+      <w:numFmt w:val="bullet"/>
+      <w:lvlText w:val=""/>
+      <w:lvlJc w:val="left"/>
+      <w:pPr>
+        <w:tabs>
+          <w:tab w:val="num" w:pos="2160"/>
+        </w:tabs>
+        <w:ind w:left="2160" w:hanging="360"/>
+      </w:pPr>
+      <w:rPr>
+        <w:rFonts w:ascii="Wingdings" w:hAnsi="Wingdings" w:hint="default"/>
+        <w:sz w:val="20"/>
+      </w:rPr>
+    </w:lvl>
+    <w:lvl w:ilvl="3" w:tentative="1">
+      <w:start w:val="1"/>
+      <w:numFmt w:val="bullet"/>
+      <w:lvlText w:val=""/>
+      <w:lvlJc w:val="left"/>
+      <w:pPr>
+        <w:tabs>
+          <w:tab w:val="num" w:pos="2880"/>
+        </w:tabs>
+        <w:ind w:left="2880" w:hanging="360"/>
+      </w:pPr>
+      <w:rPr>
+        <w:rFonts w:ascii="Wingdings" w:hAnsi="Wingdings" w:hint="default"/>
+        <w:sz w:val="20"/>
+      </w:rPr>
+    </w:lvl>
+    <w:lvl w:ilvl="4" w:tentative="1">
+      <w:start w:val="1"/>
+      <w:numFmt w:val="bullet"/>
+      <w:lvlText w:val=""/>
+      <w:lvlJc w:val="left"/>
+      <w:pPr>
+        <w:tabs>
+          <w:tab w:val="num" w:pos="3600"/>
+        </w:tabs>
+        <w:ind w:left="3600" w:hanging="360"/>
+      </w:pPr>
+      <w:rPr>
+        <w:rFonts w:ascii="Wingdings" w:hAnsi="Wingdings" w:hint="default"/>
+        <w:sz w:val="20"/>
+      </w:rPr>
+    </w:lvl>
+    <w:lvl w:ilvl="5" w:tentative="1">
+      <w:start w:val="1"/>
+      <w:numFmt w:val="bullet"/>
+      <w:lvlText w:val=""/>
+      <w:lvlJc w:val="left"/>
+      <w:pPr>
+        <w:tabs>
+          <w:tab w:val="num" w:pos="4320"/>
+        </w:tabs>
+        <w:ind w:left="4320" w:hanging="360"/>
+      </w:pPr>
+      <w:rPr>
+        <w:rFonts w:ascii="Wingdings" w:hAnsi="Wingdings" w:hint="default"/>
+        <w:sz w:val="20"/>
+      </w:rPr>
+    </w:lvl>
+    <w:lvl w:ilvl="6" w:tentative="1">
+      <w:start w:val="1"/>
+      <w:numFmt w:val="bullet"/>
+      <w:lvlText w:val=""/>
+      <w:lvlJc w:val="left"/>
+      <w:pPr>
+        <w:tabs>
+          <w:tab w:val="num" w:pos="5040"/>
+        </w:tabs>
+        <w:ind w:left="5040" w:hanging="360"/>
+      </w:pPr>
+      <w:rPr>
+        <w:rFonts w:ascii="Wingdings" w:hAnsi="Wingdings" w:hint="default"/>
+        <w:sz w:val="20"/>
+      </w:rPr>
+    </w:lvl>
+    <w:lvl w:ilvl="7" w:tentative="1">
+      <w:start w:val="1"/>
+      <w:numFmt w:val="bullet"/>
+      <w:lvlText w:val=""/>
+      <w:lvlJc w:val="left"/>
+      <w:pPr>
+        <w:tabs>
+          <w:tab w:val="num" w:pos="5760"/>
+        </w:tabs>
+        <w:ind w:left="5760" w:hanging="360"/>
+      </w:pPr>
+      <w:rPr>
+        <w:rFonts w:ascii="Wingdings" w:hAnsi="Wingdings" w:hint="default"/>
+        <w:sz w:val="20"/>
+      </w:rPr>
+    </w:lvl>
+    <w:lvl w:ilvl="8" w:tentative="1">
+      <w:start w:val="1"/>
+      <w:numFmt w:val="bullet"/>
+      <w:lvlText w:val=""/>
+      <w:lvlJc w:val="left"/>
+      <w:pPr>
+        <w:tabs>
+          <w:tab w:val="num" w:pos="6480"/>
+        </w:tabs>
+        <w:ind w:left="6480" w:hanging="360"/>
+      </w:pPr>
+      <w:rPr>
+        <w:rFonts w:ascii="Wingdings" w:hAnsi="Wingdings" w:hint="default"/>
+        <w:sz w:val="20"/>
+      </w:rPr>
+    </w:lvl>
+  </w:abstractNum>
+  <w:abstractNum w:abstractNumId="12" w15:restartNumberingAfterBreak="0">
+    <w:nsid w:val="3ACE3B58"/>
+    <w:multiLevelType w:val="multilevel"/>
+    <w:tmpl w:val="CAFCB502"/>
+    <w:lvl w:ilvl="0">
+      <w:start w:val="1"/>
+      <w:numFmt w:val="bullet"/>
+      <w:lvlText w:val=""/>
+      <w:lvlJc w:val="left"/>
+      <w:pPr>
+        <w:tabs>
+          <w:tab w:val="num" w:pos="720"/>
+        </w:tabs>
+        <w:ind w:left="720" w:hanging="360"/>
+      </w:pPr>
+      <w:rPr>
+        <w:rFonts w:ascii="Symbol" w:hAnsi="Symbol" w:hint="default"/>
+        <w:sz w:val="20"/>
+      </w:rPr>
+    </w:lvl>
+    <w:lvl w:ilvl="1" w:tentative="1">
+      <w:start w:val="1"/>
+      <w:numFmt w:val="bullet"/>
+      <w:lvlText w:val="o"/>
+      <w:lvlJc w:val="left"/>
+      <w:pPr>
+        <w:tabs>
+          <w:tab w:val="num" w:pos="1440"/>
+        </w:tabs>
+        <w:ind w:left="1440" w:hanging="360"/>
+      </w:pPr>
+      <w:rPr>
+        <w:rFonts w:ascii="Courier New" w:hAnsi="Courier New" w:hint="default"/>
+        <w:sz w:val="20"/>
+      </w:rPr>
+    </w:lvl>
+    <w:lvl w:ilvl="2" w:tentative="1">
+      <w:start w:val="1"/>
+      <w:numFmt w:val="bullet"/>
+      <w:lvlText w:val=""/>
+      <w:lvlJc w:val="left"/>
+      <w:pPr>
+        <w:tabs>
+          <w:tab w:val="num" w:pos="2160"/>
+        </w:tabs>
+        <w:ind w:left="2160" w:hanging="360"/>
+      </w:pPr>
+      <w:rPr>
+        <w:rFonts w:ascii="Wingdings" w:hAnsi="Wingdings" w:hint="default"/>
+        <w:sz w:val="20"/>
+      </w:rPr>
+    </w:lvl>
+    <w:lvl w:ilvl="3" w:tentative="1">
+      <w:start w:val="1"/>
+      <w:numFmt w:val="bullet"/>
+      <w:lvlText w:val=""/>
+      <w:lvlJc w:val="left"/>
+      <w:pPr>
+        <w:tabs>
+          <w:tab w:val="num" w:pos="2880"/>
+        </w:tabs>
+        <w:ind w:left="2880" w:hanging="360"/>
+      </w:pPr>
+      <w:rPr>
+        <w:rFonts w:ascii="Wingdings" w:hAnsi="Wingdings" w:hint="default"/>
+        <w:sz w:val="20"/>
+      </w:rPr>
+    </w:lvl>
+    <w:lvl w:ilvl="4" w:tentative="1">
+      <w:start w:val="1"/>
+      <w:numFmt w:val="bullet"/>
+      <w:lvlText w:val=""/>
+      <w:lvlJc w:val="left"/>
+      <w:pPr>
+        <w:tabs>
+          <w:tab w:val="num" w:pos="3600"/>
+        </w:tabs>
+        <w:ind w:left="3600" w:hanging="360"/>
+      </w:pPr>
+      <w:rPr>
+        <w:rFonts w:ascii="Wingdings" w:hAnsi="Wingdings" w:hint="default"/>
+        <w:sz w:val="20"/>
+      </w:rPr>
+    </w:lvl>
+    <w:lvl w:ilvl="5" w:tentative="1">
+      <w:start w:val="1"/>
+      <w:numFmt w:val="bullet"/>
+      <w:lvlText w:val=""/>
+      <w:lvlJc w:val="left"/>
+      <w:pPr>
+        <w:tabs>
+          <w:tab w:val="num" w:pos="4320"/>
+        </w:tabs>
+        <w:ind w:left="4320" w:hanging="360"/>
+      </w:pPr>
+      <w:rPr>
+        <w:rFonts w:ascii="Wingdings" w:hAnsi="Wingdings" w:hint="default"/>
+        <w:sz w:val="20"/>
+      </w:rPr>
+    </w:lvl>
+    <w:lvl w:ilvl="6" w:tentative="1">
+      <w:start w:val="1"/>
+      <w:numFmt w:val="bullet"/>
+      <w:lvlText w:val=""/>
+      <w:lvlJc w:val="left"/>
+      <w:pPr>
+        <w:tabs>
+          <w:tab w:val="num" w:pos="5040"/>
+        </w:tabs>
+        <w:ind w:left="5040" w:hanging="360"/>
+      </w:pPr>
+      <w:rPr>
+        <w:rFonts w:ascii="Wingdings" w:hAnsi="Wingdings" w:hint="default"/>
+        <w:sz w:val="20"/>
+      </w:rPr>
+    </w:lvl>
+    <w:lvl w:ilvl="7" w:tentative="1">
+      <w:start w:val="1"/>
+      <w:numFmt w:val="bullet"/>
+      <w:lvlText w:val=""/>
+      <w:lvlJc w:val="left"/>
+      <w:pPr>
+        <w:tabs>
+          <w:tab w:val="num" w:pos="5760"/>
+        </w:tabs>
+        <w:ind w:left="5760" w:hanging="360"/>
+      </w:pPr>
+      <w:rPr>
+        <w:rFonts w:ascii="Wingdings" w:hAnsi="Wingdings" w:hint="default"/>
+        <w:sz w:val="20"/>
+      </w:rPr>
+    </w:lvl>
+    <w:lvl w:ilvl="8" w:tentative="1">
+      <w:start w:val="1"/>
+      <w:numFmt w:val="bullet"/>
+      <w:lvlText w:val=""/>
+      <w:lvlJc w:val="left"/>
+      <w:pPr>
+        <w:tabs>
+          <w:tab w:val="num" w:pos="6480"/>
+        </w:tabs>
+        <w:ind w:left="6480" w:hanging="360"/>
+      </w:pPr>
+      <w:rPr>
+        <w:rFonts w:ascii="Wingdings" w:hAnsi="Wingdings" w:hint="default"/>
+        <w:sz w:val="20"/>
+      </w:rPr>
+    </w:lvl>
+  </w:abstractNum>
+  <w:abstractNum w:abstractNumId="13" w15:restartNumberingAfterBreak="0">
+    <w:nsid w:val="4B1105C4"/>
+    <w:multiLevelType w:val="multilevel"/>
+    <w:tmpl w:val="E0BAE948"/>
+    <w:lvl w:ilvl="0">
+      <w:start w:val="1"/>
+      <w:numFmt w:val="bullet"/>
+      <w:lvlText w:val=""/>
+      <w:lvlJc w:val="left"/>
+      <w:pPr>
+        <w:tabs>
+          <w:tab w:val="num" w:pos="720"/>
+        </w:tabs>
+        <w:ind w:left="720" w:hanging="360"/>
+      </w:pPr>
+      <w:rPr>
+        <w:rFonts w:ascii="Symbol" w:hAnsi="Symbol" w:hint="default"/>
+        <w:sz w:val="20"/>
+      </w:rPr>
+    </w:lvl>
+    <w:lvl w:ilvl="1" w:tentative="1">
+      <w:start w:val="1"/>
+      <w:numFmt w:val="bullet"/>
+      <w:lvlText w:val="o"/>
+      <w:lvlJc w:val="left"/>
+      <w:pPr>
+        <w:tabs>
+          <w:tab w:val="num" w:pos="1440"/>
+        </w:tabs>
+        <w:ind w:left="1440" w:hanging="360"/>
+      </w:pPr>
+      <w:rPr>
+        <w:rFonts w:ascii="Courier New" w:hAnsi="Courier New" w:hint="default"/>
+        <w:sz w:val="20"/>
+      </w:rPr>
+    </w:lvl>
+    <w:lvl w:ilvl="2" w:tentative="1">
+      <w:start w:val="1"/>
+      <w:numFmt w:val="bullet"/>
+      <w:lvlText w:val=""/>
+      <w:lvlJc w:val="left"/>
+      <w:pPr>
+        <w:tabs>
+          <w:tab w:val="num" w:pos="2160"/>
+        </w:tabs>
+        <w:ind w:left="2160" w:hanging="360"/>
+      </w:pPr>
+      <w:rPr>
+        <w:rFonts w:ascii="Wingdings" w:hAnsi="Wingdings" w:hint="default"/>
+        <w:sz w:val="20"/>
+      </w:rPr>
+    </w:lvl>
+    <w:lvl w:ilvl="3" w:tentative="1">
+      <w:start w:val="1"/>
+      <w:numFmt w:val="bullet"/>
+      <w:lvlText w:val=""/>
+      <w:lvlJc w:val="left"/>
+      <w:pPr>
+        <w:tabs>
+          <w:tab w:val="num" w:pos="2880"/>
+        </w:tabs>
+        <w:ind w:left="2880" w:hanging="360"/>
+      </w:pPr>
+      <w:rPr>
+        <w:rFonts w:ascii="Wingdings" w:hAnsi="Wingdings" w:hint="default"/>
+        <w:sz w:val="20"/>
+      </w:rPr>
+    </w:lvl>
+    <w:lvl w:ilvl="4" w:tentative="1">
+      <w:start w:val="1"/>
+      <w:numFmt w:val="bullet"/>
+      <w:lvlText w:val=""/>
+      <w:lvlJc w:val="left"/>
+      <w:pPr>
+        <w:tabs>
+          <w:tab w:val="num" w:pos="3600"/>
+        </w:tabs>
+        <w:ind w:left="3600" w:hanging="360"/>
+      </w:pPr>
+      <w:rPr>
+        <w:rFonts w:ascii="Wingdings" w:hAnsi="Wingdings" w:hint="default"/>
+        <w:sz w:val="20"/>
+      </w:rPr>
+    </w:lvl>
+    <w:lvl w:ilvl="5" w:tentative="1">
+      <w:start w:val="1"/>
+      <w:numFmt w:val="bullet"/>
+      <w:lvlText w:val=""/>
+      <w:lvlJc w:val="left"/>
+      <w:pPr>
+        <w:tabs>
+          <w:tab w:val="num" w:pos="4320"/>
+        </w:tabs>
+        <w:ind w:left="4320" w:hanging="360"/>
+      </w:pPr>
+      <w:rPr>
+        <w:rFonts w:ascii="Wingdings" w:hAnsi="Wingdings" w:hint="default"/>
+        <w:sz w:val="20"/>
+      </w:rPr>
+    </w:lvl>
+    <w:lvl w:ilvl="6" w:tentative="1">
+      <w:start w:val="1"/>
+      <w:numFmt w:val="bullet"/>
+      <w:lvlText w:val=""/>
+      <w:lvlJc w:val="left"/>
+      <w:pPr>
+        <w:tabs>
+          <w:tab w:val="num" w:pos="5040"/>
+        </w:tabs>
+        <w:ind w:left="5040" w:hanging="360"/>
+      </w:pPr>
+      <w:rPr>
+        <w:rFonts w:ascii="Wingdings" w:hAnsi="Wingdings" w:hint="default"/>
+        <w:sz w:val="20"/>
+      </w:rPr>
+    </w:lvl>
+    <w:lvl w:ilvl="7" w:tentative="1">
+      <w:start w:val="1"/>
+      <w:numFmt w:val="bullet"/>
+      <w:lvlText w:val=""/>
+      <w:lvlJc w:val="left"/>
+      <w:pPr>
+        <w:tabs>
+          <w:tab w:val="num" w:pos="5760"/>
+        </w:tabs>
+        <w:ind w:left="5760" w:hanging="360"/>
+      </w:pPr>
+      <w:rPr>
+        <w:rFonts w:ascii="Wingdings" w:hAnsi="Wingdings" w:hint="default"/>
+        <w:sz w:val="20"/>
+      </w:rPr>
+    </w:lvl>
+    <w:lvl w:ilvl="8" w:tentative="1">
+      <w:start w:val="1"/>
+      <w:numFmt w:val="bullet"/>
+      <w:lvlText w:val=""/>
+      <w:lvlJc w:val="left"/>
+      <w:pPr>
+        <w:tabs>
+          <w:tab w:val="num" w:pos="6480"/>
+        </w:tabs>
+        <w:ind w:left="6480" w:hanging="360"/>
+      </w:pPr>
+      <w:rPr>
+        <w:rFonts w:ascii="Wingdings" w:hAnsi="Wingdings" w:hint="default"/>
+        <w:sz w:val="20"/>
+      </w:rPr>
+    </w:lvl>
+  </w:abstractNum>
+  <w:abstractNum w:abstractNumId="14" w15:restartNumberingAfterBreak="0">
     <w:nsid w:val="63A759B8"/>
     <w:multiLevelType w:val="multilevel"/>
     <w:tmpl w:val="765628BE"/>
@@ -20192,7 +26216,7 @@
       </w:rPr>
     </w:lvl>
   </w:abstractNum>
-  <w:abstractNum w:abstractNumId="12" w15:restartNumberingAfterBreak="0">
+  <w:abstractNum w:abstractNumId="15" w15:restartNumberingAfterBreak="0">
     <w:nsid w:val="66935BB2"/>
     <w:multiLevelType w:val="multilevel"/>
     <w:tmpl w:val="0448C230"/>
@@ -20341,7 +26365,7 @@
       </w:rPr>
     </w:lvl>
   </w:abstractNum>
-  <w:abstractNum w:abstractNumId="13" w15:restartNumberingAfterBreak="0">
+  <w:abstractNum w:abstractNumId="16" w15:restartNumberingAfterBreak="0">
     <w:nsid w:val="7260262D"/>
     <w:multiLevelType w:val="multilevel"/>
     <w:tmpl w:val="801E7B58"/>
@@ -20491,16 +26515,16 @@
     </w:lvl>
   </w:abstractNum>
   <w:num w:numId="1" w16cid:durableId="1406759935">
-    <w:abstractNumId w:val="7"/>
+    <w:abstractNumId w:val="8"/>
   </w:num>
   <w:num w:numId="2" w16cid:durableId="1711303200">
     <w:abstractNumId w:val="5"/>
   </w:num>
   <w:num w:numId="3" w16cid:durableId="1146511294">
-    <w:abstractNumId w:val="11"/>
+    <w:abstractNumId w:val="14"/>
   </w:num>
   <w:num w:numId="4" w16cid:durableId="1052920721">
-    <w:abstractNumId w:val="11"/>
+    <w:abstractNumId w:val="14"/>
     <w:lvlOverride w:ilvl="1">
       <w:lvl w:ilvl="1">
         <w:numFmt w:val="bullet"/>
@@ -20523,10 +26547,10 @@
     <w:abstractNumId w:val="3"/>
   </w:num>
   <w:num w:numId="6" w16cid:durableId="110058730">
-    <w:abstractNumId w:val="8"/>
+    <w:abstractNumId w:val="10"/>
   </w:num>
   <w:num w:numId="7" w16cid:durableId="705718167">
-    <w:abstractNumId w:val="13"/>
+    <w:abstractNumId w:val="16"/>
   </w:num>
   <w:num w:numId="8" w16cid:durableId="1482499505">
     <w:abstractNumId w:val="1"/>
@@ -20535,7 +26559,7 @@
     <w:abstractNumId w:val="4"/>
   </w:num>
   <w:num w:numId="10" w16cid:durableId="1052116028">
-    <w:abstractNumId w:val="9"/>
+    <w:abstractNumId w:val="12"/>
   </w:num>
   <w:num w:numId="11" w16cid:durableId="1655377553">
     <w:abstractNumId w:val="6"/>
@@ -20544,13 +26568,22 @@
     <w:abstractNumId w:val="2"/>
   </w:num>
   <w:num w:numId="13" w16cid:durableId="1985742006">
-    <w:abstractNumId w:val="10"/>
+    <w:abstractNumId w:val="13"/>
   </w:num>
   <w:num w:numId="14" w16cid:durableId="529490489">
-    <w:abstractNumId w:val="12"/>
+    <w:abstractNumId w:val="15"/>
   </w:num>
   <w:num w:numId="15" w16cid:durableId="1043822464">
     <w:abstractNumId w:val="0"/>
+  </w:num>
+  <w:num w:numId="16" w16cid:durableId="1617374294">
+    <w:abstractNumId w:val="9"/>
+  </w:num>
+  <w:num w:numId="17" w16cid:durableId="156848766">
+    <w:abstractNumId w:val="7"/>
+  </w:num>
+  <w:num w:numId="18" w16cid:durableId="1421020519">
+    <w:abstractNumId w:val="11"/>
   </w:num>
 </w:numbering>
 </file>
@@ -21548,6 +27581,61 @@
     <w:uiPriority w:val="99"/>
     <w:rsid w:val="00005D24"/>
   </w:style>
+  <w:style w:type="paragraph" w:styleId="HTMLPreformatted">
+    <w:name w:val="HTML Preformatted"/>
+    <w:basedOn w:val="Normal"/>
+    <w:link w:val="HTMLPreformattedChar"/>
+    <w:uiPriority w:val="99"/>
+    <w:semiHidden/>
+    <w:unhideWhenUsed/>
+    <w:rsid w:val="00833ABA"/>
+    <w:pPr>
+      <w:spacing w:after="0" w:line="240" w:lineRule="auto"/>
+    </w:pPr>
+    <w:rPr>
+      <w:rFonts w:ascii="Consolas" w:hAnsi="Consolas"/>
+      <w:sz w:val="20"/>
+      <w:szCs w:val="20"/>
+    </w:rPr>
+  </w:style>
+  <w:style w:type="character" w:customStyle="1" w:styleId="HTMLPreformattedChar">
+    <w:name w:val="HTML Preformatted Char"/>
+    <w:basedOn w:val="DefaultParagraphFont"/>
+    <w:link w:val="HTMLPreformatted"/>
+    <w:uiPriority w:val="99"/>
+    <w:semiHidden/>
+    <w:rsid w:val="00833ABA"/>
+    <w:rPr>
+      <w:rFonts w:ascii="Consolas" w:hAnsi="Consolas"/>
+      <w:sz w:val="20"/>
+      <w:szCs w:val="20"/>
+    </w:rPr>
+  </w:style>
+  <w:style w:type="character" w:customStyle="1" w:styleId="7">
+    <w:name w:val="ͼ7"/>
+    <w:basedOn w:val="DefaultParagraphFont"/>
+    <w:rsid w:val="00833ABA"/>
+  </w:style>
+  <w:style w:type="character" w:customStyle="1" w:styleId="e">
+    <w:name w:val="ͼe"/>
+    <w:basedOn w:val="DefaultParagraphFont"/>
+    <w:rsid w:val="00833ABA"/>
+  </w:style>
+  <w:style w:type="character" w:customStyle="1" w:styleId="8">
+    <w:name w:val="ͼ8"/>
+    <w:basedOn w:val="DefaultParagraphFont"/>
+    <w:rsid w:val="00833ABA"/>
+  </w:style>
+  <w:style w:type="character" w:customStyle="1" w:styleId="b">
+    <w:name w:val="ͼb"/>
+    <w:basedOn w:val="DefaultParagraphFont"/>
+    <w:rsid w:val="00833ABA"/>
+  </w:style>
+  <w:style w:type="character" w:customStyle="1" w:styleId="c">
+    <w:name w:val="ͼc"/>
+    <w:basedOn w:val="DefaultParagraphFont"/>
+    <w:rsid w:val="00833ABA"/>
+  </w:style>
 </w:styles>
 </file>
 
